--- a/项目学习清单_20261023.docx
+++ b/项目学习清单_20261023.docx
@@ -319,133 +319,100 @@
     </w:p>
     <w:p>
       <w:pPr>
-        <w:pBdr>
-          <w:bottom w:val="single" w:sz="8" w:space="3" w:color="1F3A5F"/>
-        </w:pBdr>
-        <w:spacing w:before="320" w:after="140" w:line="240" w:lineRule="auto"/>
+        <w:spacing w:line="331" w:lineRule="auto" w:before="200" w:after="120"/>
       </w:pPr>
       <w:r>
         <w:rPr>
           <w:rFonts w:ascii="Times New Roman" w:hAnsi="Times New Roman" w:eastAsia="宋体"/>
           <w:b/>
-          <w:i w:val="0"/>
-          <w:color w:val="1F3A5F"/>
-          <w:sz w:val="30"/>
-        </w:rPr>
-        <w:t>第 0 章  全书导读：这九个章节各解决什么问题</w:t>
-      </w:r>
-    </w:p>
-    <w:p>
-      <w:pPr>
-        <w:spacing w:before="0" w:after="80" w:line="331" w:lineRule="auto"/>
-        <w:ind w:firstLine="420"/>
-      </w:pPr>
-      <w:r>
-        <w:rPr>
-          <w:rFonts w:ascii="Times New Roman" w:hAnsi="Times New Roman" w:eastAsia="宋体"/>
-          <w:b w:val="0"/>
-          <w:i w:val="0"/>
-          <w:sz w:val="21"/>
-        </w:rPr>
-        <w:t>这份清单不是教科书，是「这个项目用到的那部分知识」。所以不按学科顺序排，按「你会被问什么、你需要看懂哪一层」排。</w:t>
-      </w:r>
-      <w:r>
-        <w:rPr>
-          <w:rFonts w:ascii="Times New Roman" w:hAnsi="Times New Roman" w:eastAsia="宋体"/>
-          <w:b/>
-          <w:i w:val="0"/>
-          <w:sz w:val="21"/>
-        </w:rPr>
-        <w:t>读之前先看这一章，知道自己现在在哪、还差什么。</w:t>
-      </w:r>
-    </w:p>
-    <w:p>
-      <w:pPr>
-        <w:spacing w:before="200" w:after="80" w:line="240" w:lineRule="auto"/>
-      </w:pPr>
-      <w:r>
-        <w:rPr>
-          <w:rFonts w:ascii="Times New Roman" w:hAnsi="Times New Roman" w:eastAsia="宋体"/>
-          <w:b/>
-          <w:i w:val="0"/>
           <w:color w:val="2E5C8A"/>
           <w:sz w:val="25"/>
         </w:rPr>
-        <w:t>0.1 九章的分工</w:t>
+        <w:t xml:space="preserve">术语速查表（看不懂哪个词就回来查）</w:t>
+      </w:r>
+    </w:p>
+    <w:p>
+      <w:pPr>
+        <w:spacing w:line="331" w:lineRule="auto" w:before="0" w:after="120"/>
+        <w:ind w:firstLine="420"/>
+      </w:pPr>
+      <w:r>
+        <w:rPr>
+          <w:rFonts w:ascii="Times New Roman" w:hAnsi="Times New Roman" w:eastAsia="宋体"/>
+          <w:sz w:val="21"/>
+        </w:rPr>
+        <w:t xml:space="preserve">下面这些词在正文里第一次出现时我会顺手解释一句，但如果读到一半卡住了，回来扫一眼这张表最快。按「它会出现在哪一章」大概排的序，不用背，混个眼熟就行。</w:t>
       </w:r>
     </w:p>
     <w:tbl>
       <w:tblPr>
         <w:tblStyle w:val="TableGrid"/>
-        <w:tblW w:type="dxa" w:w="9124"/>
+        <w:tblW w:type="dxa" w:w="9071"/>
         <w:jc w:val="center"/>
         <w:tblLayout w:type="fixed"/>
         <w:tblLayout w:type="fixed"/>
         <w:tblLook w:firstColumn="1" w:firstRow="1" w:lastColumn="0" w:lastRow="0" w:noHBand="0" w:noVBand="1" w:val="04A0"/>
       </w:tblPr>
       <w:tblGrid>
-        <w:gridCol w:w="439"/>
-        <w:gridCol w:w="2308"/>
-        <w:gridCol w:w="6377"/>
+        <w:gridCol w:w="1474"/>
+        <w:gridCol w:w="1474"/>
+        <w:gridCol w:w="6123"/>
       </w:tblGrid>
       <w:tr>
         <w:tc>
           <w:tcPr>
-            <w:tcW w:type="dxa" w:w="439"/>
-          </w:tcPr>
-          <w:p>
-            <w:pPr>
-              <w:shd w:val="clear" w:color="auto" w:fill="E8EEF6"/>
-              <w:spacing w:before="20" w:after="20" w:line="288" w:lineRule="auto"/>
+            <w:tcW w:type="dxa" w:w="1474"/>
+            <w:shd w:val="clear" w:color="auto" w:fill="E8EEF6"/>
+          </w:tcPr>
+          <w:p>
+            <w:pPr>
+              <w:jc w:val="center"/>
             </w:pPr>
             <w:r>
               <w:rPr>
                 <w:rFonts w:ascii="Times New Roman" w:hAnsi="Times New Roman" w:eastAsia="宋体"/>
                 <w:b/>
-                <w:i w:val="0"/>
-                <w:sz w:val="17"/>
-              </w:rPr>
-              <w:t>章</w:t>
-            </w:r>
-          </w:p>
-        </w:tc>
-        <w:tc>
-          <w:tcPr>
-            <w:tcW w:type="dxa" w:w="2308"/>
-          </w:tcPr>
-          <w:p>
-            <w:pPr>
-              <w:shd w:val="clear" w:color="auto" w:fill="E8EEF6"/>
-              <w:spacing w:before="20" w:after="20" w:line="288" w:lineRule="auto"/>
+                <w:sz w:val="18"/>
+              </w:rPr>
+              <w:t>术语</w:t>
+            </w:r>
+          </w:p>
+        </w:tc>
+        <w:tc>
+          <w:tcPr>
+            <w:tcW w:type="dxa" w:w="1474"/>
+            <w:shd w:val="clear" w:color="auto" w:fill="E8EEF6"/>
+          </w:tcPr>
+          <w:p>
+            <w:pPr>
+              <w:jc w:val="center"/>
             </w:pPr>
             <w:r>
               <w:rPr>
                 <w:rFonts w:ascii="Times New Roman" w:hAnsi="Times New Roman" w:eastAsia="宋体"/>
                 <w:b/>
-                <w:i w:val="0"/>
-                <w:sz w:val="17"/>
-              </w:rPr>
-              <w:t>解决什么问题</w:t>
-            </w:r>
-          </w:p>
-        </w:tc>
-        <w:tc>
-          <w:tcPr>
-            <w:tcW w:type="dxa" w:w="6377"/>
-          </w:tcPr>
-          <w:p>
-            <w:pPr>
-              <w:shd w:val="clear" w:color="auto" w:fill="E8EEF6"/>
-              <w:spacing w:before="20" w:after="20" w:line="288" w:lineRule="auto"/>
+                <w:sz w:val="18"/>
+              </w:rPr>
+              <w:t>出现在哪</w:t>
+            </w:r>
+          </w:p>
+        </w:tc>
+        <w:tc>
+          <w:tcPr>
+            <w:tcW w:type="dxa" w:w="6123"/>
+            <w:shd w:val="clear" w:color="auto" w:fill="E8EEF6"/>
+          </w:tcPr>
+          <w:p>
+            <w:pPr>
+              <w:jc w:val="center"/>
             </w:pPr>
             <w:r>
               <w:rPr>
                 <w:rFonts w:ascii="Times New Roman" w:hAnsi="Times New Roman" w:eastAsia="宋体"/>
                 <w:b/>
-                <w:i w:val="0"/>
-                <w:sz w:val="17"/>
-              </w:rPr>
-              <w:t>读完你应该能做到</w:t>
+                <w:sz w:val="18"/>
+              </w:rPr>
+              <w:t>一句话解释</w:t>
             </w:r>
           </w:p>
         </w:tc>
@@ -453,58 +420,47 @@
       <w:tr>
         <w:tc>
           <w:tcPr>
-            <w:tcW w:type="dxa" w:w="439"/>
-          </w:tcPr>
-          <w:p>
-            <w:pPr>
-              <w:spacing w:before="20" w:after="20" w:line="288" w:lineRule="auto"/>
-            </w:pPr>
+            <w:tcW w:type="dxa" w:w="1474"/>
+          </w:tcPr>
+          <w:p>
             <w:r>
               <w:rPr>
                 <w:rFonts w:ascii="Times New Roman" w:hAnsi="Times New Roman" w:eastAsia="宋体"/>
                 <w:b/>
-                <w:i w:val="0"/>
-                <w:sz w:val="17"/>
-              </w:rPr>
-              <w:t>1</w:t>
-            </w:r>
-          </w:p>
-        </w:tc>
-        <w:tc>
-          <w:tcPr>
-            <w:tcW w:type="dxa" w:w="2308"/>
-          </w:tcPr>
-          <w:p>
-            <w:pPr>
-              <w:spacing w:before="20" w:after="20" w:line="288" w:lineRule="auto"/>
-            </w:pPr>
-            <w:r>
-              <w:rPr>
-                <w:rFonts w:ascii="Times New Roman" w:hAnsi="Times New Roman" w:eastAsia="宋体"/>
-                <w:b w:val="0"/>
-                <w:i w:val="0"/>
-                <w:sz w:val="17"/>
-              </w:rPr>
-              <w:t>资源与工具链</w:t>
-            </w:r>
-          </w:p>
-        </w:tc>
-        <w:tc>
-          <w:tcPr>
-            <w:tcW w:type="dxa" w:w="6377"/>
-          </w:tcPr>
-          <w:p>
-            <w:pPr>
-              <w:spacing w:before="20" w:after="20" w:line="288" w:lineRule="auto"/>
-            </w:pPr>
-            <w:r>
-              <w:rPr>
-                <w:rFonts w:ascii="Times New Roman" w:hAnsi="Times New Roman" w:eastAsia="宋体"/>
-                <w:b w:val="0"/>
-                <w:i w:val="0"/>
-                <w:sz w:val="17"/>
-              </w:rPr>
-              <w:t>说出五个资源数字，背出四条构建成功判据</w:t>
+                <w:sz w:val="18"/>
+              </w:rPr>
+              <w:t xml:space="preserve">RTL</w:t>
+            </w:r>
+          </w:p>
+        </w:tc>
+        <w:tc>
+          <w:tcPr>
+            <w:tcW w:type="dxa" w:w="1474"/>
+          </w:tcPr>
+          <w:p>
+            <w:pPr>
+              <w:jc w:val="center"/>
+            </w:pPr>
+            <w:r>
+              <w:rPr>
+                <w:rFonts w:ascii="Times New Roman" w:hAnsi="Times New Roman" w:eastAsia="宋体"/>
+                <w:sz w:val="18"/>
+              </w:rPr>
+              <w:t xml:space="preserve">第 1 章</w:t>
+            </w:r>
+          </w:p>
+        </w:tc>
+        <w:tc>
+          <w:tcPr>
+            <w:tcW w:type="dxa" w:w="6123"/>
+          </w:tcPr>
+          <w:p>
+            <w:r>
+              <w:rPr>
+                <w:rFonts w:ascii="Times New Roman" w:hAnsi="Times New Roman" w:eastAsia="宋体"/>
+                <w:sz w:val="18"/>
+              </w:rPr>
+              <w:t xml:space="preserve">用 Verilog 写出来的、能被综合成电路的那一层代码；不是 C 程序，是描述线路连法。</w:t>
             </w:r>
           </w:p>
         </w:tc>
@@ -512,58 +468,47 @@
       <w:tr>
         <w:tc>
           <w:tcPr>
-            <w:tcW w:type="dxa" w:w="439"/>
-          </w:tcPr>
-          <w:p>
-            <w:pPr>
-              <w:spacing w:before="20" w:after="20" w:line="288" w:lineRule="auto"/>
-            </w:pPr>
+            <w:tcW w:type="dxa" w:w="1474"/>
+          </w:tcPr>
+          <w:p>
             <w:r>
               <w:rPr>
                 <w:rFonts w:ascii="Times New Roman" w:hAnsi="Times New Roman" w:eastAsia="宋体"/>
                 <w:b/>
-                <w:i w:val="0"/>
-                <w:sz w:val="17"/>
-              </w:rPr>
-              <w:t>2</w:t>
-            </w:r>
-          </w:p>
-        </w:tc>
-        <w:tc>
-          <w:tcPr>
-            <w:tcW w:type="dxa" w:w="2308"/>
-          </w:tcPr>
-          <w:p>
-            <w:pPr>
-              <w:spacing w:before="20" w:after="20" w:line="288" w:lineRule="auto"/>
-            </w:pPr>
-            <w:r>
-              <w:rPr>
-                <w:rFonts w:ascii="Times New Roman" w:hAnsi="Times New Roman" w:eastAsia="宋体"/>
-                <w:b w:val="0"/>
-                <w:i w:val="0"/>
-                <w:sz w:val="17"/>
-              </w:rPr>
-              <w:t>视频数据通路</w:t>
-            </w:r>
-          </w:p>
-        </w:tc>
-        <w:tc>
-          <w:tcPr>
-            <w:tcW w:type="dxa" w:w="6377"/>
-          </w:tcPr>
-          <w:p>
-            <w:pPr>
-              <w:spacing w:before="20" w:after="20" w:line="288" w:lineRule="auto"/>
-            </w:pPr>
-            <w:r>
-              <w:rPr>
-                <w:rFonts w:ascii="Times New Roman" w:hAnsi="Times New Roman" w:eastAsia="宋体"/>
-                <w:b w:val="0"/>
-                <w:i w:val="0"/>
-                <w:sz w:val="17"/>
-              </w:rPr>
-              <w:t>按顺序说出 13 个模块，解释一拍 4 个像素</w:t>
+                <w:sz w:val="18"/>
+              </w:rPr>
+              <w:t xml:space="preserve">综合（syn）</w:t>
+            </w:r>
+          </w:p>
+        </w:tc>
+        <w:tc>
+          <w:tcPr>
+            <w:tcW w:type="dxa" w:w="1474"/>
+          </w:tcPr>
+          <w:p>
+            <w:pPr>
+              <w:jc w:val="center"/>
+            </w:pPr>
+            <w:r>
+              <w:rPr>
+                <w:rFonts w:ascii="Times New Roman" w:hAnsi="Times New Roman" w:eastAsia="宋体"/>
+                <w:sz w:val="18"/>
+              </w:rPr>
+              <w:t xml:space="preserve">第 1 章</w:t>
+            </w:r>
+          </w:p>
+        </w:tc>
+        <w:tc>
+          <w:tcPr>
+            <w:tcW w:type="dxa" w:w="6123"/>
+          </w:tcPr>
+          <w:p>
+            <w:r>
+              <w:rPr>
+                <w:rFonts w:ascii="Times New Roman" w:hAnsi="Times New Roman" w:eastAsia="宋体"/>
+                <w:sz w:val="18"/>
+              </w:rPr>
+              <w:t xml:space="preserve">把 Verilog 翻译成「用哪些逻辑单元、怎么连」的网表，相当于把图纸变成零件清单。</w:t>
             </w:r>
           </w:p>
         </w:tc>
@@ -571,58 +516,47 @@
       <w:tr>
         <w:tc>
           <w:tcPr>
-            <w:tcW w:type="dxa" w:w="439"/>
-          </w:tcPr>
-          <w:p>
-            <w:pPr>
-              <w:spacing w:before="20" w:after="20" w:line="288" w:lineRule="auto"/>
-            </w:pPr>
+            <w:tcW w:type="dxa" w:w="1474"/>
+          </w:tcPr>
+          <w:p>
             <w:r>
               <w:rPr>
                 <w:rFonts w:ascii="Times New Roman" w:hAnsi="Times New Roman" w:eastAsia="宋体"/>
                 <w:b/>
-                <w:i w:val="0"/>
-                <w:sz w:val="17"/>
-              </w:rPr>
-              <w:t>3</w:t>
-            </w:r>
-          </w:p>
-        </w:tc>
-        <w:tc>
-          <w:tcPr>
-            <w:tcW w:type="dxa" w:w="2308"/>
-          </w:tcPr>
-          <w:p>
-            <w:pPr>
-              <w:spacing w:before="20" w:after="20" w:line="288" w:lineRule="auto"/>
-            </w:pPr>
-            <w:r>
-              <w:rPr>
-                <w:rFonts w:ascii="Times New Roman" w:hAnsi="Times New Roman" w:eastAsia="宋体"/>
-                <w:b w:val="0"/>
-                <w:i w:val="0"/>
-                <w:sz w:val="17"/>
-              </w:rPr>
-              <w:t>ISP 六个环节</w:t>
-            </w:r>
-          </w:p>
-        </w:tc>
-        <w:tc>
-          <w:tcPr>
-            <w:tcW w:type="dxa" w:w="6377"/>
-          </w:tcPr>
-          <w:p>
-            <w:pPr>
-              <w:spacing w:before="20" w:after="20" w:line="288" w:lineRule="auto"/>
-            </w:pPr>
-            <w:r>
-              <w:rPr>
-                <w:rFonts w:ascii="Times New Roman" w:hAnsi="Times New Roman" w:eastAsia="宋体"/>
-                <w:b w:val="0"/>
-                <w:i w:val="0"/>
-                <w:sz w:val="17"/>
-              </w:rPr>
-              <w:t>讲清黑电平、去马赛克、白平衡、暗角、AE、S 曲线各自解决什么</w:t>
+                <w:sz w:val="18"/>
+              </w:rPr>
+              <w:t xml:space="preserve">布线（phy）</w:t>
+            </w:r>
+          </w:p>
+        </w:tc>
+        <w:tc>
+          <w:tcPr>
+            <w:tcW w:type="dxa" w:w="1474"/>
+          </w:tcPr>
+          <w:p>
+            <w:pPr>
+              <w:jc w:val="center"/>
+            </w:pPr>
+            <w:r>
+              <w:rPr>
+                <w:rFonts w:ascii="Times New Roman" w:hAnsi="Times New Roman" w:eastAsia="宋体"/>
+                <w:sz w:val="18"/>
+              </w:rPr>
+              <w:t xml:space="preserve">第 1 章</w:t>
+            </w:r>
+          </w:p>
+        </w:tc>
+        <w:tc>
+          <w:tcPr>
+            <w:tcW w:type="dxa" w:w="6123"/>
+          </w:tcPr>
+          <w:p>
+            <w:r>
+              <w:rPr>
+                <w:rFonts w:ascii="Times New Roman" w:hAnsi="Times New Roman" w:eastAsia="宋体"/>
+                <w:sz w:val="18"/>
+              </w:rPr>
+              <w:t xml:space="preserve">把网表里的单元真正摆到芯片上并连好线，两步合起来才出能烧的比特流。</w:t>
             </w:r>
           </w:p>
         </w:tc>
@@ -630,58 +564,47 @@
       <w:tr>
         <w:tc>
           <w:tcPr>
-            <w:tcW w:type="dxa" w:w="439"/>
-          </w:tcPr>
-          <w:p>
-            <w:pPr>
-              <w:spacing w:before="20" w:after="20" w:line="288" w:lineRule="auto"/>
-            </w:pPr>
+            <w:tcW w:type="dxa" w:w="1474"/>
+          </w:tcPr>
+          <w:p>
             <w:r>
               <w:rPr>
                 <w:rFonts w:ascii="Times New Roman" w:hAnsi="Times New Roman" w:eastAsia="宋体"/>
                 <w:b/>
-                <w:i w:val="0"/>
-                <w:sz w:val="17"/>
-              </w:rPr>
-              <w:t>4</w:t>
-            </w:r>
-          </w:p>
-        </w:tc>
-        <w:tc>
-          <w:tcPr>
-            <w:tcW w:type="dxa" w:w="2308"/>
-          </w:tcPr>
-          <w:p>
-            <w:pPr>
-              <w:spacing w:before="20" w:after="20" w:line="288" w:lineRule="auto"/>
-            </w:pPr>
-            <w:r>
-              <w:rPr>
-                <w:rFonts w:ascii="Times New Roman" w:hAnsi="Times New Roman" w:eastAsia="宋体"/>
-                <w:b w:val="0"/>
-                <w:i w:val="0"/>
-                <w:sz w:val="17"/>
-              </w:rPr>
-              <w:t>定点数与查表</w:t>
-            </w:r>
-          </w:p>
-        </w:tc>
-        <w:tc>
-          <w:tcPr>
-            <w:tcW w:type="dxa" w:w="6377"/>
-          </w:tcPr>
-          <w:p>
-            <w:pPr>
-              <w:spacing w:before="20" w:after="20" w:line="288" w:lineRule="auto"/>
-            </w:pPr>
-            <w:r>
-              <w:rPr>
-                <w:rFonts w:ascii="Times New Roman" w:hAnsi="Times New Roman" w:eastAsia="宋体"/>
-                <w:b w:val="0"/>
-                <w:i w:val="0"/>
-                <w:sz w:val="17"/>
-              </w:rPr>
-              <w:t>解释为什么不用乘法器，讲一个位宽 bug</w:t>
+                <w:sz w:val="18"/>
+              </w:rPr>
+              <w:t xml:space="preserve">比特流（.bit）</w:t>
+            </w:r>
+          </w:p>
+        </w:tc>
+        <w:tc>
+          <w:tcPr>
+            <w:tcW w:type="dxa" w:w="1474"/>
+          </w:tcPr>
+          <w:p>
+            <w:pPr>
+              <w:jc w:val="center"/>
+            </w:pPr>
+            <w:r>
+              <w:rPr>
+                <w:rFonts w:ascii="Times New Roman" w:hAnsi="Times New Roman" w:eastAsia="宋体"/>
+                <w:sz w:val="18"/>
+              </w:rPr>
+              <w:t xml:space="preserve">第 1 章</w:t>
+            </w:r>
+          </w:p>
+        </w:tc>
+        <w:tc>
+          <w:tcPr>
+            <w:tcW w:type="dxa" w:w="6123"/>
+          </w:tcPr>
+          <w:p>
+            <w:r>
+              <w:rPr>
+                <w:rFonts w:ascii="Times New Roman" w:hAnsi="Times New Roman" w:eastAsia="宋体"/>
+                <w:sz w:val="18"/>
+              </w:rPr>
+              <w:t xml:space="preserve">烧进 FPGA 的那串配置位；本工程固定 1 789 539 字节，所以只能比 md5 判断版本。</w:t>
             </w:r>
           </w:p>
         </w:tc>
@@ -689,58 +612,47 @@
       <w:tr>
         <w:tc>
           <w:tcPr>
-            <w:tcW w:type="dxa" w:w="439"/>
-          </w:tcPr>
-          <w:p>
-            <w:pPr>
-              <w:spacing w:before="20" w:after="20" w:line="288" w:lineRule="auto"/>
-            </w:pPr>
+            <w:tcW w:type="dxa" w:w="1474"/>
+          </w:tcPr>
+          <w:p>
             <w:r>
               <w:rPr>
                 <w:rFonts w:ascii="Times New Roman" w:hAnsi="Times New Roman" w:eastAsia="宋体"/>
                 <w:b/>
-                <w:i w:val="0"/>
-                <w:sz w:val="17"/>
-              </w:rPr>
-              <w:t>5</w:t>
-            </w:r>
-          </w:p>
-        </w:tc>
-        <w:tc>
-          <w:tcPr>
-            <w:tcW w:type="dxa" w:w="2308"/>
-          </w:tcPr>
-          <w:p>
-            <w:pPr>
-              <w:spacing w:before="20" w:after="20" w:line="288" w:lineRule="auto"/>
-            </w:pPr>
-            <w:r>
-              <w:rPr>
-                <w:rFonts w:ascii="Times New Roman" w:hAnsi="Times New Roman" w:eastAsia="宋体"/>
-                <w:b w:val="0"/>
-                <w:i w:val="0"/>
-                <w:sz w:val="17"/>
-              </w:rPr>
-              <w:t>时序与跨时钟域</w:t>
-            </w:r>
-          </w:p>
-        </w:tc>
-        <w:tc>
-          <w:tcPr>
-            <w:tcW w:type="dxa" w:w="6377"/>
-          </w:tcPr>
-          <w:p>
-            <w:pPr>
-              <w:spacing w:before="20" w:after="20" w:line="288" w:lineRule="auto"/>
-            </w:pPr>
-            <w:r>
-              <w:rPr>
-                <w:rFonts w:ascii="Times New Roman" w:hAnsi="Times New Roman" w:eastAsia="宋体"/>
-                <w:b w:val="0"/>
-                <w:i w:val="0"/>
-                <w:sz w:val="17"/>
-              </w:rPr>
-              <w:t>说出五个时钟域，解释单 bit 翻转凭什么能跨域</w:t>
+                <w:sz w:val="18"/>
+              </w:rPr>
+              <w:t xml:space="preserve">LUT / LUT6</w:t>
+            </w:r>
+          </w:p>
+        </w:tc>
+        <w:tc>
+          <w:tcPr>
+            <w:tcW w:type="dxa" w:w="1474"/>
+          </w:tcPr>
+          <w:p>
+            <w:pPr>
+              <w:jc w:val="center"/>
+            </w:pPr>
+            <w:r>
+              <w:rPr>
+                <w:rFonts w:ascii="Times New Roman" w:hAnsi="Times New Roman" w:eastAsia="宋体"/>
+                <w:sz w:val="18"/>
+              </w:rPr>
+              <w:t xml:space="preserve">第 1 章</w:t>
+            </w:r>
+          </w:p>
+        </w:tc>
+        <w:tc>
+          <w:tcPr>
+            <w:tcW w:type="dxa" w:w="6123"/>
+          </w:tcPr>
+          <w:p>
+            <w:r>
+              <w:rPr>
+                <w:rFonts w:ascii="Times New Roman" w:hAnsi="Times New Roman" w:eastAsia="宋体"/>
+                <w:sz w:val="18"/>
+              </w:rPr>
+              <w:t xml:space="preserve">芯片里最小的可编程查找表，一个 LUT6 能实现任意 6 输入 1 输出的逻辑；我们用了 16 400 个。</w:t>
             </w:r>
           </w:p>
         </w:tc>
@@ -748,58 +660,47 @@
       <w:tr>
         <w:tc>
           <w:tcPr>
-            <w:tcW w:type="dxa" w:w="439"/>
-          </w:tcPr>
-          <w:p>
-            <w:pPr>
-              <w:spacing w:before="20" w:after="20" w:line="288" w:lineRule="auto"/>
-            </w:pPr>
+            <w:tcW w:type="dxa" w:w="1474"/>
+          </w:tcPr>
+          <w:p>
             <w:r>
               <w:rPr>
                 <w:rFonts w:ascii="Times New Roman" w:hAnsi="Times New Roman" w:eastAsia="宋体"/>
                 <w:b/>
-                <w:i w:val="0"/>
-                <w:sz w:val="17"/>
-              </w:rPr>
-              <w:t>6</w:t>
-            </w:r>
-          </w:p>
-        </w:tc>
-        <w:tc>
-          <w:tcPr>
-            <w:tcW w:type="dxa" w:w="2308"/>
-          </w:tcPr>
-          <w:p>
-            <w:pPr>
-              <w:spacing w:before="20" w:after="20" w:line="288" w:lineRule="auto"/>
-            </w:pPr>
-            <w:r>
-              <w:rPr>
-                <w:rFonts w:ascii="Times New Roman" w:hAnsi="Times New Roman" w:eastAsia="宋体"/>
-                <w:b w:val="0"/>
-                <w:i w:val="0"/>
-                <w:sz w:val="17"/>
-              </w:rPr>
-              <w:t>自研图像算法</w:t>
-            </w:r>
-          </w:p>
-        </w:tc>
-        <w:tc>
-          <w:tcPr>
-            <w:tcW w:type="dxa" w:w="6377"/>
-          </w:tcPr>
-          <w:p>
-            <w:pPr>
-              <w:spacing w:before="20" w:after="20" w:line="288" w:lineRule="auto"/>
-            </w:pPr>
-            <w:r>
-              <w:rPr>
-                <w:rFonts w:ascii="Times New Roman" w:hAnsi="Times New Roman" w:eastAsia="宋体"/>
-                <w:b w:val="0"/>
-                <w:i w:val="0"/>
-                <w:sz w:val="17"/>
-              </w:rPr>
-              <w:t>解释 144 字节、两帧确认、孤立块滤除各是什么</w:t>
+                <w:sz w:val="18"/>
+              </w:rPr>
+              <w:t xml:space="preserve">DFF / 寄存器</w:t>
+            </w:r>
+          </w:p>
+        </w:tc>
+        <w:tc>
+          <w:tcPr>
+            <w:tcW w:type="dxa" w:w="1474"/>
+          </w:tcPr>
+          <w:p>
+            <w:pPr>
+              <w:jc w:val="center"/>
+            </w:pPr>
+            <w:r>
+              <w:rPr>
+                <w:rFonts w:ascii="Times New Roman" w:hAnsi="Times New Roman" w:eastAsia="宋体"/>
+                <w:sz w:val="18"/>
+              </w:rPr>
+              <w:t xml:space="preserve">第 1 章</w:t>
+            </w:r>
+          </w:p>
+        </w:tc>
+        <w:tc>
+          <w:tcPr>
+            <w:tcW w:type="dxa" w:w="6123"/>
+          </w:tcPr>
+          <w:p>
+            <w:r>
+              <w:rPr>
+                <w:rFonts w:ascii="Times New Roman" w:hAnsi="Times New Roman" w:eastAsia="宋体"/>
+                <w:sz w:val="18"/>
+              </w:rPr>
+              <w:t xml:space="preserve">存 1 bit 的触发器，代表「记忆」；我们用了 12 092 个。流水线每打一拍就多一批 DFF。</w:t>
             </w:r>
           </w:p>
         </w:tc>
@@ -807,58 +708,47 @@
       <w:tr>
         <w:tc>
           <w:tcPr>
-            <w:tcW w:type="dxa" w:w="439"/>
-          </w:tcPr>
-          <w:p>
-            <w:pPr>
-              <w:spacing w:before="20" w:after="20" w:line="288" w:lineRule="auto"/>
-            </w:pPr>
+            <w:tcW w:type="dxa" w:w="1474"/>
+          </w:tcPr>
+          <w:p>
             <w:r>
               <w:rPr>
                 <w:rFonts w:ascii="Times New Roman" w:hAnsi="Times New Roman" w:eastAsia="宋体"/>
                 <w:b/>
-                <w:i w:val="0"/>
-                <w:sz w:val="17"/>
-              </w:rPr>
-              <w:t>7</w:t>
-            </w:r>
-          </w:p>
-        </w:tc>
-        <w:tc>
-          <w:tcPr>
-            <w:tcW w:type="dxa" w:w="2308"/>
-          </w:tcPr>
-          <w:p>
-            <w:pPr>
-              <w:spacing w:before="20" w:after="20" w:line="288" w:lineRule="auto"/>
-            </w:pPr>
-            <w:r>
-              <w:rPr>
-                <w:rFonts w:ascii="Times New Roman" w:hAnsi="Times New Roman" w:eastAsia="宋体"/>
-                <w:b w:val="0"/>
-                <w:i w:val="0"/>
-                <w:sz w:val="17"/>
-              </w:rPr>
-              <w:t>OSD</w:t>
-            </w:r>
-          </w:p>
-        </w:tc>
-        <w:tc>
-          <w:tcPr>
-            <w:tcW w:type="dxa" w:w="6377"/>
-          </w:tcPr>
-          <w:p>
-            <w:pPr>
-              <w:spacing w:before="20" w:after="20" w:line="288" w:lineRule="auto"/>
-            </w:pPr>
-            <w:r>
-              <w:rPr>
-                <w:rFonts w:ascii="Times New Roman" w:hAnsi="Times New Roman" w:eastAsia="宋体"/>
-                <w:b w:val="0"/>
-                <w:i w:val="0"/>
-                <w:sz w:val="17"/>
-              </w:rPr>
-              <w:t>说出八层内容，解释内部坐标与屏幕坐标的关系</w:t>
+                <w:sz w:val="18"/>
+              </w:rPr>
+              <w:t xml:space="preserve">ERAM</w:t>
+            </w:r>
+          </w:p>
+        </w:tc>
+        <w:tc>
+          <w:tcPr>
+            <w:tcW w:type="dxa" w:w="1474"/>
+          </w:tcPr>
+          <w:p>
+            <w:pPr>
+              <w:jc w:val="center"/>
+            </w:pPr>
+            <w:r>
+              <w:rPr>
+                <w:rFonts w:ascii="Times New Roman" w:hAnsi="Times New Roman" w:eastAsia="宋体"/>
+                <w:sz w:val="18"/>
+              </w:rPr>
+              <w:t xml:space="preserve">第 1 章</w:t>
+            </w:r>
+          </w:p>
+        </w:tc>
+        <w:tc>
+          <w:tcPr>
+            <w:tcW w:type="dxa" w:w="6123"/>
+          </w:tcPr>
+          <w:p>
+            <w:r>
+              <w:rPr>
+                <w:rFonts w:ascii="Times New Roman" w:hAnsi="Times New Roman" w:eastAsia="宋体"/>
+                <w:sz w:val="18"/>
+              </w:rPr>
+              <w:t xml:space="preserve">芯片里成块的片上存储器（每块 20 Kbit），用来放查找表或行缓存；共 108 块，我们用 51 块。</w:t>
             </w:r>
           </w:p>
         </w:tc>
@@ -866,58 +756,47 @@
       <w:tr>
         <w:tc>
           <w:tcPr>
-            <w:tcW w:type="dxa" w:w="439"/>
-          </w:tcPr>
-          <w:p>
-            <w:pPr>
-              <w:spacing w:before="20" w:after="20" w:line="288" w:lineRule="auto"/>
-            </w:pPr>
+            <w:tcW w:type="dxa" w:w="1474"/>
+          </w:tcPr>
+          <w:p>
             <w:r>
               <w:rPr>
                 <w:rFonts w:ascii="Times New Roman" w:hAnsi="Times New Roman" w:eastAsia="宋体"/>
                 <w:b/>
-                <w:i w:val="0"/>
-                <w:sz w:val="17"/>
-              </w:rPr>
-              <w:t>8</w:t>
-            </w:r>
-          </w:p>
-        </w:tc>
-        <w:tc>
-          <w:tcPr>
-            <w:tcW w:type="dxa" w:w="2308"/>
-          </w:tcPr>
-          <w:p>
-            <w:pPr>
-              <w:spacing w:before="20" w:after="20" w:line="288" w:lineRule="auto"/>
-            </w:pPr>
-            <w:r>
-              <w:rPr>
-                <w:rFonts w:ascii="Times New Roman" w:hAnsi="Times New Roman" w:eastAsia="宋体"/>
-                <w:b w:val="0"/>
-                <w:i w:val="0"/>
-                <w:sz w:val="17"/>
-              </w:rPr>
-              <w:t>工程方法与调试</w:t>
-            </w:r>
-          </w:p>
-        </w:tc>
-        <w:tc>
-          <w:tcPr>
-            <w:tcW w:type="dxa" w:w="6377"/>
-          </w:tcPr>
-          <w:p>
-            <w:pPr>
-              <w:spacing w:before="20" w:after="20" w:line="288" w:lineRule="auto"/>
-            </w:pPr>
-            <w:r>
-              <w:rPr>
-                <w:rFonts w:ascii="Times New Roman" w:hAnsi="Times New Roman" w:eastAsia="宋体"/>
-                <w:b w:val="0"/>
-                <w:i w:val="0"/>
-                <w:sz w:val="17"/>
-              </w:rPr>
-              <w:t>背出四条判据，说出「假成功」的三种形态</w:t>
+                <w:sz w:val="18"/>
+              </w:rPr>
+              <w:t xml:space="preserve">DSP</w:t>
+            </w:r>
+          </w:p>
+        </w:tc>
+        <w:tc>
+          <w:tcPr>
+            <w:tcW w:type="dxa" w:w="1474"/>
+          </w:tcPr>
+          <w:p>
+            <w:pPr>
+              <w:jc w:val="center"/>
+            </w:pPr>
+            <w:r>
+              <w:rPr>
+                <w:rFonts w:ascii="Times New Roman" w:hAnsi="Times New Roman" w:eastAsia="宋体"/>
+                <w:sz w:val="18"/>
+              </w:rPr>
+              <w:t xml:space="preserve">第 1 章</w:t>
+            </w:r>
+          </w:p>
+        </w:tc>
+        <w:tc>
+          <w:tcPr>
+            <w:tcW w:type="dxa" w:w="6123"/>
+          </w:tcPr>
+          <w:p>
+            <w:r>
+              <w:rPr>
+                <w:rFonts w:ascii="Times New Roman" w:hAnsi="Times New Roman" w:eastAsia="宋体"/>
+                <w:sz w:val="18"/>
+              </w:rPr>
+              <w:t xml:space="preserve">芯片里专门做乘法的硬核；共 40 个，我们用 10 个。乘法很贵，所以能移位就移位。</w:t>
             </w:r>
           </w:p>
         </w:tc>
@@ -925,16 +804,1615 @@
       <w:tr>
         <w:tc>
           <w:tcPr>
-            <w:tcW w:type="dxa" w:w="439"/>
-          </w:tcPr>
-          <w:p>
-            <w:pPr>
-              <w:spacing w:before="20" w:after="20" w:line="288" w:lineRule="auto"/>
-            </w:pPr>
+            <w:tcW w:type="dxa" w:w="1474"/>
+          </w:tcPr>
+          <w:p>
             <w:r>
               <w:rPr>
                 <w:rFonts w:ascii="Times New Roman" w:hAnsi="Times New Roman" w:eastAsia="宋体"/>
                 <w:b/>
+                <w:sz w:val="18"/>
+              </w:rPr>
+              <w:t xml:space="preserve">Slice</w:t>
+            </w:r>
+          </w:p>
+        </w:tc>
+        <w:tc>
+          <w:tcPr>
+            <w:tcW w:type="dxa" w:w="1474"/>
+          </w:tcPr>
+          <w:p>
+            <w:pPr>
+              <w:jc w:val="center"/>
+            </w:pPr>
+            <w:r>
+              <w:rPr>
+                <w:rFonts w:ascii="Times New Roman" w:hAnsi="Times New Roman" w:eastAsia="宋体"/>
+                <w:sz w:val="18"/>
+              </w:rPr>
+              <w:t xml:space="preserve">第 1 章</w:t>
+            </w:r>
+          </w:p>
+        </w:tc>
+        <w:tc>
+          <w:tcPr>
+            <w:tcW w:type="dxa" w:w="6123"/>
+          </w:tcPr>
+          <w:p>
+            <w:r>
+              <w:rPr>
+                <w:rFonts w:ascii="Times New Roman" w:hAnsi="Times New Roman" w:eastAsia="宋体"/>
+                <w:sz w:val="18"/>
+              </w:rPr>
+              <w:t xml:space="preserve">一小组 LUT 加触发器加连线资源的打包单位；报告里 </w:t>
+            </w:r>
+            <w:r>
+              <w:rPr>
+                <w:rFonts w:ascii="Consolas" w:hAnsi="Consolas" w:eastAsia="宋体" w:cs="Consolas"/>
+                <w:sz w:val="16"/>
+              </w:rPr>
+              <w:t xml:space="preserve">#slices</w:t>
+            </w:r>
+            <w:r>
+              <w:rPr>
+                <w:rFonts w:ascii="Times New Roman" w:hAnsi="Times New Roman" w:eastAsia="宋体"/>
+                <w:sz w:val="18"/>
+              </w:rPr>
+              <w:t xml:space="preserve"> 和 </w:t>
+            </w:r>
+            <w:r>
+              <w:rPr>
+                <w:rFonts w:ascii="Consolas" w:hAnsi="Consolas" w:eastAsia="宋体" w:cs="Consolas"/>
+                <w:sz w:val="16"/>
+              </w:rPr>
+              <w:t xml:space="preserve">#lut6</w:t>
+            </w:r>
+            <w:r>
+              <w:rPr>
+                <w:rFonts w:ascii="Times New Roman" w:hAnsi="Times New Roman" w:eastAsia="宋体"/>
+                <w:sz w:val="18"/>
+              </w:rPr>
+              <w:t xml:space="preserve"> 的分母相同但含义不同。</w:t>
+            </w:r>
+          </w:p>
+        </w:tc>
+      </w:tr>
+      <w:tr>
+        <w:tc>
+          <w:tcPr>
+            <w:tcW w:type="dxa" w:w="1474"/>
+          </w:tcPr>
+          <w:p>
+            <w:r>
+              <w:rPr>
+                <w:rFonts w:ascii="Times New Roman" w:hAnsi="Times New Roman" w:eastAsia="宋体"/>
+                <w:b/>
+                <w:sz w:val="18"/>
+              </w:rPr>
+              <w:t xml:space="preserve">WNS</w:t>
+            </w:r>
+          </w:p>
+        </w:tc>
+        <w:tc>
+          <w:tcPr>
+            <w:tcW w:type="dxa" w:w="1474"/>
+          </w:tcPr>
+          <w:p>
+            <w:pPr>
+              <w:jc w:val="center"/>
+            </w:pPr>
+            <w:r>
+              <w:rPr>
+                <w:rFonts w:ascii="Times New Roman" w:hAnsi="Times New Roman" w:eastAsia="宋体"/>
+                <w:sz w:val="18"/>
+              </w:rPr>
+              <w:t xml:space="preserve">第 5 章</w:t>
+            </w:r>
+          </w:p>
+        </w:tc>
+        <w:tc>
+          <w:tcPr>
+            <w:tcW w:type="dxa" w:w="6123"/>
+          </w:tcPr>
+          <w:p>
+            <w:r>
+              <w:rPr>
+                <w:rFonts w:ascii="Times New Roman" w:hAnsi="Times New Roman" w:eastAsia="宋体"/>
+                <w:sz w:val="18"/>
+              </w:rPr>
+              <w:t xml:space="preserve">最差那条路径还剩多少时间余量。正数=能跑，负数=跑不到；我们 +104 ps 即 0.104 ns。</w:t>
+            </w:r>
+          </w:p>
+        </w:tc>
+      </w:tr>
+      <w:tr>
+        <w:tc>
+          <w:tcPr>
+            <w:tcW w:type="dxa" w:w="1474"/>
+          </w:tcPr>
+          <w:p>
+            <w:r>
+              <w:rPr>
+                <w:rFonts w:ascii="Times New Roman" w:hAnsi="Times New Roman" w:eastAsia="宋体"/>
+                <w:b/>
+                <w:sz w:val="18"/>
+              </w:rPr>
+              <w:t xml:space="preserve">约束（.sdc）</w:t>
+            </w:r>
+          </w:p>
+        </w:tc>
+        <w:tc>
+          <w:tcPr>
+            <w:tcW w:type="dxa" w:w="1474"/>
+          </w:tcPr>
+          <w:p>
+            <w:pPr>
+              <w:jc w:val="center"/>
+            </w:pPr>
+            <w:r>
+              <w:rPr>
+                <w:rFonts w:ascii="Times New Roman" w:hAnsi="Times New Roman" w:eastAsia="宋体"/>
+                <w:sz w:val="18"/>
+              </w:rPr>
+              <w:t xml:space="preserve">第 5 章</w:t>
+            </w:r>
+          </w:p>
+        </w:tc>
+        <w:tc>
+          <w:tcPr>
+            <w:tcW w:type="dxa" w:w="6123"/>
+          </w:tcPr>
+          <w:p>
+            <w:r>
+              <w:rPr>
+                <w:rFonts w:ascii="Times New Roman" w:hAnsi="Times New Roman" w:eastAsia="宋体"/>
+                <w:sz w:val="18"/>
+              </w:rPr>
+              <w:t xml:space="preserve">告诉工具「时钟多快、哪两条路径不用查时序」的文件，工具靠它判断时序过不过。</w:t>
+            </w:r>
+          </w:p>
+        </w:tc>
+      </w:tr>
+      <w:tr>
+        <w:tc>
+          <w:tcPr>
+            <w:tcW w:type="dxa" w:w="1474"/>
+          </w:tcPr>
+          <w:p>
+            <w:r>
+              <w:rPr>
+                <w:rFonts w:ascii="Times New Roman" w:hAnsi="Times New Roman" w:eastAsia="宋体"/>
+                <w:b/>
+                <w:sz w:val="18"/>
+              </w:rPr>
+              <w:t xml:space="preserve">流水线</w:t>
+            </w:r>
+          </w:p>
+        </w:tc>
+        <w:tc>
+          <w:tcPr>
+            <w:tcW w:type="dxa" w:w="1474"/>
+          </w:tcPr>
+          <w:p>
+            <w:pPr>
+              <w:jc w:val="center"/>
+            </w:pPr>
+            <w:r>
+              <w:rPr>
+                <w:rFonts w:ascii="Times New Roman" w:hAnsi="Times New Roman" w:eastAsia="宋体"/>
+                <w:sz w:val="18"/>
+              </w:rPr>
+              <w:t xml:space="preserve">第 5 章</w:t>
+            </w:r>
+          </w:p>
+        </w:tc>
+        <w:tc>
+          <w:tcPr>
+            <w:tcW w:type="dxa" w:w="6123"/>
+          </w:tcPr>
+          <w:p>
+            <w:r>
+              <w:rPr>
+                <w:rFonts w:ascii="Times New Roman" w:hAnsi="Times New Roman" w:eastAsia="宋体"/>
+                <w:sz w:val="18"/>
+              </w:rPr>
+              <w:t xml:space="preserve">把一件事拆成几拍做，每拍只做一小步；好处是每拍都能出新数据，代价是多等几拍。</w:t>
+            </w:r>
+          </w:p>
+        </w:tc>
+      </w:tr>
+      <w:tr>
+        <w:tc>
+          <w:tcPr>
+            <w:tcW w:type="dxa" w:w="1474"/>
+          </w:tcPr>
+          <w:p>
+            <w:r>
+              <w:rPr>
+                <w:rFonts w:ascii="Times New Roman" w:hAnsi="Times New Roman" w:eastAsia="宋体"/>
+                <w:b/>
+                <w:sz w:val="18"/>
+              </w:rPr>
+              <w:t xml:space="preserve">打一拍</w:t>
+            </w:r>
+          </w:p>
+        </w:tc>
+        <w:tc>
+          <w:tcPr>
+            <w:tcW w:type="dxa" w:w="1474"/>
+          </w:tcPr>
+          <w:p>
+            <w:pPr>
+              <w:jc w:val="center"/>
+            </w:pPr>
+            <w:r>
+              <w:rPr>
+                <w:rFonts w:ascii="Times New Roman" w:hAnsi="Times New Roman" w:eastAsia="宋体"/>
+                <w:sz w:val="18"/>
+              </w:rPr>
+              <w:t xml:space="preserve">第 5 章</w:t>
+            </w:r>
+          </w:p>
+        </w:tc>
+        <w:tc>
+          <w:tcPr>
+            <w:tcW w:type="dxa" w:w="6123"/>
+          </w:tcPr>
+          <w:p>
+            <w:r>
+              <w:rPr>
+                <w:rFonts w:ascii="Times New Roman" w:hAnsi="Times New Roman" w:eastAsia="宋体"/>
+                <w:sz w:val="18"/>
+              </w:rPr>
+              <w:t xml:space="preserve">把一个信号用寄存器延后一个时钟周期；同步信号必须和数据一起打，否则错位。</w:t>
+            </w:r>
+          </w:p>
+        </w:tc>
+      </w:tr>
+      <w:tr>
+        <w:tc>
+          <w:tcPr>
+            <w:tcW w:type="dxa" w:w="1474"/>
+          </w:tcPr>
+          <w:p>
+            <w:r>
+              <w:rPr>
+                <w:rFonts w:ascii="Times New Roman" w:hAnsi="Times New Roman" w:eastAsia="宋体"/>
+                <w:b/>
+                <w:sz w:val="18"/>
+              </w:rPr>
+              <w:t xml:space="preserve">跨时钟域</w:t>
+            </w:r>
+          </w:p>
+        </w:tc>
+        <w:tc>
+          <w:tcPr>
+            <w:tcW w:type="dxa" w:w="1474"/>
+          </w:tcPr>
+          <w:p>
+            <w:pPr>
+              <w:jc w:val="center"/>
+            </w:pPr>
+            <w:r>
+              <w:rPr>
+                <w:rFonts w:ascii="Times New Roman" w:hAnsi="Times New Roman" w:eastAsia="宋体"/>
+                <w:sz w:val="18"/>
+              </w:rPr>
+              <w:t xml:space="preserve">第 5 章</w:t>
+            </w:r>
+          </w:p>
+        </w:tc>
+        <w:tc>
+          <w:tcPr>
+            <w:tcW w:type="dxa" w:w="6123"/>
+          </w:tcPr>
+          <w:p>
+            <w:r>
+              <w:rPr>
+                <w:rFonts w:ascii="Times New Roman" w:hAnsi="Times New Roman" w:eastAsia="宋体"/>
+                <w:sz w:val="18"/>
+              </w:rPr>
+              <w:t xml:space="preserve">信号从一个时钟域的电路传给另一个不同频率的时钟域的电路；不能直接连，要加同步器。</w:t>
+            </w:r>
+          </w:p>
+        </w:tc>
+      </w:tr>
+      <w:tr>
+        <w:tc>
+          <w:tcPr>
+            <w:tcW w:type="dxa" w:w="1474"/>
+          </w:tcPr>
+          <w:p>
+            <w:r>
+              <w:rPr>
+                <w:rFonts w:ascii="Times New Roman" w:hAnsi="Times New Roman" w:eastAsia="宋体"/>
+                <w:b/>
+                <w:sz w:val="18"/>
+              </w:rPr>
+              <w:t xml:space="preserve">同步器</w:t>
+            </w:r>
+          </w:p>
+        </w:tc>
+        <w:tc>
+          <w:tcPr>
+            <w:tcW w:type="dxa" w:w="1474"/>
+          </w:tcPr>
+          <w:p>
+            <w:pPr>
+              <w:jc w:val="center"/>
+            </w:pPr>
+            <w:r>
+              <w:rPr>
+                <w:rFonts w:ascii="Times New Roman" w:hAnsi="Times New Roman" w:eastAsia="宋体"/>
+                <w:sz w:val="18"/>
+              </w:rPr>
+              <w:t xml:space="preserve">第 5 章</w:t>
+            </w:r>
+          </w:p>
+        </w:tc>
+        <w:tc>
+          <w:tcPr>
+            <w:tcW w:type="dxa" w:w="6123"/>
+          </w:tcPr>
+          <w:p>
+            <w:r>
+              <w:rPr>
+                <w:rFonts w:ascii="Times New Roman" w:hAnsi="Times New Roman" w:eastAsia="宋体"/>
+                <w:sz w:val="18"/>
+              </w:rPr>
+              <w:t xml:space="preserve">连着两级触发器，用来把外来信号「稳」下来，防止采到一半变化的电平。</w:t>
+            </w:r>
+          </w:p>
+        </w:tc>
+      </w:tr>
+      <w:tr>
+        <w:tc>
+          <w:tcPr>
+            <w:tcW w:type="dxa" w:w="1474"/>
+          </w:tcPr>
+          <w:p>
+            <w:r>
+              <w:rPr>
+                <w:rFonts w:ascii="Times New Roman" w:hAnsi="Times New Roman" w:eastAsia="宋体"/>
+                <w:b/>
+                <w:sz w:val="18"/>
+              </w:rPr>
+              <w:t xml:space="preserve">MIPI</w:t>
+            </w:r>
+          </w:p>
+        </w:tc>
+        <w:tc>
+          <w:tcPr>
+            <w:tcW w:type="dxa" w:w="1474"/>
+          </w:tcPr>
+          <w:p>
+            <w:pPr>
+              <w:jc w:val="center"/>
+            </w:pPr>
+            <w:r>
+              <w:rPr>
+                <w:rFonts w:ascii="Times New Roman" w:hAnsi="Times New Roman" w:eastAsia="宋体"/>
+                <w:sz w:val="18"/>
+              </w:rPr>
+              <w:t xml:space="preserve">第 2 章</w:t>
+            </w:r>
+          </w:p>
+        </w:tc>
+        <w:tc>
+          <w:tcPr>
+            <w:tcW w:type="dxa" w:w="6123"/>
+          </w:tcPr>
+          <w:p>
+            <w:r>
+              <w:rPr>
+                <w:rFonts w:ascii="Times New Roman" w:hAnsi="Times New Roman" w:eastAsia="宋体"/>
+                <w:sz w:val="18"/>
+              </w:rPr>
+              <w:t xml:space="preserve">手机摄像头常用的串行接口标准；本工程用 2 条差分线，所以叫 2-lane。</w:t>
+            </w:r>
+          </w:p>
+        </w:tc>
+      </w:tr>
+      <w:tr>
+        <w:tc>
+          <w:tcPr>
+            <w:tcW w:type="dxa" w:w="1474"/>
+          </w:tcPr>
+          <w:p>
+            <w:r>
+              <w:rPr>
+                <w:rFonts w:ascii="Times New Roman" w:hAnsi="Times New Roman" w:eastAsia="宋体"/>
+                <w:b/>
+                <w:sz w:val="18"/>
+              </w:rPr>
+              <w:t xml:space="preserve">差分信号</w:t>
+            </w:r>
+          </w:p>
+        </w:tc>
+        <w:tc>
+          <w:tcPr>
+            <w:tcW w:type="dxa" w:w="1474"/>
+          </w:tcPr>
+          <w:p>
+            <w:pPr>
+              <w:jc w:val="center"/>
+            </w:pPr>
+            <w:r>
+              <w:rPr>
+                <w:rFonts w:ascii="Times New Roman" w:hAnsi="Times New Roman" w:eastAsia="宋体"/>
+                <w:sz w:val="18"/>
+              </w:rPr>
+              <w:t xml:space="preserve">第 2 章</w:t>
+            </w:r>
+          </w:p>
+        </w:tc>
+        <w:tc>
+          <w:tcPr>
+            <w:tcW w:type="dxa" w:w="6123"/>
+          </w:tcPr>
+          <w:p>
+            <w:r>
+              <w:rPr>
+                <w:rFonts w:ascii="Times New Roman" w:hAnsi="Times New Roman" w:eastAsia="宋体"/>
+                <w:sz w:val="18"/>
+              </w:rPr>
+              <w:t xml:space="preserve">一根线走高、另一根走低，靠两者之差表示 0/1；抗干扰强，速度快。</w:t>
+            </w:r>
+          </w:p>
+        </w:tc>
+      </w:tr>
+      <w:tr>
+        <w:tc>
+          <w:tcPr>
+            <w:tcW w:type="dxa" w:w="1474"/>
+          </w:tcPr>
+          <w:p>
+            <w:r>
+              <w:rPr>
+                <w:rFonts w:ascii="Times New Roman" w:hAnsi="Times New Roman" w:eastAsia="宋体"/>
+                <w:b/>
+                <w:sz w:val="18"/>
+              </w:rPr>
+              <w:t xml:space="preserve">AXI4-Stream</w:t>
+            </w:r>
+          </w:p>
+        </w:tc>
+        <w:tc>
+          <w:tcPr>
+            <w:tcW w:type="dxa" w:w="1474"/>
+          </w:tcPr>
+          <w:p>
+            <w:pPr>
+              <w:jc w:val="center"/>
+            </w:pPr>
+            <w:r>
+              <w:rPr>
+                <w:rFonts w:ascii="Times New Roman" w:hAnsi="Times New Roman" w:eastAsia="宋体"/>
+                <w:sz w:val="18"/>
+              </w:rPr>
+              <w:t xml:space="preserve">第 2 章</w:t>
+            </w:r>
+          </w:p>
+        </w:tc>
+        <w:tc>
+          <w:tcPr>
+            <w:tcW w:type="dxa" w:w="6123"/>
+          </w:tcPr>
+          <w:p>
+            <w:r>
+              <w:rPr>
+                <w:rFonts w:ascii="Times New Roman" w:hAnsi="Times New Roman" w:eastAsia="宋体"/>
+                <w:sz w:val="18"/>
+              </w:rPr>
+              <w:t xml:space="preserve">一种「只管数据流、不管地址」的总线约定；四个关键信号 tdata/tvalid/tready/tlast。</w:t>
+            </w:r>
+          </w:p>
+        </w:tc>
+      </w:tr>
+      <w:tr>
+        <w:tc>
+          <w:tcPr>
+            <w:tcW w:type="dxa" w:w="1474"/>
+          </w:tcPr>
+          <w:p>
+            <w:r>
+              <w:rPr>
+                <w:rFonts w:ascii="Times New Roman" w:hAnsi="Times New Roman" w:eastAsia="宋体"/>
+                <w:b/>
+                <w:sz w:val="18"/>
+              </w:rPr>
+              <w:t xml:space="preserve">tvalid / tready</w:t>
+            </w:r>
+          </w:p>
+        </w:tc>
+        <w:tc>
+          <w:tcPr>
+            <w:tcW w:type="dxa" w:w="1474"/>
+          </w:tcPr>
+          <w:p>
+            <w:pPr>
+              <w:jc w:val="center"/>
+            </w:pPr>
+            <w:r>
+              <w:rPr>
+                <w:rFonts w:ascii="Times New Roman" w:hAnsi="Times New Roman" w:eastAsia="宋体"/>
+                <w:sz w:val="18"/>
+              </w:rPr>
+              <w:t xml:space="preserve">第 2 章</w:t>
+            </w:r>
+          </w:p>
+        </w:tc>
+        <w:tc>
+          <w:tcPr>
+            <w:tcW w:type="dxa" w:w="6123"/>
+          </w:tcPr>
+          <w:p>
+            <w:r>
+              <w:rPr>
+                <w:rFonts w:ascii="Times New Roman" w:hAnsi="Times New Roman" w:eastAsia="宋体"/>
+                <w:sz w:val="18"/>
+              </w:rPr>
+              <w:t xml:space="preserve">「我有数据」/「我能收」；两个同时为 1 的那一拍才算真正传了一个数据。</w:t>
+            </w:r>
+          </w:p>
+        </w:tc>
+      </w:tr>
+      <w:tr>
+        <w:tc>
+          <w:tcPr>
+            <w:tcW w:type="dxa" w:w="1474"/>
+          </w:tcPr>
+          <w:p>
+            <w:r>
+              <w:rPr>
+                <w:rFonts w:ascii="Times New Roman" w:hAnsi="Times New Roman" w:eastAsia="宋体"/>
+                <w:b/>
+                <w:sz w:val="18"/>
+              </w:rPr>
+              <w:t xml:space="preserve">Bayer / BGGR</w:t>
+            </w:r>
+          </w:p>
+        </w:tc>
+        <w:tc>
+          <w:tcPr>
+            <w:tcW w:type="dxa" w:w="1474"/>
+          </w:tcPr>
+          <w:p>
+            <w:pPr>
+              <w:jc w:val="center"/>
+            </w:pPr>
+            <w:r>
+              <w:rPr>
+                <w:rFonts w:ascii="Times New Roman" w:hAnsi="Times New Roman" w:eastAsia="宋体"/>
+                <w:sz w:val="18"/>
+              </w:rPr>
+              <w:t xml:space="preserve">第 3 章</w:t>
+            </w:r>
+          </w:p>
+        </w:tc>
+        <w:tc>
+          <w:tcPr>
+            <w:tcW w:type="dxa" w:w="6123"/>
+          </w:tcPr>
+          <w:p>
+            <w:r>
+              <w:rPr>
+                <w:rFonts w:ascii="Times New Roman" w:hAnsi="Times New Roman" w:eastAsia="宋体"/>
+                <w:sz w:val="18"/>
+              </w:rPr>
+              <w:t xml:space="preserve">传感器每个像素只感一种颜色，按 B-G-G-R 交错排；所以必须靠邻居插值补出三通道。</w:t>
+            </w:r>
+          </w:p>
+        </w:tc>
+      </w:tr>
+      <w:tr>
+        <w:tc>
+          <w:tcPr>
+            <w:tcW w:type="dxa" w:w="1474"/>
+          </w:tcPr>
+          <w:p>
+            <w:r>
+              <w:rPr>
+                <w:rFonts w:ascii="Times New Roman" w:hAnsi="Times New Roman" w:eastAsia="宋体"/>
+                <w:b/>
+                <w:sz w:val="18"/>
+              </w:rPr>
+              <w:t xml:space="preserve">去马赛克</w:t>
+            </w:r>
+          </w:p>
+        </w:tc>
+        <w:tc>
+          <w:tcPr>
+            <w:tcW w:type="dxa" w:w="1474"/>
+          </w:tcPr>
+          <w:p>
+            <w:pPr>
+              <w:jc w:val="center"/>
+            </w:pPr>
+            <w:r>
+              <w:rPr>
+                <w:rFonts w:ascii="Times New Roman" w:hAnsi="Times New Roman" w:eastAsia="宋体"/>
+                <w:sz w:val="18"/>
+              </w:rPr>
+              <w:t xml:space="preserve">第 3 章</w:t>
+            </w:r>
+          </w:p>
+        </w:tc>
+        <w:tc>
+          <w:tcPr>
+            <w:tcW w:type="dxa" w:w="6123"/>
+          </w:tcPr>
+          <w:p>
+            <w:r>
+              <w:rPr>
+                <w:rFonts w:ascii="Times New Roman" w:hAnsi="Times New Roman" w:eastAsia="宋体"/>
+                <w:sz w:val="18"/>
+              </w:rPr>
+              <w:t xml:space="preserve">把「每像素只有一色」补成「每像素都有 R/G/B」这一步。</w:t>
+            </w:r>
+          </w:p>
+        </w:tc>
+      </w:tr>
+      <w:tr>
+        <w:tc>
+          <w:tcPr>
+            <w:tcW w:type="dxa" w:w="1474"/>
+          </w:tcPr>
+          <w:p>
+            <w:r>
+              <w:rPr>
+                <w:rFonts w:ascii="Times New Roman" w:hAnsi="Times New Roman" w:eastAsia="宋体"/>
+                <w:b/>
+                <w:sz w:val="18"/>
+              </w:rPr>
+              <w:t xml:space="preserve">白平衡 / 灰世界</w:t>
+            </w:r>
+          </w:p>
+        </w:tc>
+        <w:tc>
+          <w:tcPr>
+            <w:tcW w:type="dxa" w:w="1474"/>
+          </w:tcPr>
+          <w:p>
+            <w:pPr>
+              <w:jc w:val="center"/>
+            </w:pPr>
+            <w:r>
+              <w:rPr>
+                <w:rFonts w:ascii="Times New Roman" w:hAnsi="Times New Roman" w:eastAsia="宋体"/>
+                <w:sz w:val="18"/>
+              </w:rPr>
+              <w:t xml:space="preserve">第 3 章</w:t>
+            </w:r>
+          </w:p>
+        </w:tc>
+        <w:tc>
+          <w:tcPr>
+            <w:tcW w:type="dxa" w:w="6123"/>
+          </w:tcPr>
+          <w:p>
+            <w:r>
+              <w:rPr>
+                <w:rFonts w:ascii="Times New Roman" w:hAnsi="Times New Roman" w:eastAsia="宋体"/>
+                <w:sz w:val="18"/>
+              </w:rPr>
+              <w:t xml:space="preserve">假设整幅画面平均下来应该是灰的，于是算出 R、B 该乘多少把它拉平。</w:t>
+            </w:r>
+          </w:p>
+        </w:tc>
+      </w:tr>
+      <w:tr>
+        <w:tc>
+          <w:tcPr>
+            <w:tcW w:type="dxa" w:w="1474"/>
+          </w:tcPr>
+          <w:p>
+            <w:r>
+              <w:rPr>
+                <w:rFonts w:ascii="Times New Roman" w:hAnsi="Times New Roman" w:eastAsia="宋体"/>
+                <w:b/>
+                <w:sz w:val="18"/>
+              </w:rPr>
+              <w:t xml:space="preserve">伽马 / S 曲线</w:t>
+            </w:r>
+          </w:p>
+        </w:tc>
+        <w:tc>
+          <w:tcPr>
+            <w:tcW w:type="dxa" w:w="1474"/>
+          </w:tcPr>
+          <w:p>
+            <w:pPr>
+              <w:jc w:val="center"/>
+            </w:pPr>
+            <w:r>
+              <w:rPr>
+                <w:rFonts w:ascii="Times New Roman" w:hAnsi="Times New Roman" w:eastAsia="宋体"/>
+                <w:sz w:val="18"/>
+              </w:rPr>
+              <w:t xml:space="preserve">第 3 章</w:t>
+            </w:r>
+          </w:p>
+        </w:tc>
+        <w:tc>
+          <w:tcPr>
+            <w:tcW w:type="dxa" w:w="6123"/>
+          </w:tcPr>
+          <w:p>
+            <w:r>
+              <w:rPr>
+                <w:rFonts w:ascii="Times New Roman" w:hAnsi="Times New Roman" w:eastAsia="宋体"/>
+                <w:sz w:val="18"/>
+              </w:rPr>
+              <w:t xml:space="preserve">一条把输入亮度映射成输出亮度的曲线；S 形 = 压暗部提亮部，对比更强。</w:t>
+            </w:r>
+          </w:p>
+        </w:tc>
+      </w:tr>
+      <w:tr>
+        <w:tc>
+          <w:tcPr>
+            <w:tcW w:type="dxa" w:w="1474"/>
+          </w:tcPr>
+          <w:p>
+            <w:r>
+              <w:rPr>
+                <w:rFonts w:ascii="Times New Roman" w:hAnsi="Times New Roman" w:eastAsia="宋体"/>
+                <w:b/>
+                <w:sz w:val="18"/>
+              </w:rPr>
+              <w:t xml:space="preserve">查表（LUT 表）</w:t>
+            </w:r>
+          </w:p>
+        </w:tc>
+        <w:tc>
+          <w:tcPr>
+            <w:tcW w:type="dxa" w:w="1474"/>
+          </w:tcPr>
+          <w:p>
+            <w:pPr>
+              <w:jc w:val="center"/>
+            </w:pPr>
+            <w:r>
+              <w:rPr>
+                <w:rFonts w:ascii="Times New Roman" w:hAnsi="Times New Roman" w:eastAsia="宋体"/>
+                <w:sz w:val="18"/>
+              </w:rPr>
+              <w:t xml:space="preserve">第 4 章</w:t>
+            </w:r>
+          </w:p>
+        </w:tc>
+        <w:tc>
+          <w:tcPr>
+            <w:tcW w:type="dxa" w:w="6123"/>
+          </w:tcPr>
+          <w:p>
+            <w:r>
+              <w:rPr>
+                <w:rFonts w:ascii="Times New Roman" w:hAnsi="Times New Roman" w:eastAsia="宋体"/>
+                <w:sz w:val="18"/>
+              </w:rPr>
+              <w:t xml:space="preserve">不现场算，而是事先把 256 种输入的答案写进存储器，来一个查一个。</w:t>
+            </w:r>
+          </w:p>
+        </w:tc>
+      </w:tr>
+      <w:tr>
+        <w:tc>
+          <w:tcPr>
+            <w:tcW w:type="dxa" w:w="1474"/>
+          </w:tcPr>
+          <w:p>
+            <w:r>
+              <w:rPr>
+                <w:rFonts w:ascii="Times New Roman" w:hAnsi="Times New Roman" w:eastAsia="宋体"/>
+                <w:b/>
+                <w:sz w:val="18"/>
+              </w:rPr>
+              <w:t xml:space="preserve">OSD</w:t>
+            </w:r>
+          </w:p>
+        </w:tc>
+        <w:tc>
+          <w:tcPr>
+            <w:tcW w:type="dxa" w:w="1474"/>
+          </w:tcPr>
+          <w:p>
+            <w:pPr>
+              <w:jc w:val="center"/>
+            </w:pPr>
+            <w:r>
+              <w:rPr>
+                <w:rFonts w:ascii="Times New Roman" w:hAnsi="Times New Roman" w:eastAsia="宋体"/>
+                <w:sz w:val="18"/>
+              </w:rPr>
+              <w:t xml:space="preserve">第 7 章</w:t>
+            </w:r>
+          </w:p>
+        </w:tc>
+        <w:tc>
+          <w:tcPr>
+            <w:tcW w:type="dxa" w:w="6123"/>
+          </w:tcPr>
+          <w:p>
+            <w:r>
+              <w:rPr>
+                <w:rFonts w:ascii="Times New Roman" w:hAnsi="Times New Roman" w:eastAsia="宋体"/>
+                <w:sz w:val="18"/>
+              </w:rPr>
+              <w:t xml:space="preserve">On-Screen Display，叠在画面上的文字和框；本工程叠了 8 层。</w:t>
+            </w:r>
+          </w:p>
+        </w:tc>
+      </w:tr>
+      <w:tr>
+        <w:tc>
+          <w:tcPr>
+            <w:tcW w:type="dxa" w:w="1474"/>
+          </w:tcPr>
+          <w:p>
+            <w:r>
+              <w:rPr>
+                <w:rFonts w:ascii="Times New Roman" w:hAnsi="Times New Roman" w:eastAsia="宋体"/>
+                <w:b/>
+                <w:sz w:val="18"/>
+              </w:rPr>
+              <w:t xml:space="preserve">点阵字库</w:t>
+            </w:r>
+          </w:p>
+        </w:tc>
+        <w:tc>
+          <w:tcPr>
+            <w:tcW w:type="dxa" w:w="1474"/>
+          </w:tcPr>
+          <w:p>
+            <w:pPr>
+              <w:jc w:val="center"/>
+            </w:pPr>
+            <w:r>
+              <w:rPr>
+                <w:rFonts w:ascii="Times New Roman" w:hAnsi="Times New Roman" w:eastAsia="宋体"/>
+                <w:sz w:val="18"/>
+              </w:rPr>
+              <w:t xml:space="preserve">第 7 章</w:t>
+            </w:r>
+          </w:p>
+        </w:tc>
+        <w:tc>
+          <w:tcPr>
+            <w:tcW w:type="dxa" w:w="6123"/>
+          </w:tcPr>
+          <w:p>
+            <w:r>
+              <w:rPr>
+                <w:rFonts w:ascii="Times New Roman" w:hAnsi="Times New Roman" w:eastAsia="宋体"/>
+                <w:sz w:val="18"/>
+              </w:rPr>
+              <w:t xml:space="preserve">每个字符用 16×16 个点表示，1 个点 1 bit，所以一个字占 16 个 16 位字。</w:t>
+            </w:r>
+          </w:p>
+        </w:tc>
+      </w:tr>
+      <w:tr>
+        <w:tc>
+          <w:tcPr>
+            <w:tcW w:type="dxa" w:w="1474"/>
+          </w:tcPr>
+          <w:p>
+            <w:r>
+              <w:rPr>
+                <w:rFonts w:ascii="Times New Roman" w:hAnsi="Times New Roman" w:eastAsia="宋体"/>
+                <w:b/>
+                <w:sz w:val="18"/>
+              </w:rPr>
+              <w:t xml:space="preserve">帧差法</w:t>
+            </w:r>
+          </w:p>
+        </w:tc>
+        <w:tc>
+          <w:tcPr>
+            <w:tcW w:type="dxa" w:w="1474"/>
+          </w:tcPr>
+          <w:p>
+            <w:pPr>
+              <w:jc w:val="center"/>
+            </w:pPr>
+            <w:r>
+              <w:rPr>
+                <w:rFonts w:ascii="Times New Roman" w:hAnsi="Times New Roman" w:eastAsia="宋体"/>
+                <w:sz w:val="18"/>
+              </w:rPr>
+              <w:t xml:space="preserve">第 6 章</w:t>
+            </w:r>
+          </w:p>
+        </w:tc>
+        <w:tc>
+          <w:tcPr>
+            <w:tcW w:type="dxa" w:w="6123"/>
+          </w:tcPr>
+          <w:p>
+            <w:r>
+              <w:rPr>
+                <w:rFonts w:ascii="Times New Roman" w:hAnsi="Times New Roman" w:eastAsia="宋体"/>
+                <w:sz w:val="18"/>
+              </w:rPr>
+              <w:t xml:space="preserve">把这一帧和上一帧逐块相减，差得多的地方就认为有东西在动。</w:t>
+            </w:r>
+          </w:p>
+        </w:tc>
+      </w:tr>
+      <w:tr>
+        <w:tc>
+          <w:tcPr>
+            <w:tcW w:type="dxa" w:w="1474"/>
+          </w:tcPr>
+          <w:p>
+            <w:r>
+              <w:rPr>
+                <w:rFonts w:ascii="Times New Roman" w:hAnsi="Times New Roman" w:eastAsia="宋体"/>
+                <w:b/>
+                <w:sz w:val="18"/>
+              </w:rPr>
+              <w:t xml:space="preserve">块级处理</w:t>
+            </w:r>
+          </w:p>
+        </w:tc>
+        <w:tc>
+          <w:tcPr>
+            <w:tcW w:type="dxa" w:w="1474"/>
+          </w:tcPr>
+          <w:p>
+            <w:pPr>
+              <w:jc w:val="center"/>
+            </w:pPr>
+            <w:r>
+              <w:rPr>
+                <w:rFonts w:ascii="Times New Roman" w:hAnsi="Times New Roman" w:eastAsia="宋体"/>
+                <w:sz w:val="18"/>
+              </w:rPr>
+              <w:t xml:space="preserve">第 6 章</w:t>
+            </w:r>
+          </w:p>
+        </w:tc>
+        <w:tc>
+          <w:tcPr>
+            <w:tcW w:type="dxa" w:w="6123"/>
+          </w:tcPr>
+          <w:p>
+            <w:r>
+              <w:rPr>
+                <w:rFonts w:ascii="Times New Roman" w:hAnsi="Times New Roman" w:eastAsia="宋体"/>
+                <w:sz w:val="18"/>
+              </w:rPr>
+              <w:t xml:space="preserve">不逐像素判，而是把画面切成 80×80 的格子、每格算一个平均值再判；省存储但精度粗。</w:t>
+            </w:r>
+          </w:p>
+        </w:tc>
+      </w:tr>
+    </w:tbl>
+    <w:p>
+      <w:pPr>
+        <w:spacing w:line="331" w:lineRule="auto" w:before="0" w:after="40"/>
+      </w:pPr>
+    </w:p>
+    <w:p>
+      <w:pPr>
+        <w:pBdr>
+          <w:bottom w:val="single" w:sz="8" w:space="3" w:color="1F3A5F"/>
+        </w:pBdr>
+        <w:spacing w:before="320" w:after="140" w:line="240" w:lineRule="auto"/>
+      </w:pPr>
+      <w:r>
+        <w:rPr>
+          <w:rFonts w:ascii="Times New Roman" w:hAnsi="Times New Roman" w:eastAsia="宋体"/>
+          <w:b/>
+          <w:i w:val="0"/>
+          <w:color w:val="1F3A5F"/>
+          <w:sz w:val="30"/>
+        </w:rPr>
+        <w:t>第 0 章  全书导读：这九个章节各解决什么问题</w:t>
+      </w:r>
+    </w:p>
+    <w:p>
+      <w:pPr>
+        <w:spacing w:before="0" w:after="80" w:line="331" w:lineRule="auto"/>
+        <w:ind w:firstLine="420"/>
+      </w:pPr>
+      <w:r>
+        <w:rPr>
+          <w:rFonts w:ascii="Times New Roman" w:hAnsi="Times New Roman" w:eastAsia="宋体"/>
+          <w:b w:val="0"/>
+          <w:i w:val="0"/>
+          <w:sz w:val="21"/>
+        </w:rPr>
+        <w:t>这份清单不是教科书，是「这个项目用到的那部分知识」。所以不按学科顺序排，按「你会被问什么、你需要看懂哪一层」排。</w:t>
+      </w:r>
+      <w:r>
+        <w:rPr>
+          <w:rFonts w:ascii="Times New Roman" w:hAnsi="Times New Roman" w:eastAsia="宋体"/>
+          <w:b/>
+          <w:i w:val="0"/>
+          <w:sz w:val="21"/>
+        </w:rPr>
+        <w:t>读之前先看这一章，知道自己现在在哪、还差什么。</w:t>
+      </w:r>
+    </w:p>
+    <w:p>
+      <w:pPr>
+        <w:spacing w:before="200" w:after="80" w:line="240" w:lineRule="auto"/>
+      </w:pPr>
+      <w:r>
+        <w:rPr>
+          <w:rFonts w:ascii="Times New Roman" w:hAnsi="Times New Roman" w:eastAsia="宋体"/>
+          <w:b/>
+          <w:i w:val="0"/>
+          <w:color w:val="2E5C8A"/>
+          <w:sz w:val="25"/>
+        </w:rPr>
+        <w:t>0.1 九章的分工</w:t>
+      </w:r>
+    </w:p>
+    <w:tbl>
+      <w:tblPr>
+        <w:tblStyle w:val="TableGrid"/>
+        <w:tblW w:type="dxa" w:w="9070"/>
+        <w:jc w:val="center"/>
+        <w:tblLayout w:type="fixed"/>
+        <w:tblLayout w:type="fixed"/>
+        <w:tblLook w:firstColumn="1" w:firstRow="1" w:lastColumn="0" w:lastRow="0" w:noHBand="0" w:noVBand="1" w:val="04A0"/>
+      </w:tblPr>
+      <w:tblGrid>
+        <w:gridCol w:w="680"/>
+        <w:gridCol w:w="3628"/>
+        <w:gridCol w:w="4762"/>
+      </w:tblGrid>
+      <w:tr>
+        <w:tc>
+          <w:tcPr>
+            <w:tcW w:type="dxa" w:w="680"/>
+          </w:tcPr>
+          <w:p>
+            <w:pPr>
+              <w:shd w:val="clear" w:color="auto" w:fill="E8EEF6"/>
+              <w:spacing w:before="20" w:after="20" w:line="288" w:lineRule="auto"/>
+            </w:pPr>
+            <w:r>
+              <w:rPr>
+                <w:rFonts w:ascii="Times New Roman" w:hAnsi="Times New Roman" w:eastAsia="宋体"/>
+                <w:b/>
+                <w:i w:val="0"/>
+                <w:sz w:val="17"/>
+              </w:rPr>
+              <w:t>章</w:t>
+            </w:r>
+          </w:p>
+        </w:tc>
+        <w:tc>
+          <w:tcPr>
+            <w:tcW w:type="dxa" w:w="3628"/>
+          </w:tcPr>
+          <w:p>
+            <w:pPr>
+              <w:shd w:val="clear" w:color="auto" w:fill="E8EEF6"/>
+              <w:spacing w:before="20" w:after="20" w:line="288" w:lineRule="auto"/>
+            </w:pPr>
+            <w:r>
+              <w:rPr>
+                <w:rFonts w:ascii="Times New Roman" w:hAnsi="Times New Roman" w:eastAsia="宋体"/>
+                <w:b/>
+                <w:i w:val="0"/>
+                <w:sz w:val="17"/>
+              </w:rPr>
+              <w:t>解决什么问题</w:t>
+            </w:r>
+          </w:p>
+        </w:tc>
+        <w:tc>
+          <w:tcPr>
+            <w:tcW w:type="dxa" w:w="4762"/>
+          </w:tcPr>
+          <w:p>
+            <w:pPr>
+              <w:shd w:val="clear" w:color="auto" w:fill="E8EEF6"/>
+              <w:spacing w:before="20" w:after="20" w:line="288" w:lineRule="auto"/>
+            </w:pPr>
+            <w:r>
+              <w:rPr>
+                <w:rFonts w:ascii="Times New Roman" w:hAnsi="Times New Roman" w:eastAsia="宋体"/>
+                <w:b/>
+                <w:i w:val="0"/>
+                <w:sz w:val="17"/>
+              </w:rPr>
+              <w:t>读完你应该能做到</w:t>
+            </w:r>
+          </w:p>
+        </w:tc>
+      </w:tr>
+      <w:tr>
+        <w:tc>
+          <w:tcPr>
+            <w:tcW w:type="dxa" w:w="680"/>
+          </w:tcPr>
+          <w:p>
+            <w:pPr>
+              <w:spacing w:before="20" w:after="20" w:line="288" w:lineRule="auto"/>
+            </w:pPr>
+            <w:r>
+              <w:rPr>
+                <w:rFonts w:ascii="Times New Roman" w:hAnsi="Times New Roman" w:eastAsia="宋体"/>
+                <w:b/>
+                <w:i w:val="0"/>
+                <w:sz w:val="17"/>
+              </w:rPr>
+              <w:t>1</w:t>
+            </w:r>
+          </w:p>
+        </w:tc>
+        <w:tc>
+          <w:tcPr>
+            <w:tcW w:type="dxa" w:w="3628"/>
+          </w:tcPr>
+          <w:p>
+            <w:pPr>
+              <w:spacing w:before="20" w:after="20" w:line="288" w:lineRule="auto"/>
+            </w:pPr>
+            <w:r>
+              <w:rPr>
+                <w:rFonts w:ascii="Times New Roman" w:hAnsi="Times New Roman" w:eastAsia="宋体"/>
+                <w:b w:val="0"/>
+                <w:i w:val="0"/>
+                <w:sz w:val="17"/>
+              </w:rPr>
+              <w:t>资源与工具链</w:t>
+            </w:r>
+          </w:p>
+        </w:tc>
+        <w:tc>
+          <w:tcPr>
+            <w:tcW w:type="dxa" w:w="4762"/>
+          </w:tcPr>
+          <w:p>
+            <w:pPr>
+              <w:spacing w:before="20" w:after="20" w:line="288" w:lineRule="auto"/>
+            </w:pPr>
+            <w:r>
+              <w:rPr>
+                <w:rFonts w:ascii="Times New Roman" w:hAnsi="Times New Roman" w:eastAsia="宋体"/>
+                <w:b w:val="0"/>
+                <w:i w:val="0"/>
+                <w:sz w:val="17"/>
+              </w:rPr>
+              <w:t>说出五个资源数字，背出四条构建成功判据</w:t>
+            </w:r>
+          </w:p>
+        </w:tc>
+      </w:tr>
+      <w:tr>
+        <w:tc>
+          <w:tcPr>
+            <w:tcW w:type="dxa" w:w="680"/>
+          </w:tcPr>
+          <w:p>
+            <w:pPr>
+              <w:spacing w:before="20" w:after="20" w:line="288" w:lineRule="auto"/>
+            </w:pPr>
+            <w:r>
+              <w:rPr>
+                <w:rFonts w:ascii="Times New Roman" w:hAnsi="Times New Roman" w:eastAsia="宋体"/>
+                <w:b/>
+                <w:i w:val="0"/>
+                <w:sz w:val="17"/>
+              </w:rPr>
+              <w:t>2</w:t>
+            </w:r>
+          </w:p>
+        </w:tc>
+        <w:tc>
+          <w:tcPr>
+            <w:tcW w:type="dxa" w:w="3628"/>
+          </w:tcPr>
+          <w:p>
+            <w:pPr>
+              <w:spacing w:before="20" w:after="20" w:line="288" w:lineRule="auto"/>
+            </w:pPr>
+            <w:r>
+              <w:rPr>
+                <w:rFonts w:ascii="Times New Roman" w:hAnsi="Times New Roman" w:eastAsia="宋体"/>
+                <w:b w:val="0"/>
+                <w:i w:val="0"/>
+                <w:sz w:val="17"/>
+              </w:rPr>
+              <w:t>视频数据通路</w:t>
+            </w:r>
+          </w:p>
+        </w:tc>
+        <w:tc>
+          <w:tcPr>
+            <w:tcW w:type="dxa" w:w="4762"/>
+          </w:tcPr>
+          <w:p>
+            <w:pPr>
+              <w:spacing w:before="20" w:after="20" w:line="288" w:lineRule="auto"/>
+            </w:pPr>
+            <w:r>
+              <w:rPr>
+                <w:rFonts w:ascii="Times New Roman" w:hAnsi="Times New Roman" w:eastAsia="宋体"/>
+                <w:b w:val="0"/>
+                <w:i w:val="0"/>
+                <w:sz w:val="17"/>
+              </w:rPr>
+              <w:t>按顺序说出 13 个模块，解释一拍 4 个像素</w:t>
+            </w:r>
+          </w:p>
+        </w:tc>
+      </w:tr>
+      <w:tr>
+        <w:tc>
+          <w:tcPr>
+            <w:tcW w:type="dxa" w:w="680"/>
+          </w:tcPr>
+          <w:p>
+            <w:pPr>
+              <w:spacing w:before="20" w:after="20" w:line="288" w:lineRule="auto"/>
+            </w:pPr>
+            <w:r>
+              <w:rPr>
+                <w:rFonts w:ascii="Times New Roman" w:hAnsi="Times New Roman" w:eastAsia="宋体"/>
+                <w:b/>
+                <w:i w:val="0"/>
+                <w:sz w:val="17"/>
+              </w:rPr>
+              <w:t>3</w:t>
+            </w:r>
+          </w:p>
+        </w:tc>
+        <w:tc>
+          <w:tcPr>
+            <w:tcW w:type="dxa" w:w="3628"/>
+          </w:tcPr>
+          <w:p>
+            <w:pPr>
+              <w:spacing w:before="20" w:after="20" w:line="288" w:lineRule="auto"/>
+            </w:pPr>
+            <w:r>
+              <w:rPr>
+                <w:rFonts w:ascii="Times New Roman" w:hAnsi="Times New Roman" w:eastAsia="宋体"/>
+                <w:b w:val="0"/>
+                <w:i w:val="0"/>
+                <w:sz w:val="17"/>
+              </w:rPr>
+              <w:t>ISP 六个环节</w:t>
+            </w:r>
+          </w:p>
+        </w:tc>
+        <w:tc>
+          <w:tcPr>
+            <w:tcW w:type="dxa" w:w="4762"/>
+          </w:tcPr>
+          <w:p>
+            <w:pPr>
+              <w:spacing w:before="20" w:after="20" w:line="288" w:lineRule="auto"/>
+            </w:pPr>
+            <w:r>
+              <w:rPr>
+                <w:rFonts w:ascii="Times New Roman" w:hAnsi="Times New Roman" w:eastAsia="宋体"/>
+                <w:b w:val="0"/>
+                <w:i w:val="0"/>
+                <w:sz w:val="17"/>
+              </w:rPr>
+              <w:t>讲清黑电平、去马赛克、白平衡、暗角、AE、S 曲线各自解决什么</w:t>
+            </w:r>
+          </w:p>
+        </w:tc>
+      </w:tr>
+      <w:tr>
+        <w:tc>
+          <w:tcPr>
+            <w:tcW w:type="dxa" w:w="680"/>
+          </w:tcPr>
+          <w:p>
+            <w:pPr>
+              <w:spacing w:before="20" w:after="20" w:line="288" w:lineRule="auto"/>
+            </w:pPr>
+            <w:r>
+              <w:rPr>
+                <w:rFonts w:ascii="Times New Roman" w:hAnsi="Times New Roman" w:eastAsia="宋体"/>
+                <w:b/>
+                <w:i w:val="0"/>
+                <w:sz w:val="17"/>
+              </w:rPr>
+              <w:t>4</w:t>
+            </w:r>
+          </w:p>
+        </w:tc>
+        <w:tc>
+          <w:tcPr>
+            <w:tcW w:type="dxa" w:w="3628"/>
+          </w:tcPr>
+          <w:p>
+            <w:pPr>
+              <w:spacing w:before="20" w:after="20" w:line="288" w:lineRule="auto"/>
+            </w:pPr>
+            <w:r>
+              <w:rPr>
+                <w:rFonts w:ascii="Times New Roman" w:hAnsi="Times New Roman" w:eastAsia="宋体"/>
+                <w:b w:val="0"/>
+                <w:i w:val="0"/>
+                <w:sz w:val="17"/>
+              </w:rPr>
+              <w:t>定点数与查表</w:t>
+            </w:r>
+          </w:p>
+        </w:tc>
+        <w:tc>
+          <w:tcPr>
+            <w:tcW w:type="dxa" w:w="4762"/>
+          </w:tcPr>
+          <w:p>
+            <w:pPr>
+              <w:spacing w:before="20" w:after="20" w:line="288" w:lineRule="auto"/>
+            </w:pPr>
+            <w:r>
+              <w:rPr>
+                <w:rFonts w:ascii="Times New Roman" w:hAnsi="Times New Roman" w:eastAsia="宋体"/>
+                <w:b w:val="0"/>
+                <w:i w:val="0"/>
+                <w:sz w:val="17"/>
+              </w:rPr>
+              <w:t>解释为什么不用乘法器，讲一个位宽 bug</w:t>
+            </w:r>
+          </w:p>
+        </w:tc>
+      </w:tr>
+      <w:tr>
+        <w:tc>
+          <w:tcPr>
+            <w:tcW w:type="dxa" w:w="680"/>
+          </w:tcPr>
+          <w:p>
+            <w:pPr>
+              <w:spacing w:before="20" w:after="20" w:line="288" w:lineRule="auto"/>
+            </w:pPr>
+            <w:r>
+              <w:rPr>
+                <w:rFonts w:ascii="Times New Roman" w:hAnsi="Times New Roman" w:eastAsia="宋体"/>
+                <w:b/>
+                <w:i w:val="0"/>
+                <w:sz w:val="17"/>
+              </w:rPr>
+              <w:t>5</w:t>
+            </w:r>
+          </w:p>
+        </w:tc>
+        <w:tc>
+          <w:tcPr>
+            <w:tcW w:type="dxa" w:w="3628"/>
+          </w:tcPr>
+          <w:p>
+            <w:pPr>
+              <w:spacing w:before="20" w:after="20" w:line="288" w:lineRule="auto"/>
+            </w:pPr>
+            <w:r>
+              <w:rPr>
+                <w:rFonts w:ascii="Times New Roman" w:hAnsi="Times New Roman" w:eastAsia="宋体"/>
+                <w:b w:val="0"/>
+                <w:i w:val="0"/>
+                <w:sz w:val="17"/>
+              </w:rPr>
+              <w:t>时序与跨时钟域</w:t>
+            </w:r>
+          </w:p>
+        </w:tc>
+        <w:tc>
+          <w:tcPr>
+            <w:tcW w:type="dxa" w:w="4762"/>
+          </w:tcPr>
+          <w:p>
+            <w:pPr>
+              <w:spacing w:before="20" w:after="20" w:line="288" w:lineRule="auto"/>
+            </w:pPr>
+            <w:r>
+              <w:rPr>
+                <w:rFonts w:ascii="Times New Roman" w:hAnsi="Times New Roman" w:eastAsia="宋体"/>
+                <w:b w:val="0"/>
+                <w:i w:val="0"/>
+                <w:sz w:val="17"/>
+              </w:rPr>
+              <w:t>说出五个时钟域，解释单 bit 翻转凭什么能跨域</w:t>
+            </w:r>
+          </w:p>
+        </w:tc>
+      </w:tr>
+      <w:tr>
+        <w:tc>
+          <w:tcPr>
+            <w:tcW w:type="dxa" w:w="680"/>
+          </w:tcPr>
+          <w:p>
+            <w:pPr>
+              <w:spacing w:before="20" w:after="20" w:line="288" w:lineRule="auto"/>
+            </w:pPr>
+            <w:r>
+              <w:rPr>
+                <w:rFonts w:ascii="Times New Roman" w:hAnsi="Times New Roman" w:eastAsia="宋体"/>
+                <w:b/>
+                <w:i w:val="0"/>
+                <w:sz w:val="17"/>
+              </w:rPr>
+              <w:t>6</w:t>
+            </w:r>
+          </w:p>
+        </w:tc>
+        <w:tc>
+          <w:tcPr>
+            <w:tcW w:type="dxa" w:w="3628"/>
+          </w:tcPr>
+          <w:p>
+            <w:pPr>
+              <w:spacing w:before="20" w:after="20" w:line="288" w:lineRule="auto"/>
+            </w:pPr>
+            <w:r>
+              <w:rPr>
+                <w:rFonts w:ascii="Times New Roman" w:hAnsi="Times New Roman" w:eastAsia="宋体"/>
+                <w:b w:val="0"/>
+                <w:i w:val="0"/>
+                <w:sz w:val="17"/>
+              </w:rPr>
+              <w:t>自研图像算法</w:t>
+            </w:r>
+          </w:p>
+        </w:tc>
+        <w:tc>
+          <w:tcPr>
+            <w:tcW w:type="dxa" w:w="4762"/>
+          </w:tcPr>
+          <w:p>
+            <w:pPr>
+              <w:spacing w:before="20" w:after="20" w:line="288" w:lineRule="auto"/>
+            </w:pPr>
+            <w:r>
+              <w:rPr>
+                <w:rFonts w:ascii="Times New Roman" w:hAnsi="Times New Roman" w:eastAsia="宋体"/>
+                <w:b w:val="0"/>
+                <w:i w:val="0"/>
+                <w:sz w:val="17"/>
+              </w:rPr>
+              <w:t>解释 144 字节、两帧确认、孤立块滤除各是什么</w:t>
+            </w:r>
+          </w:p>
+        </w:tc>
+      </w:tr>
+      <w:tr>
+        <w:tc>
+          <w:tcPr>
+            <w:tcW w:type="dxa" w:w="680"/>
+          </w:tcPr>
+          <w:p>
+            <w:pPr>
+              <w:spacing w:before="20" w:after="20" w:line="288" w:lineRule="auto"/>
+            </w:pPr>
+            <w:r>
+              <w:rPr>
+                <w:rFonts w:ascii="Times New Roman" w:hAnsi="Times New Roman" w:eastAsia="宋体"/>
+                <w:b/>
+                <w:i w:val="0"/>
+                <w:sz w:val="17"/>
+              </w:rPr>
+              <w:t>7</w:t>
+            </w:r>
+          </w:p>
+        </w:tc>
+        <w:tc>
+          <w:tcPr>
+            <w:tcW w:type="dxa" w:w="3628"/>
+          </w:tcPr>
+          <w:p>
+            <w:pPr>
+              <w:spacing w:before="20" w:after="20" w:line="288" w:lineRule="auto"/>
+            </w:pPr>
+            <w:r>
+              <w:rPr>
+                <w:rFonts w:ascii="Times New Roman" w:hAnsi="Times New Roman" w:eastAsia="宋体"/>
+                <w:b w:val="0"/>
+                <w:i w:val="0"/>
+                <w:sz w:val="17"/>
+              </w:rPr>
+              <w:t>OSD</w:t>
+            </w:r>
+          </w:p>
+        </w:tc>
+        <w:tc>
+          <w:tcPr>
+            <w:tcW w:type="dxa" w:w="4762"/>
+          </w:tcPr>
+          <w:p>
+            <w:pPr>
+              <w:spacing w:before="20" w:after="20" w:line="288" w:lineRule="auto"/>
+            </w:pPr>
+            <w:r>
+              <w:rPr>
+                <w:rFonts w:ascii="Times New Roman" w:hAnsi="Times New Roman" w:eastAsia="宋体"/>
+                <w:b w:val="0"/>
+                <w:i w:val="0"/>
+                <w:sz w:val="17"/>
+              </w:rPr>
+              <w:t>说出八层内容，解释内部坐标与屏幕坐标的关系</w:t>
+            </w:r>
+          </w:p>
+        </w:tc>
+      </w:tr>
+      <w:tr>
+        <w:tc>
+          <w:tcPr>
+            <w:tcW w:type="dxa" w:w="680"/>
+          </w:tcPr>
+          <w:p>
+            <w:pPr>
+              <w:spacing w:before="20" w:after="20" w:line="288" w:lineRule="auto"/>
+            </w:pPr>
+            <w:r>
+              <w:rPr>
+                <w:rFonts w:ascii="Times New Roman" w:hAnsi="Times New Roman" w:eastAsia="宋体"/>
+                <w:b/>
+                <w:i w:val="0"/>
+                <w:sz w:val="17"/>
+              </w:rPr>
+              <w:t>8</w:t>
+            </w:r>
+          </w:p>
+        </w:tc>
+        <w:tc>
+          <w:tcPr>
+            <w:tcW w:type="dxa" w:w="3628"/>
+          </w:tcPr>
+          <w:p>
+            <w:pPr>
+              <w:spacing w:before="20" w:after="20" w:line="288" w:lineRule="auto"/>
+            </w:pPr>
+            <w:r>
+              <w:rPr>
+                <w:rFonts w:ascii="Times New Roman" w:hAnsi="Times New Roman" w:eastAsia="宋体"/>
+                <w:b w:val="0"/>
+                <w:i w:val="0"/>
+                <w:sz w:val="17"/>
+              </w:rPr>
+              <w:t>工程方法与调试</w:t>
+            </w:r>
+          </w:p>
+        </w:tc>
+        <w:tc>
+          <w:tcPr>
+            <w:tcW w:type="dxa" w:w="4762"/>
+          </w:tcPr>
+          <w:p>
+            <w:pPr>
+              <w:spacing w:before="20" w:after="20" w:line="288" w:lineRule="auto"/>
+            </w:pPr>
+            <w:r>
+              <w:rPr>
+                <w:rFonts w:ascii="Times New Roman" w:hAnsi="Times New Roman" w:eastAsia="宋体"/>
+                <w:b w:val="0"/>
+                <w:i w:val="0"/>
+                <w:sz w:val="17"/>
+              </w:rPr>
+              <w:t>背出四条判据，说出「假成功」的三种形态</w:t>
+            </w:r>
+          </w:p>
+        </w:tc>
+      </w:tr>
+      <w:tr>
+        <w:tc>
+          <w:tcPr>
+            <w:tcW w:type="dxa" w:w="680"/>
+          </w:tcPr>
+          <w:p>
+            <w:pPr>
+              <w:spacing w:before="20" w:after="20" w:line="288" w:lineRule="auto"/>
+            </w:pPr>
+            <w:r>
+              <w:rPr>
+                <w:rFonts w:ascii="Times New Roman" w:hAnsi="Times New Roman" w:eastAsia="宋体"/>
+                <w:b/>
                 <w:i w:val="0"/>
                 <w:sz w:val="17"/>
               </w:rPr>
@@ -944,7 +2422,7 @@
         </w:tc>
         <w:tc>
           <w:tcPr>
-            <w:tcW w:type="dxa" w:w="2308"/>
+            <w:tcW w:type="dxa" w:w="3628"/>
           </w:tcPr>
           <w:p>
             <w:pPr>
@@ -963,7 +2441,7 @@
         </w:tc>
         <w:tc>
           <w:tcPr>
-            <w:tcW w:type="dxa" w:w="6377"/>
+            <w:tcW w:type="dxa" w:w="4762"/>
           </w:tcPr>
           <w:p>
             <w:pPr>
@@ -4057,25 +5535,78 @@
         <w:t>2.1 完整通路与每一级的职责</w:t>
       </w:r>
     </w:p>
+    <w:p>
+      <w:pPr>
+        <w:spacing w:line="331" w:lineRule="auto" w:before="0" w:after="80"/>
+        <w:ind w:firstLine="420"/>
+      </w:pPr>
+      <w:r>
+        <w:rPr>
+          <w:rFonts w:ascii="Times New Roman" w:hAnsi="Times New Roman" w:eastAsia="宋体"/>
+          <w:sz w:val="21"/>
+        </w:rPr>
+        <w:t xml:space="preserve">先看这张图，再看下面那张表——图给整体形状，表给每一级的细节。</w:t>
+      </w:r>
+    </w:p>
+    <w:p>
+      <w:pPr>
+        <w:spacing w:before="80" w:after="40"/>
+        <w:jc w:val="center"/>
+      </w:pPr>
+      <w:r>
+        <w:drawing>
+          <wp:inline xmlns:a="http://schemas.openxmlformats.org/drawingml/2006/main" xmlns:pic="http://schemas.openxmlformats.org/drawingml/2006/picture">
+            <wp:extent cx="5616000" cy="2407317"/>
+            <wp:docPr id="1" name="Picture 1"/>
+            <wp:cNvGraphicFramePr>
+              <a:graphicFrameLocks noChangeAspect="1"/>
+            </wp:cNvGraphicFramePr>
+            <a:graphic>
+              <a:graphicData uri="http://schemas.openxmlformats.org/drawingml/2006/picture">
+                <pic:pic>
+                  <pic:nvPicPr>
+                    <pic:cNvPr id="0" name="fig1_datapath.png"/>
+                    <pic:cNvPicPr/>
+                  </pic:nvPicPr>
+                  <pic:blipFill>
+                    <a:blip r:embed="rId9"/>
+                    <a:stretch>
+                      <a:fillRect/>
+                    </a:stretch>
+                  </pic:blipFill>
+                  <pic:spPr>
+                    <a:xfrm>
+                      <a:off x="0" y="0"/>
+                      <a:ext cx="5616000" cy="2407317"/>
+                    </a:xfrm>
+                    <a:prstGeom prst="rect"/>
+                  </pic:spPr>
+                </pic:pic>
+              </a:graphicData>
+            </a:graphic>
+          </wp:inline>
+        </w:drawing>
+      </w:r>
+    </w:p>
     <w:tbl>
       <w:tblPr>
         <w:tblStyle w:val="TableGrid"/>
-        <w:tblW w:type="dxa" w:w="9124"/>
+        <w:tblW w:type="dxa" w:w="9072"/>
         <w:jc w:val="center"/>
         <w:tblLayout w:type="fixed"/>
         <w:tblLayout w:type="fixed"/>
         <w:tblLook w:firstColumn="1" w:firstRow="1" w:lastColumn="0" w:lastRow="0" w:noHBand="0" w:noVBand="1" w:val="04A0"/>
       </w:tblPr>
       <w:tblGrid>
-        <w:gridCol w:w="386"/>
-        <w:gridCol w:w="2544"/>
-        <w:gridCol w:w="4314"/>
-        <w:gridCol w:w="1880"/>
+        <w:gridCol w:w="624"/>
+        <w:gridCol w:w="2098"/>
+        <w:gridCol w:w="3969"/>
+        <w:gridCol w:w="2381"/>
       </w:tblGrid>
       <w:tr>
         <w:tc>
           <w:tcPr>
-            <w:tcW w:type="dxa" w:w="386"/>
+            <w:tcW w:type="dxa" w:w="624"/>
           </w:tcPr>
           <w:p>
             <w:pPr>
@@ -4095,7 +5626,7 @@
         </w:tc>
         <w:tc>
           <w:tcPr>
-            <w:tcW w:type="dxa" w:w="2544"/>
+            <w:tcW w:type="dxa" w:w="2098"/>
           </w:tcPr>
           <w:p>
             <w:pPr>
@@ -4115,7 +5646,7 @@
         </w:tc>
         <w:tc>
           <w:tcPr>
-            <w:tcW w:type="dxa" w:w="4314"/>
+            <w:tcW w:type="dxa" w:w="3969"/>
           </w:tcPr>
           <w:p>
             <w:pPr>
@@ -4135,7 +5666,7 @@
         </w:tc>
         <w:tc>
           <w:tcPr>
-            <w:tcW w:type="dxa" w:w="1880"/>
+            <w:tcW w:type="dxa" w:w="2381"/>
           </w:tcPr>
           <w:p>
             <w:pPr>
@@ -4157,7 +5688,7 @@
       <w:tr>
         <w:tc>
           <w:tcPr>
-            <w:tcW w:type="dxa" w:w="386"/>
+            <w:tcW w:type="dxa" w:w="624"/>
           </w:tcPr>
           <w:p>
             <w:pPr>
@@ -4176,7 +5707,7 @@
         </w:tc>
         <w:tc>
           <w:tcPr>
-            <w:tcW w:type="dxa" w:w="2544"/>
+            <w:tcW w:type="dxa" w:w="2098"/>
           </w:tcPr>
           <w:p>
             <w:pPr>
@@ -4195,7 +5726,7 @@
         </w:tc>
         <w:tc>
           <w:tcPr>
-            <w:tcW w:type="dxa" w:w="4314"/>
+            <w:tcW w:type="dxa" w:w="3969"/>
           </w:tcPr>
           <w:p>
             <w:pPr>
@@ -4214,7 +5745,7 @@
         </w:tc>
         <w:tc>
           <w:tcPr>
-            <w:tcW w:type="dxa" w:w="1880"/>
+            <w:tcW w:type="dxa" w:w="2381"/>
           </w:tcPr>
           <w:p>
             <w:pPr>
@@ -4235,7 +5766,7 @@
       <w:tr>
         <w:tc>
           <w:tcPr>
-            <w:tcW w:type="dxa" w:w="386"/>
+            <w:tcW w:type="dxa" w:w="624"/>
           </w:tcPr>
           <w:p>
             <w:pPr>
@@ -4254,7 +5785,7 @@
         </w:tc>
         <w:tc>
           <w:tcPr>
-            <w:tcW w:type="dxa" w:w="2544"/>
+            <w:tcW w:type="dxa" w:w="2098"/>
           </w:tcPr>
           <w:p>
             <w:pPr>
@@ -4273,7 +5804,7 @@
         </w:tc>
         <w:tc>
           <w:tcPr>
-            <w:tcW w:type="dxa" w:w="4314"/>
+            <w:tcW w:type="dxa" w:w="3969"/>
           </w:tcPr>
           <w:p>
             <w:pPr>
@@ -4292,7 +5823,7 @@
         </w:tc>
         <w:tc>
           <w:tcPr>
-            <w:tcW w:type="dxa" w:w="1880"/>
+            <w:tcW w:type="dxa" w:w="2381"/>
           </w:tcPr>
           <w:p>
             <w:pPr>
@@ -4313,7 +5844,7 @@
       <w:tr>
         <w:tc>
           <w:tcPr>
-            <w:tcW w:type="dxa" w:w="386"/>
+            <w:tcW w:type="dxa" w:w="624"/>
           </w:tcPr>
           <w:p>
             <w:pPr>
@@ -4332,7 +5863,7 @@
         </w:tc>
         <w:tc>
           <w:tcPr>
-            <w:tcW w:type="dxa" w:w="2544"/>
+            <w:tcW w:type="dxa" w:w="2098"/>
           </w:tcPr>
           <w:p>
             <w:pPr>
@@ -4351,7 +5882,7 @@
         </w:tc>
         <w:tc>
           <w:tcPr>
-            <w:tcW w:type="dxa" w:w="4314"/>
+            <w:tcW w:type="dxa" w:w="3969"/>
           </w:tcPr>
           <w:p>
             <w:pPr>
@@ -4370,7 +5901,7 @@
         </w:tc>
         <w:tc>
           <w:tcPr>
-            <w:tcW w:type="dxa" w:w="1880"/>
+            <w:tcW w:type="dxa" w:w="2381"/>
           </w:tcPr>
           <w:p>
             <w:pPr>
@@ -4391,7 +5922,7 @@
       <w:tr>
         <w:tc>
           <w:tcPr>
-            <w:tcW w:type="dxa" w:w="386"/>
+            <w:tcW w:type="dxa" w:w="624"/>
           </w:tcPr>
           <w:p>
             <w:pPr>
@@ -4410,7 +5941,7 @@
         </w:tc>
         <w:tc>
           <w:tcPr>
-            <w:tcW w:type="dxa" w:w="2544"/>
+            <w:tcW w:type="dxa" w:w="2098"/>
           </w:tcPr>
           <w:p>
             <w:pPr>
@@ -4429,7 +5960,7 @@
         </w:tc>
         <w:tc>
           <w:tcPr>
-            <w:tcW w:type="dxa" w:w="4314"/>
+            <w:tcW w:type="dxa" w:w="3969"/>
           </w:tcPr>
           <w:p>
             <w:pPr>
@@ -4448,7 +5979,7 @@
         </w:tc>
         <w:tc>
           <w:tcPr>
-            <w:tcW w:type="dxa" w:w="1880"/>
+            <w:tcW w:type="dxa" w:w="2381"/>
           </w:tcPr>
           <w:p>
             <w:pPr>
@@ -4469,7 +6000,7 @@
       <w:tr>
         <w:tc>
           <w:tcPr>
-            <w:tcW w:type="dxa" w:w="386"/>
+            <w:tcW w:type="dxa" w:w="624"/>
           </w:tcPr>
           <w:p>
             <w:pPr>
@@ -4488,7 +6019,7 @@
         </w:tc>
         <w:tc>
           <w:tcPr>
-            <w:tcW w:type="dxa" w:w="2544"/>
+            <w:tcW w:type="dxa" w:w="2098"/>
           </w:tcPr>
           <w:p>
             <w:pPr>
@@ -4507,7 +6038,7 @@
         </w:tc>
         <w:tc>
           <w:tcPr>
-            <w:tcW w:type="dxa" w:w="4314"/>
+            <w:tcW w:type="dxa" w:w="3969"/>
           </w:tcPr>
           <w:p>
             <w:pPr>
@@ -4526,7 +6057,7 @@
         </w:tc>
         <w:tc>
           <w:tcPr>
-            <w:tcW w:type="dxa" w:w="1880"/>
+            <w:tcW w:type="dxa" w:w="2381"/>
           </w:tcPr>
           <w:p>
             <w:pPr>
@@ -4547,7 +6078,7 @@
       <w:tr>
         <w:tc>
           <w:tcPr>
-            <w:tcW w:type="dxa" w:w="386"/>
+            <w:tcW w:type="dxa" w:w="624"/>
           </w:tcPr>
           <w:p>
             <w:pPr>
@@ -4566,7 +6097,7 @@
         </w:tc>
         <w:tc>
           <w:tcPr>
-            <w:tcW w:type="dxa" w:w="2544"/>
+            <w:tcW w:type="dxa" w:w="2098"/>
           </w:tcPr>
           <w:p>
             <w:pPr>
@@ -4585,7 +6116,7 @@
         </w:tc>
         <w:tc>
           <w:tcPr>
-            <w:tcW w:type="dxa" w:w="4314"/>
+            <w:tcW w:type="dxa" w:w="3969"/>
           </w:tcPr>
           <w:p>
             <w:pPr>
@@ -4604,7 +6135,7 @@
         </w:tc>
         <w:tc>
           <w:tcPr>
-            <w:tcW w:type="dxa" w:w="1880"/>
+            <w:tcW w:type="dxa" w:w="2381"/>
           </w:tcPr>
           <w:p>
             <w:pPr>
@@ -4625,7 +6156,7 @@
       <w:tr>
         <w:tc>
           <w:tcPr>
-            <w:tcW w:type="dxa" w:w="386"/>
+            <w:tcW w:type="dxa" w:w="624"/>
           </w:tcPr>
           <w:p>
             <w:pPr>
@@ -4644,7 +6175,7 @@
         </w:tc>
         <w:tc>
           <w:tcPr>
-            <w:tcW w:type="dxa" w:w="2544"/>
+            <w:tcW w:type="dxa" w:w="2098"/>
           </w:tcPr>
           <w:p>
             <w:pPr>
@@ -4663,7 +6194,7 @@
         </w:tc>
         <w:tc>
           <w:tcPr>
-            <w:tcW w:type="dxa" w:w="4314"/>
+            <w:tcW w:type="dxa" w:w="3969"/>
           </w:tcPr>
           <w:p>
             <w:pPr>
@@ -4682,7 +6213,7 @@
         </w:tc>
         <w:tc>
           <w:tcPr>
-            <w:tcW w:type="dxa" w:w="1880"/>
+            <w:tcW w:type="dxa" w:w="2381"/>
           </w:tcPr>
           <w:p>
             <w:pPr>
@@ -4703,7 +6234,7 @@
       <w:tr>
         <w:tc>
           <w:tcPr>
-            <w:tcW w:type="dxa" w:w="386"/>
+            <w:tcW w:type="dxa" w:w="624"/>
           </w:tcPr>
           <w:p>
             <w:pPr>
@@ -4722,7 +6253,7 @@
         </w:tc>
         <w:tc>
           <w:tcPr>
-            <w:tcW w:type="dxa" w:w="2544"/>
+            <w:tcW w:type="dxa" w:w="2098"/>
           </w:tcPr>
           <w:p>
             <w:pPr>
@@ -4741,7 +6272,7 @@
         </w:tc>
         <w:tc>
           <w:tcPr>
-            <w:tcW w:type="dxa" w:w="4314"/>
+            <w:tcW w:type="dxa" w:w="3969"/>
           </w:tcPr>
           <w:p>
             <w:pPr>
@@ -4760,7 +6291,7 @@
         </w:tc>
         <w:tc>
           <w:tcPr>
-            <w:tcW w:type="dxa" w:w="1880"/>
+            <w:tcW w:type="dxa" w:w="2381"/>
           </w:tcPr>
           <w:p>
             <w:pPr>
@@ -4781,7 +6312,7 @@
       <w:tr>
         <w:tc>
           <w:tcPr>
-            <w:tcW w:type="dxa" w:w="386"/>
+            <w:tcW w:type="dxa" w:w="624"/>
           </w:tcPr>
           <w:p>
             <w:pPr>
@@ -4800,7 +6331,7 @@
         </w:tc>
         <w:tc>
           <w:tcPr>
-            <w:tcW w:type="dxa" w:w="2544"/>
+            <w:tcW w:type="dxa" w:w="2098"/>
           </w:tcPr>
           <w:p>
             <w:pPr>
@@ -4819,7 +6350,7 @@
         </w:tc>
         <w:tc>
           <w:tcPr>
-            <w:tcW w:type="dxa" w:w="4314"/>
+            <w:tcW w:type="dxa" w:w="3969"/>
           </w:tcPr>
           <w:p>
             <w:pPr>
@@ -4838,7 +6369,7 @@
         </w:tc>
         <w:tc>
           <w:tcPr>
-            <w:tcW w:type="dxa" w:w="1880"/>
+            <w:tcW w:type="dxa" w:w="2381"/>
           </w:tcPr>
           <w:p>
             <w:pPr>
@@ -4859,7 +6390,7 @@
       <w:tr>
         <w:tc>
           <w:tcPr>
-            <w:tcW w:type="dxa" w:w="386"/>
+            <w:tcW w:type="dxa" w:w="624"/>
           </w:tcPr>
           <w:p>
             <w:pPr>
@@ -4878,7 +6409,7 @@
         </w:tc>
         <w:tc>
           <w:tcPr>
-            <w:tcW w:type="dxa" w:w="2544"/>
+            <w:tcW w:type="dxa" w:w="2098"/>
           </w:tcPr>
           <w:p>
             <w:pPr>
@@ -4897,7 +6428,7 @@
         </w:tc>
         <w:tc>
           <w:tcPr>
-            <w:tcW w:type="dxa" w:w="4314"/>
+            <w:tcW w:type="dxa" w:w="3969"/>
           </w:tcPr>
           <w:p>
             <w:pPr>
@@ -4916,7 +6447,7 @@
         </w:tc>
         <w:tc>
           <w:tcPr>
-            <w:tcW w:type="dxa" w:w="1880"/>
+            <w:tcW w:type="dxa" w:w="2381"/>
           </w:tcPr>
           <w:p>
             <w:pPr>
@@ -4937,7 +6468,7 @@
       <w:tr>
         <w:tc>
           <w:tcPr>
-            <w:tcW w:type="dxa" w:w="386"/>
+            <w:tcW w:type="dxa" w:w="624"/>
           </w:tcPr>
           <w:p>
             <w:pPr>
@@ -4956,7 +6487,7 @@
         </w:tc>
         <w:tc>
           <w:tcPr>
-            <w:tcW w:type="dxa" w:w="2544"/>
+            <w:tcW w:type="dxa" w:w="2098"/>
           </w:tcPr>
           <w:p>
             <w:pPr>
@@ -4975,7 +6506,7 @@
         </w:tc>
         <w:tc>
           <w:tcPr>
-            <w:tcW w:type="dxa" w:w="4314"/>
+            <w:tcW w:type="dxa" w:w="3969"/>
           </w:tcPr>
           <w:p>
             <w:pPr>
@@ -4994,7 +6525,7 @@
         </w:tc>
         <w:tc>
           <w:tcPr>
-            <w:tcW w:type="dxa" w:w="1880"/>
+            <w:tcW w:type="dxa" w:w="2381"/>
           </w:tcPr>
           <w:p>
             <w:pPr>
@@ -5015,7 +6546,7 @@
       <w:tr>
         <w:tc>
           <w:tcPr>
-            <w:tcW w:type="dxa" w:w="386"/>
+            <w:tcW w:type="dxa" w:w="624"/>
           </w:tcPr>
           <w:p>
             <w:pPr>
@@ -5034,7 +6565,7 @@
         </w:tc>
         <w:tc>
           <w:tcPr>
-            <w:tcW w:type="dxa" w:w="2544"/>
+            <w:tcW w:type="dxa" w:w="2098"/>
           </w:tcPr>
           <w:p>
             <w:pPr>
@@ -5053,7 +6584,7 @@
         </w:tc>
         <w:tc>
           <w:tcPr>
-            <w:tcW w:type="dxa" w:w="4314"/>
+            <w:tcW w:type="dxa" w:w="3969"/>
           </w:tcPr>
           <w:p>
             <w:pPr>
@@ -5072,7 +6603,7 @@
         </w:tc>
         <w:tc>
           <w:tcPr>
-            <w:tcW w:type="dxa" w:w="1880"/>
+            <w:tcW w:type="dxa" w:w="2381"/>
           </w:tcPr>
           <w:p>
             <w:pPr>
@@ -5093,7 +6624,7 @@
       <w:tr>
         <w:tc>
           <w:tcPr>
-            <w:tcW w:type="dxa" w:w="386"/>
+            <w:tcW w:type="dxa" w:w="624"/>
           </w:tcPr>
           <w:p>
             <w:pPr>
@@ -5112,7 +6643,7 @@
         </w:tc>
         <w:tc>
           <w:tcPr>
-            <w:tcW w:type="dxa" w:w="2544"/>
+            <w:tcW w:type="dxa" w:w="2098"/>
           </w:tcPr>
           <w:p>
             <w:pPr>
@@ -5131,7 +6662,7 @@
         </w:tc>
         <w:tc>
           <w:tcPr>
-            <w:tcW w:type="dxa" w:w="4314"/>
+            <w:tcW w:type="dxa" w:w="3969"/>
           </w:tcPr>
           <w:p>
             <w:pPr>
@@ -5150,7 +6681,7 @@
         </w:tc>
         <w:tc>
           <w:tcPr>
-            <w:tcW w:type="dxa" w:w="1880"/>
+            <w:tcW w:type="dxa" w:w="2381"/>
           </w:tcPr>
           <w:p>
             <w:pPr>
@@ -5548,23 +7079,512 @@
           <w:color w:val="7A4A00"/>
           <w:sz w:val="17"/>
         </w:rPr>
-        <w:t>▎hdl_source\isp\isp_top.v  第 187~187 行</w:t>
+        <w:t>▎hdl_source\isp\isp_top.v  第 187~209 行</w:t>
       </w:r>
     </w:p>
     <w:p>
       <w:pPr>
         <w:shd w:val="clear" w:color="auto" w:fill="F4F4F4"/>
-        <w:spacing w:before="0" w:after="0" w:line="240" w:lineRule="auto"/>
-        <w:ind w:left="200" w:right="120"/>
-      </w:pPr>
-      <w:r>
-        <w:rPr>
-          <w:rFonts w:ascii="Consolas" w:hAnsi="Consolas" w:eastAsia="Consolas"/>
-          <w:b w:val="0"/>
-          <w:i w:val="0"/>
-          <w:sz w:val="17"/>
-        </w:rPr>
-        <w:t>demosaic #(</w:t>
+        <w:spacing w:line="240" w:lineRule="auto" w:before="0" w:after="0"/>
+        <w:ind w:left="200"/>
+      </w:pPr>
+      <w:r>
+        <w:rPr>
+          <w:rFonts w:ascii="Consolas" w:hAnsi="Consolas" w:eastAsia="Consolas"/>
+          <w:color w:val="1F3864"/>
+          <w:sz w:val="16"/>
+        </w:rPr>
+        <w:t xml:space="preserve">demosaic #(                              </w:t>
+      </w:r>
+      <w:r>
+        <w:rPr>
+          <w:rFonts w:ascii="Consolas" w:hAnsi="Consolas" w:eastAsia="Consolas"/>
+          <w:color w:val="2E7D32"/>
+          <w:sz w:val="16"/>
+        </w:rPr>
+        <w:t xml:space="preserve">// 模块名 demosaic；#( ... ) 里是「参数」，综合时定死</w:t>
+      </w:r>
+    </w:p>
+    <w:p>
+      <w:pPr>
+        <w:shd w:val="clear" w:color="auto" w:fill="F4F4F4"/>
+        <w:spacing w:line="240" w:lineRule="auto" w:before="0" w:after="0"/>
+        <w:ind w:left="200"/>
+      </w:pPr>
+      <w:r>
+        <w:rPr>
+          <w:rFonts w:ascii="Consolas" w:hAnsi="Consolas" w:eastAsia="Consolas"/>
+          <w:color w:val="1F3864"/>
+          <w:sz w:val="16"/>
+        </w:rPr>
+        <w:t xml:space="preserve">    .IMG_HEIGHT          (720 ),          </w:t>
+      </w:r>
+      <w:r>
+        <w:rPr>
+          <w:rFonts w:ascii="Consolas" w:hAnsi="Consolas" w:eastAsia="Consolas"/>
+          <w:color w:val="2E7D32"/>
+          <w:sz w:val="16"/>
+        </w:rPr>
+        <w:t xml:space="preserve">// 一帧 720 行</w:t>
+      </w:r>
+    </w:p>
+    <w:p>
+      <w:pPr>
+        <w:shd w:val="clear" w:color="auto" w:fill="F4F4F4"/>
+        <w:spacing w:line="240" w:lineRule="auto" w:before="0" w:after="0"/>
+        <w:ind w:left="200"/>
+      </w:pPr>
+      <w:r>
+        <w:rPr>
+          <w:rFonts w:ascii="Consolas" w:hAnsi="Consolas" w:eastAsia="Consolas"/>
+          <w:color w:val="1F3864"/>
+          <w:sz w:val="16"/>
+        </w:rPr>
+        <w:t xml:space="preserve">    .IMG_WIDTH           (1280),          </w:t>
+      </w:r>
+      <w:r>
+        <w:rPr>
+          <w:rFonts w:ascii="Consolas" w:hAnsi="Consolas" w:eastAsia="Consolas"/>
+          <w:color w:val="2E7D32"/>
+          <w:sz w:val="16"/>
+        </w:rPr>
+        <w:t xml:space="preserve">// 一行 1280 列</w:t>
+      </w:r>
+    </w:p>
+    <w:p>
+      <w:pPr>
+        <w:shd w:val="clear" w:color="auto" w:fill="F4F4F4"/>
+        <w:spacing w:line="240" w:lineRule="auto" w:before="0" w:after="0"/>
+        <w:ind w:left="200"/>
+      </w:pPr>
+      <w:r>
+        <w:rPr>
+          <w:rFonts w:ascii="Consolas" w:hAnsi="Consolas" w:eastAsia="Consolas"/>
+          <w:color w:val="1F3864"/>
+          <w:sz w:val="16"/>
+        </w:rPr>
+        <w:t xml:space="preserve">    .data_complete_delay (50  ),          </w:t>
+      </w:r>
+      <w:r>
+        <w:rPr>
+          <w:rFonts w:ascii="Consolas" w:hAnsi="Consolas" w:eastAsia="Consolas"/>
+          <w:color w:val="2E7D32"/>
+          <w:sz w:val="16"/>
+        </w:rPr>
+        <w:t xml:space="preserve">// 内部先等 50 拍，让流水线装满再往外吐数据</w:t>
+      </w:r>
+    </w:p>
+    <w:p>
+      <w:pPr>
+        <w:shd w:val="clear" w:color="auto" w:fill="F4F4F4"/>
+        <w:spacing w:line="240" w:lineRule="auto" w:before="0" w:after="0"/>
+        <w:ind w:left="200"/>
+      </w:pPr>
+      <w:r>
+        <w:rPr>
+          <w:rFonts w:ascii="Consolas" w:hAnsi="Consolas" w:eastAsia="Consolas"/>
+          <w:color w:val="1F3864"/>
+          <w:sz w:val="16"/>
+        </w:rPr>
+        <w:t xml:space="preserve">    .BAYER_MODE          ("BGGR")         </w:t>
+      </w:r>
+      <w:r>
+        <w:rPr>
+          <w:rFonts w:ascii="Consolas" w:hAnsi="Consolas" w:eastAsia="Consolas"/>
+          <w:color w:val="2E7D32"/>
+          <w:sz w:val="16"/>
+        </w:rPr>
+        <w:t xml:space="preserve">// 拜耳排列：本行左起 蓝、绿、蓝、绿…</w:t>
+      </w:r>
+    </w:p>
+    <w:p>
+      <w:pPr>
+        <w:shd w:val="clear" w:color="auto" w:fill="F4F4F4"/>
+        <w:spacing w:line="240" w:lineRule="auto" w:before="0" w:after="0"/>
+        <w:ind w:left="200"/>
+      </w:pPr>
+      <w:r>
+        <w:rPr>
+          <w:rFonts w:ascii="Consolas" w:hAnsi="Consolas" w:eastAsia="Consolas"/>
+          <w:color w:val="1F3864"/>
+          <w:sz w:val="16"/>
+        </w:rPr>
+        <w:t xml:space="preserve">)</w:t>
+      </w:r>
+    </w:p>
+    <w:p>
+      <w:pPr>
+        <w:shd w:val="clear" w:color="auto" w:fill="F4F4F4"/>
+        <w:spacing w:line="240" w:lineRule="auto" w:before="0" w:after="0"/>
+        <w:ind w:left="200"/>
+      </w:pPr>
+      <w:r>
+        <w:rPr>
+          <w:rFonts w:ascii="Consolas" w:hAnsi="Consolas" w:eastAsia="Consolas"/>
+          <w:color w:val="1F3864"/>
+          <w:sz w:val="16"/>
+        </w:rPr>
+        <w:t xml:space="preserve">u_demosaic                                   </w:t>
+      </w:r>
+      <w:r>
+        <w:rPr>
+          <w:rFonts w:ascii="Consolas" w:hAnsi="Consolas" w:eastAsia="Consolas"/>
+          <w:color w:val="2E7D32"/>
+          <w:sz w:val="16"/>
+        </w:rPr>
+        <w:t xml:space="preserve">// 这个「实例」的名字；同一模块可例化多次，靠名字区分</w:t>
+      </w:r>
+    </w:p>
+    <w:p>
+      <w:pPr>
+        <w:shd w:val="clear" w:color="auto" w:fill="F4F4F4"/>
+        <w:spacing w:line="240" w:lineRule="auto" w:before="0" w:after="0"/>
+        <w:ind w:left="200"/>
+      </w:pPr>
+      <w:r>
+        <w:rPr>
+          <w:rFonts w:ascii="Consolas" w:hAnsi="Consolas" w:eastAsia="Consolas"/>
+          <w:color w:val="1F3864"/>
+          <w:sz w:val="16"/>
+        </w:rPr>
+        <w:t xml:space="preserve">(</w:t>
+      </w:r>
+    </w:p>
+    <w:p>
+      <w:pPr>
+        <w:shd w:val="clear" w:color="auto" w:fill="F4F4F4"/>
+        <w:spacing w:line="240" w:lineRule="auto" w:before="0" w:after="0"/>
+        <w:ind w:left="200"/>
+      </w:pPr>
+      <w:r>
+        <w:rPr>
+          <w:rFonts w:ascii="Consolas" w:hAnsi="Consolas" w:eastAsia="Consolas"/>
+          <w:color w:val="1F3864"/>
+          <w:sz w:val="16"/>
+        </w:rPr>
+        <w:t xml:space="preserve">    .I_clk               (axi4s_video_aclk), </w:t>
+      </w:r>
+      <w:r>
+        <w:rPr>
+          <w:rFonts w:ascii="Consolas" w:hAnsi="Consolas" w:eastAsia="Consolas"/>
+          <w:color w:val="2E7D32"/>
+          <w:sz w:val="16"/>
+        </w:rPr>
+        <w:t xml:space="preserve">// 时钟，就是像素流所在的 60 MHz</w:t>
+      </w:r>
+    </w:p>
+    <w:p>
+      <w:pPr>
+        <w:shd w:val="clear" w:color="auto" w:fill="F4F4F4"/>
+        <w:spacing w:line="240" w:lineRule="auto" w:before="0" w:after="0"/>
+        <w:ind w:left="200"/>
+      </w:pPr>
+      <w:r>
+        <w:rPr>
+          <w:rFonts w:ascii="Consolas" w:hAnsi="Consolas" w:eastAsia="Consolas"/>
+          <w:color w:val="1F3864"/>
+          <w:sz w:val="16"/>
+        </w:rPr>
+        <w:t xml:space="preserve">    .I_rst_n             (I_rst_n),          </w:t>
+      </w:r>
+      <w:r>
+        <w:rPr>
+          <w:rFonts w:ascii="Consolas" w:hAnsi="Consolas" w:eastAsia="Consolas"/>
+          <w:color w:val="2E7D32"/>
+          <w:sz w:val="16"/>
+        </w:rPr>
+        <w:t xml:space="preserve">// 复位，低有效（0 = 正在复位）</w:t>
+      </w:r>
+    </w:p>
+    <w:p>
+      <w:pPr>
+        <w:shd w:val="clear" w:color="auto" w:fill="F4F4F4"/>
+        <w:spacing w:line="240" w:lineRule="auto" w:before="0" w:after="0"/>
+        <w:ind w:left="200"/>
+      </w:pPr>
+      <w:r>
+        <w:rPr>
+          <w:rFonts w:ascii="Consolas" w:hAnsi="Consolas" w:eastAsia="Consolas"/>
+          <w:color w:val="1F3864"/>
+          <w:sz w:val="16"/>
+        </w:rPr>
+        <w:t xml:space="preserve">    .I_blk_bypass        (I_blk_bypass),     </w:t>
+      </w:r>
+      <w:r>
+        <w:rPr>
+          <w:rFonts w:ascii="Consolas" w:hAnsi="Consolas" w:eastAsia="Consolas"/>
+          <w:color w:val="2E7D32"/>
+          <w:sz w:val="16"/>
+        </w:rPr>
+        <w:t xml:space="preserve">// 黑电平扣除的旁路（1 = 直通不扣）</w:t>
+      </w:r>
+    </w:p>
+    <w:p>
+      <w:pPr>
+        <w:shd w:val="clear" w:color="auto" w:fill="F4F4F4"/>
+        <w:spacing w:line="240" w:lineRule="auto" w:before="0" w:after="0"/>
+        <w:ind w:left="200"/>
+      </w:pPr>
+      <w:r>
+        <w:rPr>
+          <w:rFonts w:ascii="Consolas" w:hAnsi="Consolas" w:eastAsia="Consolas"/>
+          <w:color w:val="1F3864"/>
+          <w:sz w:val="16"/>
+        </w:rPr>
+        <w:t xml:space="preserve">    .axi4s_video_tdata   (I_tdata),          </w:t>
+      </w:r>
+      <w:r>
+        <w:rPr>
+          <w:rFonts w:ascii="Consolas" w:hAnsi="Consolas" w:eastAsia="Consolas"/>
+          <w:color w:val="2E7D32"/>
+          <w:sz w:val="16"/>
+        </w:rPr>
+        <w:t xml:space="preserve">// 输入：128 bit / 拍（4 像素 × 32 bit）</w:t>
+      </w:r>
+    </w:p>
+    <w:p>
+      <w:pPr>
+        <w:shd w:val="clear" w:color="auto" w:fill="F4F4F4"/>
+        <w:spacing w:line="240" w:lineRule="auto" w:before="0" w:after="0"/>
+        <w:ind w:left="200"/>
+      </w:pPr>
+      <w:r>
+        <w:rPr>
+          <w:rFonts w:ascii="Consolas" w:hAnsi="Consolas" w:eastAsia="Consolas"/>
+          <w:color w:val="1F3864"/>
+          <w:sz w:val="16"/>
+        </w:rPr>
+        <w:t xml:space="preserve">    .axi4s_video_tdest   (I_tdest),          </w:t>
+      </w:r>
+      <w:r>
+        <w:rPr>
+          <w:rFonts w:ascii="Consolas" w:hAnsi="Consolas" w:eastAsia="Consolas"/>
+          <w:color w:val="2E7D32"/>
+          <w:sz w:val="16"/>
+        </w:rPr>
+        <w:t xml:space="preserve">// 输入：通道号，本工程没用到</w:t>
+      </w:r>
+    </w:p>
+    <w:p>
+      <w:pPr>
+        <w:shd w:val="clear" w:color="auto" w:fill="F4F4F4"/>
+        <w:spacing w:line="240" w:lineRule="auto" w:before="0" w:after="0"/>
+        <w:ind w:left="200"/>
+      </w:pPr>
+      <w:r>
+        <w:rPr>
+          <w:rFonts w:ascii="Consolas" w:hAnsi="Consolas" w:eastAsia="Consolas"/>
+          <w:color w:val="1F3864"/>
+          <w:sz w:val="16"/>
+        </w:rPr>
+        <w:t xml:space="preserve">    .axi4s_video_tlast   (I_tlast),          </w:t>
+      </w:r>
+      <w:r>
+        <w:rPr>
+          <w:rFonts w:ascii="Consolas" w:hAnsi="Consolas" w:eastAsia="Consolas"/>
+          <w:color w:val="2E7D32"/>
+          <w:sz w:val="16"/>
+        </w:rPr>
+        <w:t xml:space="preserve">// 输入：行末？不，在本工程里是帧末（见 2.2）</w:t>
+      </w:r>
+    </w:p>
+    <w:p>
+      <w:pPr>
+        <w:shd w:val="clear" w:color="auto" w:fill="F4F4F4"/>
+        <w:spacing w:line="240" w:lineRule="auto" w:before="0" w:after="0"/>
+        <w:ind w:left="200"/>
+      </w:pPr>
+      <w:r>
+        <w:rPr>
+          <w:rFonts w:ascii="Consolas" w:hAnsi="Consolas" w:eastAsia="Consolas"/>
+          <w:color w:val="1F3864"/>
+          <w:sz w:val="16"/>
+        </w:rPr>
+        <w:t xml:space="preserve">    .axi4s_video_tvalid  (I_tvalid),         </w:t>
+      </w:r>
+      <w:r>
+        <w:rPr>
+          <w:rFonts w:ascii="Consolas" w:hAnsi="Consolas" w:eastAsia="Consolas"/>
+          <w:color w:val="2E7D32"/>
+          <w:sz w:val="16"/>
+        </w:rPr>
+        <w:t xml:space="preserve">// 输入：这一拍的数据有效吗</w:t>
+      </w:r>
+    </w:p>
+    <w:p>
+      <w:pPr>
+        <w:shd w:val="clear" w:color="auto" w:fill="F4F4F4"/>
+        <w:spacing w:line="240" w:lineRule="auto" w:before="0" w:after="0"/>
+        <w:ind w:left="200"/>
+      </w:pPr>
+      <w:r>
+        <w:rPr>
+          <w:rFonts w:ascii="Consolas" w:hAnsi="Consolas" w:eastAsia="Consolas"/>
+          <w:color w:val="1F3864"/>
+          <w:sz w:val="16"/>
+        </w:rPr>
+        <w:t xml:space="preserve">    .axi4s_video_tuser   (I_tuser),          </w:t>
+      </w:r>
+      <w:r>
+        <w:rPr>
+          <w:rFonts w:ascii="Consolas" w:hAnsi="Consolas" w:eastAsia="Consolas"/>
+          <w:color w:val="2E7D32"/>
+          <w:sz w:val="16"/>
+        </w:rPr>
+        <w:t xml:space="preserve">// 输入：帧开始标记</w:t>
+      </w:r>
+    </w:p>
+    <w:p>
+      <w:pPr>
+        <w:shd w:val="clear" w:color="auto" w:fill="F4F4F4"/>
+        <w:spacing w:line="240" w:lineRule="auto" w:before="0" w:after="0"/>
+        <w:ind w:left="200"/>
+      </w:pPr>
+      <w:r>
+        <w:rPr>
+          <w:rFonts w:ascii="Consolas" w:hAnsi="Consolas" w:eastAsia="Consolas"/>
+          <w:color w:val="1F3864"/>
+          <w:sz w:val="16"/>
+        </w:rPr>
+        <w:t xml:space="preserve">    .axi4s_video_tready  (I_tready),         </w:t>
+      </w:r>
+      <w:r>
+        <w:rPr>
+          <w:rFonts w:ascii="Consolas" w:hAnsi="Consolas" w:eastAsia="Consolas"/>
+          <w:color w:val="2E7D32"/>
+          <w:sz w:val="16"/>
+        </w:rPr>
+        <w:t xml:space="preserve">// 输出：我这级忙不忙（0 = 别给我发）</w:t>
+      </w:r>
+    </w:p>
+    <w:p>
+      <w:pPr>
+        <w:shd w:val="clear" w:color="auto" w:fill="F4F4F4"/>
+        <w:spacing w:line="240" w:lineRule="auto" w:before="0" w:after="0"/>
+        <w:ind w:left="200"/>
+      </w:pPr>
+      <w:r>
+        <w:rPr>
+          <w:rFonts w:ascii="Consolas" w:hAnsi="Consolas" w:eastAsia="Consolas"/>
+          <w:color w:val="1F3864"/>
+          <w:sz w:val="16"/>
+        </w:rPr>
+        <w:t xml:space="preserve">    .O_tlast             (m_axis_tlast),     </w:t>
+      </w:r>
+      <w:r>
+        <w:rPr>
+          <w:rFonts w:ascii="Consolas" w:hAnsi="Consolas" w:eastAsia="Consolas"/>
+          <w:color w:val="2E7D32"/>
+          <w:sz w:val="16"/>
+        </w:rPr>
+        <w:t xml:space="preserve">// 输出：帧末标记</w:t>
+      </w:r>
+    </w:p>
+    <w:p>
+      <w:pPr>
+        <w:shd w:val="clear" w:color="auto" w:fill="F4F4F4"/>
+        <w:spacing w:line="240" w:lineRule="auto" w:before="0" w:after="0"/>
+        <w:ind w:left="200"/>
+      </w:pPr>
+      <w:r>
+        <w:rPr>
+          <w:rFonts w:ascii="Consolas" w:hAnsi="Consolas" w:eastAsia="Consolas"/>
+          <w:color w:val="1F3864"/>
+          <w:sz w:val="16"/>
+        </w:rPr>
+        <w:t xml:space="preserve">    .O_tuser             (m_axis_tuser),     </w:t>
+      </w:r>
+      <w:r>
+        <w:rPr>
+          <w:rFonts w:ascii="Consolas" w:hAnsi="Consolas" w:eastAsia="Consolas"/>
+          <w:color w:val="2E7D32"/>
+          <w:sz w:val="16"/>
+        </w:rPr>
+        <w:t xml:space="preserve">// 输出：帧开始标记</w:t>
+      </w:r>
+    </w:p>
+    <w:p>
+      <w:pPr>
+        <w:shd w:val="clear" w:color="auto" w:fill="F4F4F4"/>
+        <w:spacing w:line="240" w:lineRule="auto" w:before="0" w:after="0"/>
+        <w:ind w:left="200"/>
+      </w:pPr>
+      <w:r>
+        <w:rPr>
+          <w:rFonts w:ascii="Consolas" w:hAnsi="Consolas" w:eastAsia="Consolas"/>
+          <w:color w:val="1F3864"/>
+          <w:sz w:val="16"/>
+        </w:rPr>
+        <w:t xml:space="preserve">    .O_tdata             (m_axis_tdata),     </w:t>
+      </w:r>
+      <w:r>
+        <w:rPr>
+          <w:rFonts w:ascii="Consolas" w:hAnsi="Consolas" w:eastAsia="Consolas"/>
+          <w:color w:val="2E7D32"/>
+          <w:sz w:val="16"/>
+        </w:rPr>
+        <w:t xml:space="preserve">// 输出：128 bit，已经补成 R/G/B 三通道</w:t>
+      </w:r>
+    </w:p>
+    <w:p>
+      <w:pPr>
+        <w:shd w:val="clear" w:color="auto" w:fill="F4F4F4"/>
+        <w:spacing w:line="240" w:lineRule="auto" w:before="0" w:after="0"/>
+        <w:ind w:left="200"/>
+      </w:pPr>
+      <w:r>
+        <w:rPr>
+          <w:rFonts w:ascii="Consolas" w:hAnsi="Consolas" w:eastAsia="Consolas"/>
+          <w:color w:val="1F3864"/>
+          <w:sz w:val="16"/>
+        </w:rPr>
+        <w:t xml:space="preserve">    .O_tvalid            (m_axis_tvalid),    </w:t>
+      </w:r>
+      <w:r>
+        <w:rPr>
+          <w:rFonts w:ascii="Consolas" w:hAnsi="Consolas" w:eastAsia="Consolas"/>
+          <w:color w:val="2E7D32"/>
+          <w:sz w:val="16"/>
+        </w:rPr>
+        <w:t xml:space="preserve">// 输出：数据有效</w:t>
+      </w:r>
+    </w:p>
+    <w:p>
+      <w:pPr>
+        <w:shd w:val="clear" w:color="auto" w:fill="F4F4F4"/>
+        <w:spacing w:line="240" w:lineRule="auto" w:before="0" w:after="0"/>
+        <w:ind w:left="200"/>
+      </w:pPr>
+      <w:r>
+        <w:rPr>
+          <w:rFonts w:ascii="Consolas" w:hAnsi="Consolas" w:eastAsia="Consolas"/>
+          <w:color w:val="1F3864"/>
+          <w:sz w:val="16"/>
+        </w:rPr>
+        <w:t xml:space="preserve">    .O_tready            (m_axis_tready)     </w:t>
+      </w:r>
+      <w:r>
+        <w:rPr>
+          <w:rFonts w:ascii="Consolas" w:hAnsi="Consolas" w:eastAsia="Consolas"/>
+          <w:color w:val="2E7D32"/>
+          <w:sz w:val="16"/>
+        </w:rPr>
+        <w:t xml:space="preserve">// 输入：下一级忙不忙</w:t>
+      </w:r>
+    </w:p>
+    <w:p>
+      <w:pPr>
+        <w:shd w:val="clear" w:color="auto" w:fill="F4F4F4"/>
+        <w:spacing w:line="240" w:lineRule="auto" w:before="0" w:after="0"/>
+        <w:ind w:left="200"/>
+      </w:pPr>
+      <w:r>
+        <w:rPr>
+          <w:rFonts w:ascii="Consolas" w:hAnsi="Consolas" w:eastAsia="Consolas"/>
+          <w:color w:val="1F3864"/>
+          <w:sz w:val="16"/>
+        </w:rPr>
+        <w:t xml:space="preserve">);</w:t>
       </w:r>
     </w:p>
     <w:p>
@@ -5585,6 +7605,167 @@
     </w:p>
     <w:p>
       <w:pPr>
+        <w:spacing w:line="331" w:lineRule="auto" w:before="0" w:after="60"/>
+        <w:ind w:firstLine="420"/>
+      </w:pPr>
+      <w:r>
+        <w:rPr>
+          <w:rFonts w:ascii="Times New Roman" w:hAnsi="Times New Roman" w:eastAsia="宋体"/>
+          <w:sz w:val="21"/>
+        </w:rPr>
+        <w:t xml:space="preserve">紧跟着的下一级是位宽转换（4 像素从 32 位/像素压到 24 位/像素）：</w:t>
+      </w:r>
+    </w:p>
+    <w:p>
+      <w:pPr>
+        <w:spacing w:line="331" w:lineRule="auto" w:before="0" w:after="40"/>
+      </w:pPr>
+      <w:r>
+        <w:rPr>
+          <w:rFonts w:ascii="Times New Roman" w:hAnsi="Times New Roman" w:eastAsia="宋体"/>
+          <w:color w:val="7A4A00"/>
+          <w:sz w:val="18"/>
+        </w:rPr>
+        <w:t xml:space="preserve">▎hdl_source\isp\isp_top.v  第 211~214 行</w:t>
+      </w:r>
+    </w:p>
+    <w:p>
+      <w:pPr>
+        <w:shd w:val="clear" w:color="auto" w:fill="F4F4F4"/>
+        <w:spacing w:line="240" w:lineRule="auto" w:before="0" w:after="0"/>
+        <w:ind w:left="200"/>
+      </w:pPr>
+      <w:r>
+        <w:rPr>
+          <w:rFonts w:ascii="Consolas" w:hAnsi="Consolas" w:eastAsia="Consolas"/>
+          <w:color w:val="1F3864"/>
+          <w:sz w:val="16"/>
+        </w:rPr>
+        <w:t xml:space="preserve">data128_96 u_data128_96 (                     </w:t>
+      </w:r>
+      <w:r>
+        <w:rPr>
+          <w:rFonts w:ascii="Consolas" w:hAnsi="Consolas" w:eastAsia="Consolas"/>
+          <w:color w:val="2E7D32"/>
+          <w:sz w:val="16"/>
+        </w:rPr>
+        <w:t xml:space="preserve">// 位宽转换：128 bit/拍 → 96 bit/拍</w:t>
+      </w:r>
+    </w:p>
+    <w:p>
+      <w:pPr>
+        <w:shd w:val="clear" w:color="auto" w:fill="F4F4F4"/>
+        <w:spacing w:line="240" w:lineRule="auto" w:before="0" w:after="0"/>
+        <w:ind w:left="200"/>
+      </w:pPr>
+      <w:r>
+        <w:rPr>
+          <w:rFonts w:ascii="Consolas" w:hAnsi="Consolas" w:eastAsia="Consolas"/>
+          <w:color w:val="1F3864"/>
+          <w:sz w:val="16"/>
+        </w:rPr>
+        <w:t xml:space="preserve">    .I_tdata(m_axis_tdata),                   </w:t>
+      </w:r>
+      <w:r>
+        <w:rPr>
+          <w:rFonts w:ascii="Consolas" w:hAnsi="Consolas" w:eastAsia="Consolas"/>
+          <w:color w:val="2E7D32"/>
+          <w:sz w:val="16"/>
+        </w:rPr>
+        <w:t xml:space="preserve">// 进来：4 像素 × 32 bit（R/G/B 各 8 位 + 8 位填充）</w:t>
+      </w:r>
+    </w:p>
+    <w:p>
+      <w:pPr>
+        <w:shd w:val="clear" w:color="auto" w:fill="F4F4F4"/>
+        <w:spacing w:line="240" w:lineRule="auto" w:before="0" w:after="0"/>
+        <w:ind w:left="200"/>
+      </w:pPr>
+      <w:r>
+        <w:rPr>
+          <w:rFonts w:ascii="Consolas" w:hAnsi="Consolas" w:eastAsia="Consolas"/>
+          <w:color w:val="1F3864"/>
+          <w:sz w:val="16"/>
+        </w:rPr>
+        <w:t xml:space="preserve">    .O_tdata(m_axis_tdata_96)                 </w:t>
+      </w:r>
+      <w:r>
+        <w:rPr>
+          <w:rFonts w:ascii="Consolas" w:hAnsi="Consolas" w:eastAsia="Consolas"/>
+          <w:color w:val="2E7D32"/>
+          <w:sz w:val="16"/>
+        </w:rPr>
+        <w:t xml:space="preserve">// 出去：4 像素 × 24 bit（R/G/B 正好各 8，不浪费一位）</w:t>
+      </w:r>
+    </w:p>
+    <w:p>
+      <w:pPr>
+        <w:shd w:val="clear" w:color="auto" w:fill="F4F4F4"/>
+        <w:spacing w:line="240" w:lineRule="auto" w:before="0" w:after="0"/>
+        <w:ind w:left="200"/>
+      </w:pPr>
+      <w:r>
+        <w:rPr>
+          <w:rFonts w:ascii="Consolas" w:hAnsi="Consolas" w:eastAsia="Consolas"/>
+          <w:color w:val="1F3864"/>
+          <w:sz w:val="16"/>
+        </w:rPr>
+        <w:t xml:space="preserve">);                                            </w:t>
+      </w:r>
+      <w:r>
+        <w:rPr>
+          <w:rFonts w:ascii="Consolas" w:hAnsi="Consolas" w:eastAsia="Consolas"/>
+          <w:color w:val="2E7D32"/>
+          <w:sz w:val="16"/>
+        </w:rPr>
+        <w:t xml:space="preserve">// 它只有 2 个端口、没有 tvalid/tuser —— 因为只是重排，不改变节奏</w:t>
+      </w:r>
+    </w:p>
+    <w:p>
+      <w:pPr>
+        <w:shd w:val="clear" w:color="auto" w:fill="F4F4F4"/>
+        <w:spacing w:line="240" w:lineRule="auto" w:before="0" w:after="0"/>
+        <w:ind w:left="200"/>
+      </w:pPr>
+      <w:r>
+        <w:rPr>
+          <w:rFonts w:ascii="Consolas" w:hAnsi="Consolas" w:eastAsia="Consolas"/>
+          <w:color w:val="2E7D32"/>
+          <w:sz w:val="16"/>
+        </w:rPr>
+        <w:t xml:space="preserve">// ★为什么非要有这一级★ 去马赛克输出是 4×32bit（每个像素用 32 位存 24 位信息，为对齐方便），</w:t>
+      </w:r>
+    </w:p>
+    <w:p>
+      <w:pPr>
+        <w:shd w:val="clear" w:color="auto" w:fill="F4F4F4"/>
+        <w:spacing w:line="240" w:lineRule="auto" w:before="0" w:after="0"/>
+        <w:ind w:left="200"/>
+      </w:pPr>
+      <w:r>
+        <w:rPr>
+          <w:rFonts w:ascii="Consolas" w:hAnsi="Consolas" w:eastAsia="Consolas"/>
+          <w:color w:val="2E7D32"/>
+          <w:sz w:val="16"/>
+        </w:rPr>
+        <w:t xml:space="preserve">//   而后面所有模块都只要 24 位。不转的话每拍浪费 32 bit 的存储与查表口，资源立刻吃紧。</w:t>
+      </w:r>
+    </w:p>
+    <w:p>
+      <w:pPr>
+        <w:spacing w:line="331" w:lineRule="auto" w:before="0" w:after="160"/>
+      </w:pPr>
+      <w:r>
+        <w:rPr>
+          <w:rFonts w:ascii="Times New Roman" w:hAnsi="Times New Roman" w:eastAsia="宋体"/>
+          <w:color w:val="444444"/>
+          <w:sz w:val="19"/>
+        </w:rPr>
+        <w:t xml:space="preserve">▸ 这段在做什么：这是「位宽转换」，把 4 个像素从 32 位/像素压成 24 位/像素。它只有输入数据和输出数据两个端口，没有 tvalid/tuser——因为像素个数和节奏都没变，只是把每个像素里多余的 8 位填充位扔掉。看起来多余，其实省下的是后面 6 级模块的存储和查表口。</w:t>
+      </w:r>
+    </w:p>
+    <w:p>
+      <w:pPr>
         <w:spacing w:before="100" w:after="20" w:line="240" w:lineRule="auto"/>
         <w:ind w:left="200"/>
       </w:pPr>
@@ -5596,23 +7777,405 @@
           <w:color w:val="7A4A00"/>
           <w:sz w:val="17"/>
         </w:rPr>
-        <w:t>▎hdl_source\isp\isp_top.v  第 228~228 行</w:t>
+        <w:t>▎hdl_source\isp\isp_top.v  第 228~245 行</w:t>
       </w:r>
     </w:p>
     <w:p>
       <w:pPr>
         <w:shd w:val="clear" w:color="auto" w:fill="F4F4F4"/>
-        <w:spacing w:before="0" w:after="0" w:line="240" w:lineRule="auto"/>
-        <w:ind w:left="200" w:right="120"/>
-      </w:pPr>
-      <w:r>
-        <w:rPr>
-          <w:rFonts w:ascii="Consolas" w:hAnsi="Consolas" w:eastAsia="Consolas"/>
-          <w:b w:val="0"/>
-          <w:i w:val="0"/>
-          <w:sz w:val="17"/>
-        </w:rPr>
-        <w:t>lsc #(</w:t>
+        <w:spacing w:line="240" w:lineRule="auto" w:before="0" w:after="0"/>
+        <w:ind w:left="200"/>
+      </w:pPr>
+      <w:r>
+        <w:rPr>
+          <w:rFonts w:ascii="Consolas" w:hAnsi="Consolas" w:eastAsia="Consolas"/>
+          <w:color w:val="1F3864"/>
+          <w:sz w:val="16"/>
+        </w:rPr>
+        <w:t xml:space="preserve">lsc #(                                        </w:t>
+      </w:r>
+      <w:r>
+        <w:rPr>
+          <w:rFonts w:ascii="Consolas" w:hAnsi="Consolas" w:eastAsia="Consolas"/>
+          <w:color w:val="2E7D32"/>
+          <w:sz w:val="16"/>
+        </w:rPr>
+        <w:t xml:space="preserve">// 镜头暗角校正（Lens Shading Correction）</w:t>
+      </w:r>
+    </w:p>
+    <w:p>
+      <w:pPr>
+        <w:shd w:val="clear" w:color="auto" w:fill="F4F4F4"/>
+        <w:spacing w:line="240" w:lineRule="auto" w:before="0" w:after="0"/>
+        <w:ind w:left="200"/>
+      </w:pPr>
+      <w:r>
+        <w:rPr>
+          <w:rFonts w:ascii="Consolas" w:hAnsi="Consolas" w:eastAsia="Consolas"/>
+          <w:color w:val="1F3864"/>
+          <w:sz w:val="16"/>
+        </w:rPr>
+        <w:t xml:space="preserve">    .LSC_ENABLE(1'b1       ),                 </w:t>
+      </w:r>
+      <w:r>
+        <w:rPr>
+          <w:rFonts w:ascii="Consolas" w:hAnsi="Consolas" w:eastAsia="Consolas"/>
+          <w:color w:val="2E7D32"/>
+          <w:sz w:val="16"/>
+        </w:rPr>
+        <w:t xml:space="preserve">// 1 = 启用；设 0 则综合时整个模块被消掉，不占资源</w:t>
+      </w:r>
+    </w:p>
+    <w:p>
+      <w:pPr>
+        <w:shd w:val="clear" w:color="auto" w:fill="F4F4F4"/>
+        <w:spacing w:line="240" w:lineRule="auto" w:before="0" w:after="0"/>
+        <w:ind w:left="200"/>
+      </w:pPr>
+      <w:r>
+        <w:rPr>
+          <w:rFonts w:ascii="Consolas" w:hAnsi="Consolas" w:eastAsia="Consolas"/>
+          <w:color w:val="1F3864"/>
+          <w:sz w:val="16"/>
+        </w:rPr>
+        <w:t xml:space="preserve">    .H_BEATS   (12'd320    ),                 </w:t>
+      </w:r>
+      <w:r>
+        <w:rPr>
+          <w:rFonts w:ascii="Consolas" w:hAnsi="Consolas" w:eastAsia="Consolas"/>
+          <w:color w:val="2E7D32"/>
+          <w:sz w:val="16"/>
+        </w:rPr>
+        <w:t xml:space="preserve">// 一行 320 拍（1280 像素 ÷ 4）</w:t>
+      </w:r>
+    </w:p>
+    <w:p>
+      <w:pPr>
+        <w:shd w:val="clear" w:color="auto" w:fill="F4F4F4"/>
+        <w:spacing w:line="240" w:lineRule="auto" w:before="0" w:after="0"/>
+        <w:ind w:left="200"/>
+      </w:pPr>
+      <w:r>
+        <w:rPr>
+          <w:rFonts w:ascii="Consolas" w:hAnsi="Consolas" w:eastAsia="Consolas"/>
+          <w:color w:val="1F3864"/>
+          <w:sz w:val="16"/>
+        </w:rPr>
+        <w:t xml:space="preserve">    .V_LINES   (12'd720    ),                 </w:t>
+      </w:r>
+      <w:r>
+        <w:rPr>
+          <w:rFonts w:ascii="Consolas" w:hAnsi="Consolas" w:eastAsia="Consolas"/>
+          <w:color w:val="2E7D32"/>
+          <w:sz w:val="16"/>
+        </w:rPr>
+        <w:t xml:space="preserve">// 一帧 720 行</w:t>
+      </w:r>
+    </w:p>
+    <w:p>
+      <w:pPr>
+        <w:shd w:val="clear" w:color="auto" w:fill="F4F4F4"/>
+        <w:spacing w:line="240" w:lineRule="auto" w:before="0" w:after="0"/>
+        <w:ind w:left="200"/>
+      </w:pPr>
+      <w:r>
+        <w:rPr>
+          <w:rFonts w:ascii="Consolas" w:hAnsi="Consolas" w:eastAsia="Consolas"/>
+          <w:color w:val="1F3864"/>
+          <w:sz w:val="16"/>
+        </w:rPr>
+        <w:t xml:space="preserve">    .K_MAX     (10'd1023   )                  </w:t>
+      </w:r>
+      <w:r>
+        <w:rPr>
+          <w:rFonts w:ascii="Consolas" w:hAnsi="Consolas" w:eastAsia="Consolas"/>
+          <w:color w:val="2E7D32"/>
+          <w:sz w:val="16"/>
+        </w:rPr>
+        <w:t xml:space="preserve">// 增益系数上限：g = 1 + k/1024，k 最大 1023 ⇒ 最大 1.999×</w:t>
+      </w:r>
+    </w:p>
+    <w:p>
+      <w:pPr>
+        <w:shd w:val="clear" w:color="auto" w:fill="F4F4F4"/>
+        <w:spacing w:line="240" w:lineRule="auto" w:before="0" w:after="0"/>
+        <w:ind w:left="200"/>
+      </w:pPr>
+      <w:r>
+        <w:rPr>
+          <w:rFonts w:ascii="Consolas" w:hAnsi="Consolas" w:eastAsia="Consolas"/>
+          <w:color w:val="1F3864"/>
+          <w:sz w:val="16"/>
+        </w:rPr>
+        <w:t xml:space="preserve">) u_lsc (</w:t>
+      </w:r>
+    </w:p>
+    <w:p>
+      <w:pPr>
+        <w:shd w:val="clear" w:color="auto" w:fill="F4F4F4"/>
+        <w:spacing w:line="240" w:lineRule="auto" w:before="0" w:after="0"/>
+        <w:ind w:left="200"/>
+      </w:pPr>
+      <w:r>
+        <w:rPr>
+          <w:rFonts w:ascii="Consolas" w:hAnsi="Consolas" w:eastAsia="Consolas"/>
+          <w:color w:val="1F3864"/>
+          <w:sz w:val="16"/>
+        </w:rPr>
+        <w:t xml:space="preserve">    .I_clk    (axi4s_video_aclk),             </w:t>
+      </w:r>
+      <w:r>
+        <w:rPr>
+          <w:rFonts w:ascii="Consolas" w:hAnsi="Consolas" w:eastAsia="Consolas"/>
+          <w:color w:val="2E7D32"/>
+          <w:sz w:val="16"/>
+        </w:rPr>
+        <w:t xml:space="preserve">// 时钟</w:t>
+      </w:r>
+    </w:p>
+    <w:p>
+      <w:pPr>
+        <w:shd w:val="clear" w:color="auto" w:fill="F4F4F4"/>
+        <w:spacing w:line="240" w:lineRule="auto" w:before="0" w:after="0"/>
+        <w:ind w:left="200"/>
+      </w:pPr>
+      <w:r>
+        <w:rPr>
+          <w:rFonts w:ascii="Consolas" w:hAnsi="Consolas" w:eastAsia="Consolas"/>
+          <w:color w:val="1F3864"/>
+          <w:sz w:val="16"/>
+        </w:rPr>
+        <w:t xml:space="preserve">    .I_rst_n  (I_rst_n         ),             </w:t>
+      </w:r>
+      <w:r>
+        <w:rPr>
+          <w:rFonts w:ascii="Consolas" w:hAnsi="Consolas" w:eastAsia="Consolas"/>
+          <w:color w:val="2E7D32"/>
+          <w:sz w:val="16"/>
+        </w:rPr>
+        <w:t xml:space="preserve">// 复位，低有效</w:t>
+      </w:r>
+    </w:p>
+    <w:p>
+      <w:pPr>
+        <w:shd w:val="clear" w:color="auto" w:fill="F4F4F4"/>
+        <w:spacing w:line="240" w:lineRule="auto" w:before="0" w:after="0"/>
+        <w:ind w:left="200"/>
+      </w:pPr>
+      <w:r>
+        <w:rPr>
+          <w:rFonts w:ascii="Consolas" w:hAnsi="Consolas" w:eastAsia="Consolas"/>
+          <w:color w:val="1F3864"/>
+          <w:sz w:val="16"/>
+        </w:rPr>
+        <w:t xml:space="preserve">    .I_bypass (I_lsc_bypass    ),             </w:t>
+      </w:r>
+      <w:r>
+        <w:rPr>
+          <w:rFonts w:ascii="Consolas" w:hAnsi="Consolas" w:eastAsia="Consolas"/>
+          <w:color w:val="2E7D32"/>
+          <w:sz w:val="16"/>
+        </w:rPr>
+        <w:t xml:space="preserve">// 运行期旁路（1 = 直通），可以不重综合就做 A/B 对照</w:t>
+      </w:r>
+    </w:p>
+    <w:p>
+      <w:pPr>
+        <w:shd w:val="clear" w:color="auto" w:fill="F4F4F4"/>
+        <w:spacing w:line="240" w:lineRule="auto" w:before="0" w:after="0"/>
+        <w:ind w:left="200"/>
+      </w:pPr>
+      <w:r>
+        <w:rPr>
+          <w:rFonts w:ascii="Consolas" w:hAnsi="Consolas" w:eastAsia="Consolas"/>
+          <w:color w:val="1F3864"/>
+          <w:sz w:val="16"/>
+        </w:rPr>
+        <w:t xml:space="preserve">    .I_tdata  (m_axis_tdata_96 ),             </w:t>
+      </w:r>
+      <w:r>
+        <w:rPr>
+          <w:rFonts w:ascii="Consolas" w:hAnsi="Consolas" w:eastAsia="Consolas"/>
+          <w:color w:val="2E7D32"/>
+          <w:sz w:val="16"/>
+        </w:rPr>
+        <w:t xml:space="preserve">// 输入：lsc 之前的那一级（data128_96 的输出）</w:t>
+      </w:r>
+    </w:p>
+    <w:p>
+      <w:pPr>
+        <w:shd w:val="clear" w:color="auto" w:fill="F4F4F4"/>
+        <w:spacing w:line="240" w:lineRule="auto" w:before="0" w:after="0"/>
+        <w:ind w:left="200"/>
+      </w:pPr>
+      <w:r>
+        <w:rPr>
+          <w:rFonts w:ascii="Consolas" w:hAnsi="Consolas" w:eastAsia="Consolas"/>
+          <w:color w:val="1F3864"/>
+          <w:sz w:val="16"/>
+        </w:rPr>
+        <w:t xml:space="preserve">    .I_tvalid (m_axis_tvalid   ),             </w:t>
+      </w:r>
+      <w:r>
+        <w:rPr>
+          <w:rFonts w:ascii="Consolas" w:hAnsi="Consolas" w:eastAsia="Consolas"/>
+          <w:color w:val="2E7D32"/>
+          <w:sz w:val="16"/>
+        </w:rPr>
+        <w:t xml:space="preserve">// 输入：有效</w:t>
+      </w:r>
+    </w:p>
+    <w:p>
+      <w:pPr>
+        <w:shd w:val="clear" w:color="auto" w:fill="F4F4F4"/>
+        <w:spacing w:line="240" w:lineRule="auto" w:before="0" w:after="0"/>
+        <w:ind w:left="200"/>
+      </w:pPr>
+      <w:r>
+        <w:rPr>
+          <w:rFonts w:ascii="Consolas" w:hAnsi="Consolas" w:eastAsia="Consolas"/>
+          <w:color w:val="1F3864"/>
+          <w:sz w:val="16"/>
+        </w:rPr>
+        <w:t xml:space="preserve">    .I_tuser  (m_axis_tuser    ),             </w:t>
+      </w:r>
+      <w:r>
+        <w:rPr>
+          <w:rFonts w:ascii="Consolas" w:hAnsi="Consolas" w:eastAsia="Consolas"/>
+          <w:color w:val="2E7D32"/>
+          <w:sz w:val="16"/>
+        </w:rPr>
+        <w:t xml:space="preserve">// 输入：帧开始</w:t>
+      </w:r>
+    </w:p>
+    <w:p>
+      <w:pPr>
+        <w:shd w:val="clear" w:color="auto" w:fill="F4F4F4"/>
+        <w:spacing w:line="240" w:lineRule="auto" w:before="0" w:after="0"/>
+        <w:ind w:left="200"/>
+      </w:pPr>
+      <w:r>
+        <w:rPr>
+          <w:rFonts w:ascii="Consolas" w:hAnsi="Consolas" w:eastAsia="Consolas"/>
+          <w:color w:val="1F3864"/>
+          <w:sz w:val="16"/>
+        </w:rPr>
+        <w:t xml:space="preserve">    .I_tlast  (m_axis_tlast    ),             </w:t>
+      </w:r>
+      <w:r>
+        <w:rPr>
+          <w:rFonts w:ascii="Consolas" w:hAnsi="Consolas" w:eastAsia="Consolas"/>
+          <w:color w:val="2E7D32"/>
+          <w:sz w:val="16"/>
+        </w:rPr>
+        <w:t xml:space="preserve">// 输入：帧末</w:t>
+      </w:r>
+    </w:p>
+    <w:p>
+      <w:pPr>
+        <w:shd w:val="clear" w:color="auto" w:fill="F4F4F4"/>
+        <w:spacing w:line="240" w:lineRule="auto" w:before="0" w:after="0"/>
+        <w:ind w:left="200"/>
+      </w:pPr>
+      <w:r>
+        <w:rPr>
+          <w:rFonts w:ascii="Consolas" w:hAnsi="Consolas" w:eastAsia="Consolas"/>
+          <w:color w:val="1F3864"/>
+          <w:sz w:val="16"/>
+        </w:rPr>
+        <w:t xml:space="preserve">    .O_tdata  (lsc_tdata_96    ),             </w:t>
+      </w:r>
+      <w:r>
+        <w:rPr>
+          <w:rFonts w:ascii="Consolas" w:hAnsi="Consolas" w:eastAsia="Consolas"/>
+          <w:color w:val="2E7D32"/>
+          <w:sz w:val="16"/>
+        </w:rPr>
+        <w:t xml:space="preserve">// 输出：校完的画面 96 bit/拍</w:t>
+      </w:r>
+    </w:p>
+    <w:p>
+      <w:pPr>
+        <w:shd w:val="clear" w:color="auto" w:fill="F4F4F4"/>
+        <w:spacing w:line="240" w:lineRule="auto" w:before="0" w:after="0"/>
+        <w:ind w:left="200"/>
+      </w:pPr>
+      <w:r>
+        <w:rPr>
+          <w:rFonts w:ascii="Consolas" w:hAnsi="Consolas" w:eastAsia="Consolas"/>
+          <w:color w:val="1F3864"/>
+          <w:sz w:val="16"/>
+        </w:rPr>
+        <w:t xml:space="preserve">    .O_tvalid (lsc_tvalid      ),             </w:t>
+      </w:r>
+      <w:r>
+        <w:rPr>
+          <w:rFonts w:ascii="Consolas" w:hAnsi="Consolas" w:eastAsia="Consolas"/>
+          <w:color w:val="2E7D32"/>
+          <w:sz w:val="16"/>
+        </w:rPr>
+        <w:t xml:space="preserve">// 输出：有效（比输入晚 2 拍）</w:t>
+      </w:r>
+    </w:p>
+    <w:p>
+      <w:pPr>
+        <w:shd w:val="clear" w:color="auto" w:fill="F4F4F4"/>
+        <w:spacing w:line="240" w:lineRule="auto" w:before="0" w:after="0"/>
+        <w:ind w:left="200"/>
+      </w:pPr>
+      <w:r>
+        <w:rPr>
+          <w:rFonts w:ascii="Consolas" w:hAnsi="Consolas" w:eastAsia="Consolas"/>
+          <w:color w:val="1F3864"/>
+          <w:sz w:val="16"/>
+        </w:rPr>
+        <w:t xml:space="preserve">    .O_tuser  (lsc_tuser       ),             </w:t>
+      </w:r>
+      <w:r>
+        <w:rPr>
+          <w:rFonts w:ascii="Consolas" w:hAnsi="Consolas" w:eastAsia="Consolas"/>
+          <w:color w:val="2E7D32"/>
+          <w:sz w:val="16"/>
+        </w:rPr>
+        <w:t xml:space="preserve">// 输出：帧开始（同样晚 2 拍，必须用这个不能还用输入的）</w:t>
+      </w:r>
+    </w:p>
+    <w:p>
+      <w:pPr>
+        <w:shd w:val="clear" w:color="auto" w:fill="F4F4F4"/>
+        <w:spacing w:line="240" w:lineRule="auto" w:before="0" w:after="0"/>
+        <w:ind w:left="200"/>
+      </w:pPr>
+      <w:r>
+        <w:rPr>
+          <w:rFonts w:ascii="Consolas" w:hAnsi="Consolas" w:eastAsia="Consolas"/>
+          <w:color w:val="1F3864"/>
+          <w:sz w:val="16"/>
+        </w:rPr>
+        <w:t xml:space="preserve">    .O_tlast  (lsc_tlast       )              </w:t>
+      </w:r>
+      <w:r>
+        <w:rPr>
+          <w:rFonts w:ascii="Consolas" w:hAnsi="Consolas" w:eastAsia="Consolas"/>
+          <w:color w:val="2E7D32"/>
+          <w:sz w:val="16"/>
+        </w:rPr>
+        <w:t xml:space="preserve">// 输出：帧末</w:t>
+      </w:r>
+    </w:p>
+    <w:p>
+      <w:pPr>
+        <w:shd w:val="clear" w:color="auto" w:fill="F4F4F4"/>
+        <w:spacing w:line="240" w:lineRule="auto" w:before="0" w:after="0"/>
+        <w:ind w:left="200"/>
+      </w:pPr>
+      <w:r>
+        <w:rPr>
+          <w:rFonts w:ascii="Consolas" w:hAnsi="Consolas" w:eastAsia="Consolas"/>
+          <w:color w:val="1F3864"/>
+          <w:sz w:val="16"/>
+        </w:rPr>
+        <w:t xml:space="preserve">);</w:t>
       </w:r>
     </w:p>
     <w:p>
@@ -5644,23 +8207,428 @@
           <w:color w:val="7A4A00"/>
           <w:sz w:val="17"/>
         </w:rPr>
-        <w:t>▎hdl_source\isp\isp_top.v  第 298~298 行</w:t>
+        <w:t>▎hdl_source\isp\isp_top.v  第 298~316 行</w:t>
       </w:r>
     </w:p>
     <w:p>
       <w:pPr>
         <w:shd w:val="clear" w:color="auto" w:fill="F4F4F4"/>
-        <w:spacing w:before="0" w:after="0" w:line="240" w:lineRule="auto"/>
-        <w:ind w:left="200" w:right="120"/>
-      </w:pPr>
-      <w:r>
-        <w:rPr>
-          <w:rFonts w:ascii="Consolas" w:hAnsi="Consolas" w:eastAsia="Consolas"/>
-          <w:b w:val="0"/>
-          <w:i w:val="0"/>
-          <w:sz w:val="17"/>
-        </w:rPr>
-        <w:t>awb #(</w:t>
+        <w:spacing w:line="240" w:lineRule="auto" w:before="0" w:after="0"/>
+        <w:ind w:left="200"/>
+      </w:pPr>
+      <w:r>
+        <w:rPr>
+          <w:rFonts w:ascii="Consolas" w:hAnsi="Consolas" w:eastAsia="Consolas"/>
+          <w:color w:val="1F3864"/>
+          <w:sz w:val="16"/>
+        </w:rPr>
+        <w:t xml:space="preserve">awb #(                                        </w:t>
+      </w:r>
+      <w:r>
+        <w:rPr>
+          <w:rFonts w:ascii="Consolas" w:hAnsi="Consolas" w:eastAsia="Consolas"/>
+          <w:color w:val="2E7D32"/>
+          <w:sz w:val="16"/>
+        </w:rPr>
+        <w:t xml:space="preserve">// 自动白平衡（Auto White Balance）</w:t>
+      </w:r>
+    </w:p>
+    <w:p>
+      <w:pPr>
+        <w:shd w:val="clear" w:color="auto" w:fill="F4F4F4"/>
+        <w:spacing w:line="240" w:lineRule="auto" w:before="0" w:after="0"/>
+        <w:ind w:left="200"/>
+      </w:pPr>
+      <w:r>
+        <w:rPr>
+          <w:rFonts w:ascii="Consolas" w:hAnsi="Consolas" w:eastAsia="Consolas"/>
+          <w:color w:val="1F3864"/>
+          <w:sz w:val="16"/>
+        </w:rPr>
+        <w:t xml:space="preserve">    .IMG_HEIGHT(720 ),                        </w:t>
+      </w:r>
+      <w:r>
+        <w:rPr>
+          <w:rFonts w:ascii="Consolas" w:hAnsi="Consolas" w:eastAsia="Consolas"/>
+          <w:color w:val="2E7D32"/>
+          <w:sz w:val="16"/>
+        </w:rPr>
+        <w:t xml:space="preserve">// 一帧高</w:t>
+      </w:r>
+    </w:p>
+    <w:p>
+      <w:pPr>
+        <w:shd w:val="clear" w:color="auto" w:fill="F4F4F4"/>
+        <w:spacing w:line="240" w:lineRule="auto" w:before="0" w:after="0"/>
+        <w:ind w:left="200"/>
+      </w:pPr>
+      <w:r>
+        <w:rPr>
+          <w:rFonts w:ascii="Consolas" w:hAnsi="Consolas" w:eastAsia="Consolas"/>
+          <w:color w:val="1F3864"/>
+          <w:sz w:val="16"/>
+        </w:rPr>
+        <w:t xml:space="preserve">    .IMG_WIDTH (1280)                         </w:t>
+      </w:r>
+      <w:r>
+        <w:rPr>
+          <w:rFonts w:ascii="Consolas" w:hAnsi="Consolas" w:eastAsia="Consolas"/>
+          <w:color w:val="2E7D32"/>
+          <w:sz w:val="16"/>
+        </w:rPr>
+        <w:t xml:space="preserve">// 一帧宽</w:t>
+      </w:r>
+    </w:p>
+    <w:p>
+      <w:pPr>
+        <w:shd w:val="clear" w:color="auto" w:fill="F4F4F4"/>
+        <w:spacing w:line="240" w:lineRule="auto" w:before="0" w:after="0"/>
+        <w:ind w:left="200"/>
+      </w:pPr>
+      <w:r>
+        <w:rPr>
+          <w:rFonts w:ascii="Consolas" w:hAnsi="Consolas" w:eastAsia="Consolas"/>
+          <w:color w:val="1F3864"/>
+          <w:sz w:val="16"/>
+        </w:rPr>
+        <w:t xml:space="preserve">) u_awb (</w:t>
+      </w:r>
+    </w:p>
+    <w:p>
+      <w:pPr>
+        <w:shd w:val="clear" w:color="auto" w:fill="F4F4F4"/>
+        <w:spacing w:line="240" w:lineRule="auto" w:before="0" w:after="0"/>
+        <w:ind w:left="200"/>
+      </w:pPr>
+      <w:r>
+        <w:rPr>
+          <w:rFonts w:ascii="Consolas" w:hAnsi="Consolas" w:eastAsia="Consolas"/>
+          <w:color w:val="1F3864"/>
+          <w:sz w:val="16"/>
+        </w:rPr>
+        <w:t xml:space="preserve">    .I_clk   (axi4s_video_aclk),              </w:t>
+      </w:r>
+      <w:r>
+        <w:rPr>
+          <w:rFonts w:ascii="Consolas" w:hAnsi="Consolas" w:eastAsia="Consolas"/>
+          <w:color w:val="2E7D32"/>
+          <w:sz w:val="16"/>
+        </w:rPr>
+        <w:t xml:space="preserve">// 时钟</w:t>
+      </w:r>
+    </w:p>
+    <w:p>
+      <w:pPr>
+        <w:shd w:val="clear" w:color="auto" w:fill="F4F4F4"/>
+        <w:spacing w:line="240" w:lineRule="auto" w:before="0" w:after="0"/>
+        <w:ind w:left="200"/>
+      </w:pPr>
+      <w:r>
+        <w:rPr>
+          <w:rFonts w:ascii="Consolas" w:hAnsi="Consolas" w:eastAsia="Consolas"/>
+          <w:color w:val="1F3864"/>
+          <w:sz w:val="16"/>
+        </w:rPr>
+        <w:t xml:space="preserve">    .I_rst_n (I_rst_n),                       </w:t>
+      </w:r>
+      <w:r>
+        <w:rPr>
+          <w:rFonts w:ascii="Consolas" w:hAnsi="Consolas" w:eastAsia="Consolas"/>
+          <w:color w:val="2E7D32"/>
+          <w:sz w:val="16"/>
+        </w:rPr>
+        <w:t xml:space="preserve">// 复位</w:t>
+      </w:r>
+    </w:p>
+    <w:p>
+      <w:pPr>
+        <w:shd w:val="clear" w:color="auto" w:fill="F4F4F4"/>
+        <w:spacing w:line="240" w:lineRule="auto" w:before="0" w:after="0"/>
+        <w:ind w:left="200"/>
+      </w:pPr>
+      <w:r>
+        <w:rPr>
+          <w:rFonts w:ascii="Consolas" w:hAnsi="Consolas" w:eastAsia="Consolas"/>
+          <w:color w:val="1F3864"/>
+          <w:sz w:val="16"/>
+        </w:rPr>
+        <w:t xml:space="preserve">    .I_tlast (lsc_tlast    ),                 </w:t>
+      </w:r>
+      <w:r>
+        <w:rPr>
+          <w:rFonts w:ascii="Consolas" w:hAnsi="Consolas" w:eastAsia="Consolas"/>
+          <w:color w:val="2E7D32"/>
+          <w:sz w:val="16"/>
+        </w:rPr>
+        <w:t xml:space="preserve">// 输入取自 lsc 的输出（不是 data128_96！）</w:t>
+      </w:r>
+    </w:p>
+    <w:p>
+      <w:pPr>
+        <w:shd w:val="clear" w:color="auto" w:fill="F4F4F4"/>
+        <w:spacing w:line="240" w:lineRule="auto" w:before="0" w:after="0"/>
+        <w:ind w:left="200"/>
+      </w:pPr>
+      <w:r>
+        <w:rPr>
+          <w:rFonts w:ascii="Consolas" w:hAnsi="Consolas" w:eastAsia="Consolas"/>
+          <w:color w:val="1F3864"/>
+          <w:sz w:val="16"/>
+        </w:rPr>
+        <w:t xml:space="preserve">    .I_tuser (lsc_tuser    ),                 </w:t>
+      </w:r>
+      <w:r>
+        <w:rPr>
+          <w:rFonts w:ascii="Consolas" w:hAnsi="Consolas" w:eastAsia="Consolas"/>
+          <w:color w:val="2E7D32"/>
+          <w:sz w:val="16"/>
+        </w:rPr>
+        <w:t xml:space="preserve">// 帧开始</w:t>
+      </w:r>
+    </w:p>
+    <w:p>
+      <w:pPr>
+        <w:shd w:val="clear" w:color="auto" w:fill="F4F4F4"/>
+        <w:spacing w:line="240" w:lineRule="auto" w:before="0" w:after="0"/>
+        <w:ind w:left="200"/>
+      </w:pPr>
+      <w:r>
+        <w:rPr>
+          <w:rFonts w:ascii="Consolas" w:hAnsi="Consolas" w:eastAsia="Consolas"/>
+          <w:color w:val="1F3864"/>
+          <w:sz w:val="16"/>
+        </w:rPr>
+        <w:t xml:space="preserve">    .I_tdata (lsc_tdata_96 ),                 </w:t>
+      </w:r>
+      <w:r>
+        <w:rPr>
+          <w:rFonts w:ascii="Consolas" w:hAnsi="Consolas" w:eastAsia="Consolas"/>
+          <w:color w:val="2E7D32"/>
+          <w:sz w:val="16"/>
+        </w:rPr>
+        <w:t xml:space="preserve">// 数据 96 bit/拍</w:t>
+      </w:r>
+    </w:p>
+    <w:p>
+      <w:pPr>
+        <w:shd w:val="clear" w:color="auto" w:fill="F4F4F4"/>
+        <w:spacing w:line="240" w:lineRule="auto" w:before="0" w:after="0"/>
+        <w:ind w:left="200"/>
+      </w:pPr>
+      <w:r>
+        <w:rPr>
+          <w:rFonts w:ascii="Consolas" w:hAnsi="Consolas" w:eastAsia="Consolas"/>
+          <w:color w:val="1F3864"/>
+          <w:sz w:val="16"/>
+        </w:rPr>
+        <w:t xml:space="preserve">    .I_tvalid(lsc_tvalid   ),                 </w:t>
+      </w:r>
+      <w:r>
+        <w:rPr>
+          <w:rFonts w:ascii="Consolas" w:hAnsi="Consolas" w:eastAsia="Consolas"/>
+          <w:color w:val="2E7D32"/>
+          <w:sz w:val="16"/>
+        </w:rPr>
+        <w:t xml:space="preserve">// 有效</w:t>
+      </w:r>
+    </w:p>
+    <w:p>
+      <w:pPr>
+        <w:shd w:val="clear" w:color="auto" w:fill="F4F4F4"/>
+        <w:spacing w:line="240" w:lineRule="auto" w:before="0" w:after="0"/>
+        <w:ind w:left="200"/>
+      </w:pPr>
+      <w:r>
+        <w:rPr>
+          <w:rFonts w:ascii="Consolas" w:hAnsi="Consolas" w:eastAsia="Consolas"/>
+          <w:color w:val="1F3864"/>
+          <w:sz w:val="16"/>
+        </w:rPr>
+        <w:t xml:space="preserve">    .I_tready(m_axis_tready),                 </w:t>
+      </w:r>
+      <w:r>
+        <w:rPr>
+          <w:rFonts w:ascii="Consolas" w:hAnsi="Consolas" w:eastAsia="Consolas"/>
+          <w:color w:val="2E7D32"/>
+          <w:sz w:val="16"/>
+        </w:rPr>
+        <w:t xml:space="preserve">// 我这级忙不忙</w:t>
+      </w:r>
+    </w:p>
+    <w:p>
+      <w:pPr>
+        <w:shd w:val="clear" w:color="auto" w:fill="F4F4F4"/>
+        <w:spacing w:line="240" w:lineRule="auto" w:before="0" w:after="0"/>
+        <w:ind w:left="200"/>
+      </w:pPr>
+      <w:r>
+        <w:rPr>
+          <w:rFonts w:ascii="Consolas" w:hAnsi="Consolas" w:eastAsia="Consolas"/>
+          <w:color w:val="1F3864"/>
+          <w:sz w:val="16"/>
+        </w:rPr>
+        <w:t xml:space="preserve">    .O_tlast (awb_O_tlast ),                  </w:t>
+      </w:r>
+      <w:r>
+        <w:rPr>
+          <w:rFonts w:ascii="Consolas" w:hAnsi="Consolas" w:eastAsia="Consolas"/>
+          <w:color w:val="2E7D32"/>
+          <w:sz w:val="16"/>
+        </w:rPr>
+        <w:t xml:space="preserve">// 输出：帧末</w:t>
+      </w:r>
+    </w:p>
+    <w:p>
+      <w:pPr>
+        <w:shd w:val="clear" w:color="auto" w:fill="F4F4F4"/>
+        <w:spacing w:line="240" w:lineRule="auto" w:before="0" w:after="0"/>
+        <w:ind w:left="200"/>
+      </w:pPr>
+      <w:r>
+        <w:rPr>
+          <w:rFonts w:ascii="Consolas" w:hAnsi="Consolas" w:eastAsia="Consolas"/>
+          <w:color w:val="1F3864"/>
+          <w:sz w:val="16"/>
+        </w:rPr>
+        <w:t xml:space="preserve">    .O_tuser (awb_O_tuser ),                  </w:t>
+      </w:r>
+      <w:r>
+        <w:rPr>
+          <w:rFonts w:ascii="Consolas" w:hAnsi="Consolas" w:eastAsia="Consolas"/>
+          <w:color w:val="2E7D32"/>
+          <w:sz w:val="16"/>
+        </w:rPr>
+        <w:t xml:space="preserve">// 输出：帧开始</w:t>
+      </w:r>
+    </w:p>
+    <w:p>
+      <w:pPr>
+        <w:shd w:val="clear" w:color="auto" w:fill="F4F4F4"/>
+        <w:spacing w:line="240" w:lineRule="auto" w:before="0" w:after="0"/>
+        <w:ind w:left="200"/>
+      </w:pPr>
+      <w:r>
+        <w:rPr>
+          <w:rFonts w:ascii="Consolas" w:hAnsi="Consolas" w:eastAsia="Consolas"/>
+          <w:color w:val="1F3864"/>
+          <w:sz w:val="16"/>
+        </w:rPr>
+        <w:t xml:space="preserve">    .O_tdata (awb_O_tdata ),                  </w:t>
+      </w:r>
+      <w:r>
+        <w:rPr>
+          <w:rFonts w:ascii="Consolas" w:hAnsi="Consolas" w:eastAsia="Consolas"/>
+          <w:color w:val="2E7D32"/>
+          <w:sz w:val="16"/>
+        </w:rPr>
+        <w:t xml:space="preserve">// 输出：白平衡之后的画面</w:t>
+      </w:r>
+    </w:p>
+    <w:p>
+      <w:pPr>
+        <w:shd w:val="clear" w:color="auto" w:fill="F4F4F4"/>
+        <w:spacing w:line="240" w:lineRule="auto" w:before="0" w:after="0"/>
+        <w:ind w:left="200"/>
+      </w:pPr>
+      <w:r>
+        <w:rPr>
+          <w:rFonts w:ascii="Consolas" w:hAnsi="Consolas" w:eastAsia="Consolas"/>
+          <w:color w:val="1F3864"/>
+          <w:sz w:val="16"/>
+        </w:rPr>
+        <w:t xml:space="preserve">    .O_tvalid(awb_O_tvalid),                  </w:t>
+      </w:r>
+      <w:r>
+        <w:rPr>
+          <w:rFonts w:ascii="Consolas" w:hAnsi="Consolas" w:eastAsia="Consolas"/>
+          <w:color w:val="2E7D32"/>
+          <w:sz w:val="16"/>
+        </w:rPr>
+        <w:t xml:space="preserve">// 输出：有效</w:t>
+      </w:r>
+    </w:p>
+    <w:p>
+      <w:pPr>
+        <w:shd w:val="clear" w:color="auto" w:fill="F4F4F4"/>
+        <w:spacing w:line="240" w:lineRule="auto" w:before="0" w:after="0"/>
+        <w:ind w:left="200"/>
+      </w:pPr>
+      <w:r>
+        <w:rPr>
+          <w:rFonts w:ascii="Consolas" w:hAnsi="Consolas" w:eastAsia="Consolas"/>
+          <w:color w:val="1F3864"/>
+          <w:sz w:val="16"/>
+        </w:rPr>
+        <w:t xml:space="preserve">    .O_tready(awb_O_tready),                  </w:t>
+      </w:r>
+      <w:r>
+        <w:rPr>
+          <w:rFonts w:ascii="Consolas" w:hAnsi="Consolas" w:eastAsia="Consolas"/>
+          <w:color w:val="2E7D32"/>
+          <w:sz w:val="16"/>
+        </w:rPr>
+        <w:t xml:space="preserve">// 输入：下一级忙不忙</w:t>
+      </w:r>
+    </w:p>
+    <w:p>
+      <w:pPr>
+        <w:shd w:val="clear" w:color="auto" w:fill="F4F4F4"/>
+        <w:spacing w:line="240" w:lineRule="auto" w:before="0" w:after="0"/>
+        <w:ind w:left="200"/>
+      </w:pPr>
+      <w:r>
+        <w:rPr>
+          <w:rFonts w:ascii="Consolas" w:hAnsi="Consolas" w:eastAsia="Consolas"/>
+          <w:color w:val="1F3864"/>
+          <w:sz w:val="16"/>
+        </w:rPr>
+        <w:t xml:space="preserve">    .O_gain_r(O_wb_gain_r),                   </w:t>
+      </w:r>
+      <w:r>
+        <w:rPr>
+          <w:rFonts w:ascii="Consolas" w:hAnsi="Consolas" w:eastAsia="Consolas"/>
+          <w:color w:val="2E7D32"/>
+          <w:sz w:val="16"/>
+        </w:rPr>
+        <w:t xml:space="preserve">// ★额外输出★ 当前 R 通道用的增益，接到 OSD 遥测显示</w:t>
+      </w:r>
+    </w:p>
+    <w:p>
+      <w:pPr>
+        <w:shd w:val="clear" w:color="auto" w:fill="F4F4F4"/>
+        <w:spacing w:line="240" w:lineRule="auto" w:before="0" w:after="0"/>
+        <w:ind w:left="200"/>
+      </w:pPr>
+      <w:r>
+        <w:rPr>
+          <w:rFonts w:ascii="Consolas" w:hAnsi="Consolas" w:eastAsia="Consolas"/>
+          <w:color w:val="1F3864"/>
+          <w:sz w:val="16"/>
+        </w:rPr>
+        <w:t xml:space="preserve">    .O_gain_b(O_wb_gain_b)                    </w:t>
+      </w:r>
+      <w:r>
+        <w:rPr>
+          <w:rFonts w:ascii="Consolas" w:hAnsi="Consolas" w:eastAsia="Consolas"/>
+          <w:color w:val="2E7D32"/>
+          <w:sz w:val="16"/>
+        </w:rPr>
+        <w:t xml:space="preserve">// ★额外输出★ 当前 B 通道用的增益</w:t>
+      </w:r>
+    </w:p>
+    <w:p>
+      <w:pPr>
+        <w:shd w:val="clear" w:color="auto" w:fill="F4F4F4"/>
+        <w:spacing w:line="240" w:lineRule="auto" w:before="0" w:after="0"/>
+        <w:ind w:left="200"/>
+      </w:pPr>
+      <w:r>
+        <w:rPr>
+          <w:rFonts w:ascii="Consolas" w:hAnsi="Consolas" w:eastAsia="Consolas"/>
+          <w:color w:val="1F3864"/>
+          <w:sz w:val="16"/>
+        </w:rPr>
+        <w:t xml:space="preserve">);</w:t>
       </w:r>
     </w:p>
     <w:p>
@@ -5692,23 +8660,344 @@
           <w:color w:val="7A4A00"/>
           <w:sz w:val="17"/>
         </w:rPr>
-        <w:t>▎hdl_source\isp\isp_top.v  第 325~325 行</w:t>
+        <w:t>▎hdl_source\isp\isp_top.v  第 325~339 行</w:t>
       </w:r>
     </w:p>
     <w:p>
       <w:pPr>
         <w:shd w:val="clear" w:color="auto" w:fill="F4F4F4"/>
-        <w:spacing w:before="0" w:after="0" w:line="240" w:lineRule="auto"/>
-        <w:ind w:left="200" w:right="120"/>
-      </w:pPr>
-      <w:r>
-        <w:rPr>
-          <w:rFonts w:ascii="Consolas" w:hAnsi="Consolas" w:eastAsia="Consolas"/>
-          <w:b w:val="0"/>
-          <w:i w:val="0"/>
-          <w:sz w:val="17"/>
-        </w:rPr>
-        <w:t xml:space="preserve">    isp_gamma u_isp_gamma (</w:t>
+        <w:spacing w:line="240" w:lineRule="auto" w:before="0" w:after="0"/>
+        <w:ind w:left="200"/>
+      </w:pPr>
+      <w:r>
+        <w:rPr>
+          <w:rFonts w:ascii="Consolas" w:hAnsi="Consolas" w:eastAsia="Consolas"/>
+          <w:color w:val="1F3864"/>
+          <w:sz w:val="16"/>
+        </w:rPr>
+        <w:t xml:space="preserve">isp_gamma u_isp_gamma (                       </w:t>
+      </w:r>
+      <w:r>
+        <w:rPr>
+          <w:rFonts w:ascii="Consolas" w:hAnsi="Consolas" w:eastAsia="Consolas"/>
+          <w:color w:val="2E7D32"/>
+          <w:sz w:val="16"/>
+        </w:rPr>
+        <w:t xml:space="preserve">// S 曲线查表级（色调曲线），固定 2 拍延迟</w:t>
+      </w:r>
+    </w:p>
+    <w:p>
+      <w:pPr>
+        <w:shd w:val="clear" w:color="auto" w:fill="F4F4F4"/>
+        <w:spacing w:line="240" w:lineRule="auto" w:before="0" w:after="0"/>
+        <w:ind w:left="200"/>
+      </w:pPr>
+      <w:r>
+        <w:rPr>
+          <w:rFonts w:ascii="Consolas" w:hAnsi="Consolas" w:eastAsia="Consolas"/>
+          <w:color w:val="1F3864"/>
+          <w:sz w:val="16"/>
+        </w:rPr>
+        <w:t xml:space="preserve">    .I_clk          ( axi4s_video_aclk ),     </w:t>
+      </w:r>
+      <w:r>
+        <w:rPr>
+          <w:rFonts w:ascii="Consolas" w:hAnsi="Consolas" w:eastAsia="Consolas"/>
+          <w:color w:val="2E7D32"/>
+          <w:sz w:val="16"/>
+        </w:rPr>
+        <w:t xml:space="preserve">// 时钟</w:t>
+      </w:r>
+    </w:p>
+    <w:p>
+      <w:pPr>
+        <w:shd w:val="clear" w:color="auto" w:fill="F4F4F4"/>
+        <w:spacing w:line="240" w:lineRule="auto" w:before="0" w:after="0"/>
+        <w:ind w:left="200"/>
+      </w:pPr>
+      <w:r>
+        <w:rPr>
+          <w:rFonts w:ascii="Consolas" w:hAnsi="Consolas" w:eastAsia="Consolas"/>
+          <w:color w:val="1F3864"/>
+          <w:sz w:val="16"/>
+        </w:rPr>
+        <w:t xml:space="preserve">    .I_rst_n        ( I_rst_n          ),     </w:t>
+      </w:r>
+      <w:r>
+        <w:rPr>
+          <w:rFonts w:ascii="Consolas" w:hAnsi="Consolas" w:eastAsia="Consolas"/>
+          <w:color w:val="2E7D32"/>
+          <w:sz w:val="16"/>
+        </w:rPr>
+        <w:t xml:space="preserve">// 复位</w:t>
+      </w:r>
+    </w:p>
+    <w:p>
+      <w:pPr>
+        <w:shd w:val="clear" w:color="auto" w:fill="F4F4F4"/>
+        <w:spacing w:line="240" w:lineRule="auto" w:before="0" w:after="0"/>
+        <w:ind w:left="200"/>
+      </w:pPr>
+      <w:r>
+        <w:rPr>
+          <w:rFonts w:ascii="Consolas" w:hAnsi="Consolas" w:eastAsia="Consolas"/>
+          <w:color w:val="1F3864"/>
+          <w:sz w:val="16"/>
+        </w:rPr>
+        <w:t xml:space="preserve">    .I_tlast        ( awb_O_tlast      ),     </w:t>
+      </w:r>
+      <w:r>
+        <w:rPr>
+          <w:rFonts w:ascii="Consolas" w:hAnsi="Consolas" w:eastAsia="Consolas"/>
+          <w:color w:val="2E7D32"/>
+          <w:sz w:val="16"/>
+        </w:rPr>
+        <w:t xml:space="preserve">// 输入：来自 awb 的输出</w:t>
+      </w:r>
+    </w:p>
+    <w:p>
+      <w:pPr>
+        <w:shd w:val="clear" w:color="auto" w:fill="F4F4F4"/>
+        <w:spacing w:line="240" w:lineRule="auto" w:before="0" w:after="0"/>
+        <w:ind w:left="200"/>
+      </w:pPr>
+      <w:r>
+        <w:rPr>
+          <w:rFonts w:ascii="Consolas" w:hAnsi="Consolas" w:eastAsia="Consolas"/>
+          <w:color w:val="1F3864"/>
+          <w:sz w:val="16"/>
+        </w:rPr>
+        <w:t xml:space="preserve">    .I_tuser        ( awb_O_tuser      ),     </w:t>
+      </w:r>
+      <w:r>
+        <w:rPr>
+          <w:rFonts w:ascii="Consolas" w:hAnsi="Consolas" w:eastAsia="Consolas"/>
+          <w:color w:val="2E7D32"/>
+          <w:sz w:val="16"/>
+        </w:rPr>
+        <w:t xml:space="preserve">// 输入：帧开始</w:t>
+      </w:r>
+    </w:p>
+    <w:p>
+      <w:pPr>
+        <w:shd w:val="clear" w:color="auto" w:fill="F4F4F4"/>
+        <w:spacing w:line="240" w:lineRule="auto" w:before="0" w:after="0"/>
+        <w:ind w:left="200"/>
+      </w:pPr>
+      <w:r>
+        <w:rPr>
+          <w:rFonts w:ascii="Consolas" w:hAnsi="Consolas" w:eastAsia="Consolas"/>
+          <w:color w:val="1F3864"/>
+          <w:sz w:val="16"/>
+        </w:rPr>
+        <w:t xml:space="preserve">    .I_tdata        ( awb_O_tdata      ),     </w:t>
+      </w:r>
+      <w:r>
+        <w:rPr>
+          <w:rFonts w:ascii="Consolas" w:hAnsi="Consolas" w:eastAsia="Consolas"/>
+          <w:color w:val="2E7D32"/>
+          <w:sz w:val="16"/>
+        </w:rPr>
+        <w:t xml:space="preserve">// 输入：96 bit / 拍</w:t>
+      </w:r>
+    </w:p>
+    <w:p>
+      <w:pPr>
+        <w:shd w:val="clear" w:color="auto" w:fill="F4F4F4"/>
+        <w:spacing w:line="240" w:lineRule="auto" w:before="0" w:after="0"/>
+        <w:ind w:left="200"/>
+      </w:pPr>
+      <w:r>
+        <w:rPr>
+          <w:rFonts w:ascii="Consolas" w:hAnsi="Consolas" w:eastAsia="Consolas"/>
+          <w:color w:val="1F3864"/>
+          <w:sz w:val="16"/>
+        </w:rPr>
+        <w:t xml:space="preserve">    .I_tvalid       ( awb_O_tvalid     ),     </w:t>
+      </w:r>
+      <w:r>
+        <w:rPr>
+          <w:rFonts w:ascii="Consolas" w:hAnsi="Consolas" w:eastAsia="Consolas"/>
+          <w:color w:val="2E7D32"/>
+          <w:sz w:val="16"/>
+        </w:rPr>
+        <w:t xml:space="preserve">// 输入：有效</w:t>
+      </w:r>
+    </w:p>
+    <w:p>
+      <w:pPr>
+        <w:shd w:val="clear" w:color="auto" w:fill="F4F4F4"/>
+        <w:spacing w:line="240" w:lineRule="auto" w:before="0" w:after="0"/>
+        <w:ind w:left="200"/>
+      </w:pPr>
+      <w:r>
+        <w:rPr>
+          <w:rFonts w:ascii="Consolas" w:hAnsi="Consolas" w:eastAsia="Consolas"/>
+          <w:color w:val="1F3864"/>
+          <w:sz w:val="16"/>
+        </w:rPr>
+        <w:t xml:space="preserve">    .I_tready       ( gam_I_tready     ),     </w:t>
+      </w:r>
+      <w:r>
+        <w:rPr>
+          <w:rFonts w:ascii="Consolas" w:hAnsi="Consolas" w:eastAsia="Consolas"/>
+          <w:color w:val="2E7D32"/>
+          <w:sz w:val="16"/>
+        </w:rPr>
+        <w:t xml:space="preserve">// 我这级忙不忙</w:t>
+      </w:r>
+    </w:p>
+    <w:p>
+      <w:pPr>
+        <w:shd w:val="clear" w:color="auto" w:fill="F4F4F4"/>
+        <w:spacing w:line="240" w:lineRule="auto" w:before="0" w:after="0"/>
+        <w:ind w:left="200"/>
+      </w:pPr>
+      <w:r>
+        <w:rPr>
+          <w:rFonts w:ascii="Consolas" w:hAnsi="Consolas" w:eastAsia="Consolas"/>
+          <w:color w:val="1F3864"/>
+          <w:sz w:val="16"/>
+        </w:rPr>
+        <w:t xml:space="preserve">    .I_gamma_bypass ( I_gamma_bypass   ),     </w:t>
+      </w:r>
+      <w:r>
+        <w:rPr>
+          <w:rFonts w:ascii="Consolas" w:hAnsi="Consolas" w:eastAsia="Consolas"/>
+          <w:color w:val="2E7D32"/>
+          <w:sz w:val="16"/>
+        </w:rPr>
+        <w:t xml:space="preserve">// 旁路（1 = 直通）；★旁路也是 2 拍，所以切换不错帧★</w:t>
+      </w:r>
+    </w:p>
+    <w:p>
+      <w:pPr>
+        <w:shd w:val="clear" w:color="auto" w:fill="F4F4F4"/>
+        <w:spacing w:line="240" w:lineRule="auto" w:before="0" w:after="0"/>
+        <w:ind w:left="200"/>
+      </w:pPr>
+      <w:r>
+        <w:rPr>
+          <w:rFonts w:ascii="Consolas" w:hAnsi="Consolas" w:eastAsia="Consolas"/>
+          <w:color w:val="1F3864"/>
+          <w:sz w:val="16"/>
+        </w:rPr>
+        <w:t xml:space="preserve">    .O_tdata        ( gam_O_tdata      ),     </w:t>
+      </w:r>
+      <w:r>
+        <w:rPr>
+          <w:rFonts w:ascii="Consolas" w:hAnsi="Consolas" w:eastAsia="Consolas"/>
+          <w:color w:val="2E7D32"/>
+          <w:sz w:val="16"/>
+        </w:rPr>
+        <w:t xml:space="preserve">// 输出：查完表的数据</w:t>
+      </w:r>
+    </w:p>
+    <w:p>
+      <w:pPr>
+        <w:shd w:val="clear" w:color="auto" w:fill="F4F4F4"/>
+        <w:spacing w:line="240" w:lineRule="auto" w:before="0" w:after="0"/>
+        <w:ind w:left="200"/>
+      </w:pPr>
+      <w:r>
+        <w:rPr>
+          <w:rFonts w:ascii="Consolas" w:hAnsi="Consolas" w:eastAsia="Consolas"/>
+          <w:color w:val="1F3864"/>
+          <w:sz w:val="16"/>
+        </w:rPr>
+        <w:t xml:space="preserve">    .O_tlast        ( gam_O_tlast      ),     </w:t>
+      </w:r>
+      <w:r>
+        <w:rPr>
+          <w:rFonts w:ascii="Consolas" w:hAnsi="Consolas" w:eastAsia="Consolas"/>
+          <w:color w:val="2E7D32"/>
+          <w:sz w:val="16"/>
+        </w:rPr>
+        <w:t xml:space="preserve">// 输出：帧末</w:t>
+      </w:r>
+    </w:p>
+    <w:p>
+      <w:pPr>
+        <w:shd w:val="clear" w:color="auto" w:fill="F4F4F4"/>
+        <w:spacing w:line="240" w:lineRule="auto" w:before="0" w:after="0"/>
+        <w:ind w:left="200"/>
+      </w:pPr>
+      <w:r>
+        <w:rPr>
+          <w:rFonts w:ascii="Consolas" w:hAnsi="Consolas" w:eastAsia="Consolas"/>
+          <w:color w:val="1F3864"/>
+          <w:sz w:val="16"/>
+        </w:rPr>
+        <w:t xml:space="preserve">    .O_tuser        ( gam_O_tuser      ),     </w:t>
+      </w:r>
+      <w:r>
+        <w:rPr>
+          <w:rFonts w:ascii="Consolas" w:hAnsi="Consolas" w:eastAsia="Consolas"/>
+          <w:color w:val="2E7D32"/>
+          <w:sz w:val="16"/>
+        </w:rPr>
+        <w:t xml:space="preserve">// 输出：帧开始</w:t>
+      </w:r>
+    </w:p>
+    <w:p>
+      <w:pPr>
+        <w:shd w:val="clear" w:color="auto" w:fill="F4F4F4"/>
+        <w:spacing w:line="240" w:lineRule="auto" w:before="0" w:after="0"/>
+        <w:ind w:left="200"/>
+      </w:pPr>
+      <w:r>
+        <w:rPr>
+          <w:rFonts w:ascii="Consolas" w:hAnsi="Consolas" w:eastAsia="Consolas"/>
+          <w:color w:val="1F3864"/>
+          <w:sz w:val="16"/>
+        </w:rPr>
+        <w:t xml:space="preserve">    .O_tvalid       ( gam_O_tvalid     ),     </w:t>
+      </w:r>
+      <w:r>
+        <w:rPr>
+          <w:rFonts w:ascii="Consolas" w:hAnsi="Consolas" w:eastAsia="Consolas"/>
+          <w:color w:val="2E7D32"/>
+          <w:sz w:val="16"/>
+        </w:rPr>
+        <w:t xml:space="preserve">// 输出：有效</w:t>
+      </w:r>
+    </w:p>
+    <w:p>
+      <w:pPr>
+        <w:shd w:val="clear" w:color="auto" w:fill="F4F4F4"/>
+        <w:spacing w:line="240" w:lineRule="auto" w:before="0" w:after="0"/>
+        <w:ind w:left="200"/>
+      </w:pPr>
+      <w:r>
+        <w:rPr>
+          <w:rFonts w:ascii="Consolas" w:hAnsi="Consolas" w:eastAsia="Consolas"/>
+          <w:color w:val="1F3864"/>
+          <w:sz w:val="16"/>
+        </w:rPr>
+        <w:t xml:space="preserve">    .O_tready       ( algo_I_tready    )      </w:t>
+      </w:r>
+      <w:r>
+        <w:rPr>
+          <w:rFonts w:ascii="Consolas" w:hAnsi="Consolas" w:eastAsia="Consolas"/>
+          <w:color w:val="2E7D32"/>
+          <w:sz w:val="16"/>
+        </w:rPr>
+        <w:t xml:space="preserve">// 输入：下一级（my_algo）忙不忙</w:t>
+      </w:r>
+    </w:p>
+    <w:p>
+      <w:pPr>
+        <w:shd w:val="clear" w:color="auto" w:fill="F4F4F4"/>
+        <w:spacing w:line="240" w:lineRule="auto" w:before="0" w:after="0"/>
+        <w:ind w:left="200"/>
+      </w:pPr>
+      <w:r>
+        <w:rPr>
+          <w:rFonts w:ascii="Consolas" w:hAnsi="Consolas" w:eastAsia="Consolas"/>
+          <w:color w:val="1F3864"/>
+          <w:sz w:val="16"/>
+        </w:rPr>
+        <w:t xml:space="preserve">);</w:t>
       </w:r>
     </w:p>
     <w:p>
@@ -5740,23 +9029,428 @@
           <w:color w:val="7A4A00"/>
           <w:sz w:val="17"/>
         </w:rPr>
-        <w:t>▎hdl_source\isp\isp_top.v  第 349~349 行</w:t>
+        <w:t>▎hdl_source\isp\isp_top.v  第 349~367 行</w:t>
       </w:r>
     </w:p>
     <w:p>
       <w:pPr>
         <w:shd w:val="clear" w:color="auto" w:fill="F4F4F4"/>
-        <w:spacing w:before="0" w:after="0" w:line="240" w:lineRule="auto"/>
-        <w:ind w:left="200" w:right="120"/>
-      </w:pPr>
-      <w:r>
-        <w:rPr>
-          <w:rFonts w:ascii="Consolas" w:hAnsi="Consolas" w:eastAsia="Consolas"/>
-          <w:b w:val="0"/>
-          <w:i w:val="0"/>
-          <w:sz w:val="17"/>
-        </w:rPr>
-        <w:t xml:space="preserve">    my_algo #(</w:t>
+        <w:spacing w:line="240" w:lineRule="auto" w:before="0" w:after="0"/>
+        <w:ind w:left="200"/>
+      </w:pPr>
+      <w:r>
+        <w:rPr>
+          <w:rFonts w:ascii="Consolas" w:hAnsi="Consolas" w:eastAsia="Consolas"/>
+          <w:color w:val="1F3864"/>
+          <w:sz w:val="16"/>
+        </w:rPr>
+        <w:t xml:space="preserve">my_algo #(                                    </w:t>
+      </w:r>
+      <w:r>
+        <w:rPr>
+          <w:rFonts w:ascii="Consolas" w:hAnsi="Consolas" w:eastAsia="Consolas"/>
+          <w:color w:val="2E7D32"/>
+          <w:sz w:val="16"/>
+        </w:rPr>
+        <w:t xml:space="preserve">// 我们自己的算法层：五种风格化</w:t>
+      </w:r>
+    </w:p>
+    <w:p>
+      <w:pPr>
+        <w:shd w:val="clear" w:color="auto" w:fill="F4F4F4"/>
+        <w:spacing w:line="240" w:lineRule="auto" w:before="0" w:after="0"/>
+        <w:ind w:left="200"/>
+      </w:pPr>
+      <w:r>
+        <w:rPr>
+          <w:rFonts w:ascii="Consolas" w:hAnsi="Consolas" w:eastAsia="Consolas"/>
+          <w:color w:val="1F3864"/>
+          <w:sz w:val="16"/>
+        </w:rPr>
+        <w:t xml:space="preserve">    .THRESH     ( 8'd128 ),                   </w:t>
+      </w:r>
+      <w:r>
+        <w:rPr>
+          <w:rFonts w:ascii="Consolas" w:hAnsi="Consolas" w:eastAsia="Consolas"/>
+          <w:color w:val="2E7D32"/>
+          <w:sz w:val="16"/>
+        </w:rPr>
+        <w:t xml:space="preserve">// 老的二值化阈值；MODE 3 现在用固定五段，此处已不用</w:t>
+      </w:r>
+    </w:p>
+    <w:p>
+      <w:pPr>
+        <w:shd w:val="clear" w:color="auto" w:fill="F4F4F4"/>
+        <w:spacing w:line="240" w:lineRule="auto" w:before="0" w:after="0"/>
+        <w:ind w:left="200"/>
+      </w:pPr>
+      <w:r>
+        <w:rPr>
+          <w:rFonts w:ascii="Consolas" w:hAnsi="Consolas" w:eastAsia="Consolas"/>
+          <w:color w:val="1F3864"/>
+          <w:sz w:val="16"/>
+        </w:rPr>
+        <w:t xml:space="preserve">    .MODE_INIT  ( 3'd0   )                    </w:t>
+      </w:r>
+      <w:r>
+        <w:rPr>
+          <w:rFonts w:ascii="Consolas" w:hAnsi="Consolas" w:eastAsia="Consolas"/>
+          <w:color w:val="2E7D32"/>
+          <w:sz w:val="16"/>
+        </w:rPr>
+        <w:t xml:space="preserve">// 上电默认模式 0（原图直通）</w:t>
+      </w:r>
+    </w:p>
+    <w:p>
+      <w:pPr>
+        <w:shd w:val="clear" w:color="auto" w:fill="F4F4F4"/>
+        <w:spacing w:line="240" w:lineRule="auto" w:before="0" w:after="0"/>
+        <w:ind w:left="200"/>
+      </w:pPr>
+      <w:r>
+        <w:rPr>
+          <w:rFonts w:ascii="Consolas" w:hAnsi="Consolas" w:eastAsia="Consolas"/>
+          <w:color w:val="1F3864"/>
+          <w:sz w:val="16"/>
+        </w:rPr>
+        <w:t xml:space="preserve">) u_my_algo (</w:t>
+      </w:r>
+    </w:p>
+    <w:p>
+      <w:pPr>
+        <w:shd w:val="clear" w:color="auto" w:fill="F4F4F4"/>
+        <w:spacing w:line="240" w:lineRule="auto" w:before="0" w:after="0"/>
+        <w:ind w:left="200"/>
+      </w:pPr>
+      <w:r>
+        <w:rPr>
+          <w:rFonts w:ascii="Consolas" w:hAnsi="Consolas" w:eastAsia="Consolas"/>
+          <w:color w:val="1F3864"/>
+          <w:sz w:val="16"/>
+        </w:rPr>
+        <w:t xml:space="preserve">    .I_clk      ( axi4s_video_aclk ),         </w:t>
+      </w:r>
+      <w:r>
+        <w:rPr>
+          <w:rFonts w:ascii="Consolas" w:hAnsi="Consolas" w:eastAsia="Consolas"/>
+          <w:color w:val="2E7D32"/>
+          <w:sz w:val="16"/>
+        </w:rPr>
+        <w:t xml:space="preserve">// 时钟</w:t>
+      </w:r>
+    </w:p>
+    <w:p>
+      <w:pPr>
+        <w:shd w:val="clear" w:color="auto" w:fill="F4F4F4"/>
+        <w:spacing w:line="240" w:lineRule="auto" w:before="0" w:after="0"/>
+        <w:ind w:left="200"/>
+      </w:pPr>
+      <w:r>
+        <w:rPr>
+          <w:rFonts w:ascii="Consolas" w:hAnsi="Consolas" w:eastAsia="Consolas"/>
+          <w:color w:val="1F3864"/>
+          <w:sz w:val="16"/>
+        </w:rPr>
+        <w:t xml:space="preserve">    .I_rst_n    ( I_rst_n          ),         </w:t>
+      </w:r>
+      <w:r>
+        <w:rPr>
+          <w:rFonts w:ascii="Consolas" w:hAnsi="Consolas" w:eastAsia="Consolas"/>
+          <w:color w:val="2E7D32"/>
+          <w:sz w:val="16"/>
+        </w:rPr>
+        <w:t xml:space="preserve">// 复位</w:t>
+      </w:r>
+    </w:p>
+    <w:p>
+      <w:pPr>
+        <w:shd w:val="clear" w:color="auto" w:fill="F4F4F4"/>
+        <w:spacing w:line="240" w:lineRule="auto" w:before="0" w:after="0"/>
+        <w:ind w:left="200"/>
+      </w:pPr>
+      <w:r>
+        <w:rPr>
+          <w:rFonts w:ascii="Consolas" w:hAnsi="Consolas" w:eastAsia="Consolas"/>
+          <w:color w:val="1F3864"/>
+          <w:sz w:val="16"/>
+        </w:rPr>
+        <w:t xml:space="preserve">    </w:t>
+      </w:r>
+      <w:r>
+        <w:rPr>
+          <w:rFonts w:ascii="Consolas" w:hAnsi="Consolas" w:eastAsia="Consolas"/>
+          <w:color w:val="2E7D32"/>
+          <w:sz w:val="16"/>
+        </w:rPr>
+        <w:t xml:space="preserve">// 输入源是 isp_gamma 的输出，不是 awb —— 比原来多 2 拍延迟</w:t>
+      </w:r>
+    </w:p>
+    <w:p>
+      <w:pPr>
+        <w:shd w:val="clear" w:color="auto" w:fill="F4F4F4"/>
+        <w:spacing w:line="240" w:lineRule="auto" w:before="0" w:after="0"/>
+        <w:ind w:left="200"/>
+      </w:pPr>
+      <w:r>
+        <w:rPr>
+          <w:rFonts w:ascii="Consolas" w:hAnsi="Consolas" w:eastAsia="Consolas"/>
+          <w:color w:val="1F3864"/>
+          <w:sz w:val="16"/>
+        </w:rPr>
+        <w:t xml:space="preserve">    .I_tlast    ( gam_O_tlast      ),         </w:t>
+      </w:r>
+      <w:r>
+        <w:rPr>
+          <w:rFonts w:ascii="Consolas" w:hAnsi="Consolas" w:eastAsia="Consolas"/>
+          <w:color w:val="2E7D32"/>
+          <w:sz w:val="16"/>
+        </w:rPr>
+        <w:t xml:space="preserve">// 输入：帧末</w:t>
+      </w:r>
+    </w:p>
+    <w:p>
+      <w:pPr>
+        <w:shd w:val="clear" w:color="auto" w:fill="F4F4F4"/>
+        <w:spacing w:line="240" w:lineRule="auto" w:before="0" w:after="0"/>
+        <w:ind w:left="200"/>
+      </w:pPr>
+      <w:r>
+        <w:rPr>
+          <w:rFonts w:ascii="Consolas" w:hAnsi="Consolas" w:eastAsia="Consolas"/>
+          <w:color w:val="1F3864"/>
+          <w:sz w:val="16"/>
+        </w:rPr>
+        <w:t xml:space="preserve">    .I_tuser    ( gam_O_tuser      ),         </w:t>
+      </w:r>
+      <w:r>
+        <w:rPr>
+          <w:rFonts w:ascii="Consolas" w:hAnsi="Consolas" w:eastAsia="Consolas"/>
+          <w:color w:val="2E7D32"/>
+          <w:sz w:val="16"/>
+        </w:rPr>
+        <w:t xml:space="preserve">// 输入：帧开始</w:t>
+      </w:r>
+    </w:p>
+    <w:p>
+      <w:pPr>
+        <w:shd w:val="clear" w:color="auto" w:fill="F4F4F4"/>
+        <w:spacing w:line="240" w:lineRule="auto" w:before="0" w:after="0"/>
+        <w:ind w:left="200"/>
+      </w:pPr>
+      <w:r>
+        <w:rPr>
+          <w:rFonts w:ascii="Consolas" w:hAnsi="Consolas" w:eastAsia="Consolas"/>
+          <w:color w:val="1F3864"/>
+          <w:sz w:val="16"/>
+        </w:rPr>
+        <w:t xml:space="preserve">    .I_tdata    ( gam_O_tdata      ),         </w:t>
+      </w:r>
+      <w:r>
+        <w:rPr>
+          <w:rFonts w:ascii="Consolas" w:hAnsi="Consolas" w:eastAsia="Consolas"/>
+          <w:color w:val="2E7D32"/>
+          <w:sz w:val="16"/>
+        </w:rPr>
+        <w:t xml:space="preserve">// 输入：96 bit / 拍</w:t>
+      </w:r>
+    </w:p>
+    <w:p>
+      <w:pPr>
+        <w:shd w:val="clear" w:color="auto" w:fill="F4F4F4"/>
+        <w:spacing w:line="240" w:lineRule="auto" w:before="0" w:after="0"/>
+        <w:ind w:left="200"/>
+      </w:pPr>
+      <w:r>
+        <w:rPr>
+          <w:rFonts w:ascii="Consolas" w:hAnsi="Consolas" w:eastAsia="Consolas"/>
+          <w:color w:val="1F3864"/>
+          <w:sz w:val="16"/>
+        </w:rPr>
+        <w:t xml:space="preserve">    .I_tvalid   ( gam_O_tvalid     ),         </w:t>
+      </w:r>
+      <w:r>
+        <w:rPr>
+          <w:rFonts w:ascii="Consolas" w:hAnsi="Consolas" w:eastAsia="Consolas"/>
+          <w:color w:val="2E7D32"/>
+          <w:sz w:val="16"/>
+        </w:rPr>
+        <w:t xml:space="preserve">// 输入：有效</w:t>
+      </w:r>
+    </w:p>
+    <w:p>
+      <w:pPr>
+        <w:shd w:val="clear" w:color="auto" w:fill="F4F4F4"/>
+        <w:spacing w:line="240" w:lineRule="auto" w:before="0" w:after="0"/>
+        <w:ind w:left="200"/>
+      </w:pPr>
+      <w:r>
+        <w:rPr>
+          <w:rFonts w:ascii="Consolas" w:hAnsi="Consolas" w:eastAsia="Consolas"/>
+          <w:color w:val="1F3864"/>
+          <w:sz w:val="16"/>
+        </w:rPr>
+        <w:t xml:space="preserve">    .I_tready   ( algo_I_tready    ),         </w:t>
+      </w:r>
+      <w:r>
+        <w:rPr>
+          <w:rFonts w:ascii="Consolas" w:hAnsi="Consolas" w:eastAsia="Consolas"/>
+          <w:color w:val="2E7D32"/>
+          <w:sz w:val="16"/>
+        </w:rPr>
+        <w:t xml:space="preserve">// 我这级忙不忙</w:t>
+      </w:r>
+    </w:p>
+    <w:p>
+      <w:pPr>
+        <w:shd w:val="clear" w:color="auto" w:fill="F4F4F4"/>
+        <w:spacing w:line="240" w:lineRule="auto" w:before="0" w:after="0"/>
+        <w:ind w:left="200"/>
+      </w:pPr>
+      <w:r>
+        <w:rPr>
+          <w:rFonts w:ascii="Consolas" w:hAnsi="Consolas" w:eastAsia="Consolas"/>
+          <w:color w:val="1F3864"/>
+          <w:sz w:val="16"/>
+        </w:rPr>
+        <w:t xml:space="preserve">    .O_tdata    ( algo_O_tdata     ),         </w:t>
+      </w:r>
+      <w:r>
+        <w:rPr>
+          <w:rFonts w:ascii="Consolas" w:hAnsi="Consolas" w:eastAsia="Consolas"/>
+          <w:color w:val="2E7D32"/>
+          <w:sz w:val="16"/>
+        </w:rPr>
+        <w:t xml:space="preserve">// 输出：风格化之后的画面</w:t>
+      </w:r>
+    </w:p>
+    <w:p>
+      <w:pPr>
+        <w:shd w:val="clear" w:color="auto" w:fill="F4F4F4"/>
+        <w:spacing w:line="240" w:lineRule="auto" w:before="0" w:after="0"/>
+        <w:ind w:left="200"/>
+      </w:pPr>
+      <w:r>
+        <w:rPr>
+          <w:rFonts w:ascii="Consolas" w:hAnsi="Consolas" w:eastAsia="Consolas"/>
+          <w:color w:val="1F3864"/>
+          <w:sz w:val="16"/>
+        </w:rPr>
+        <w:t xml:space="preserve">    .O_tlast    ( algo_O_tlast     ),         </w:t>
+      </w:r>
+      <w:r>
+        <w:rPr>
+          <w:rFonts w:ascii="Consolas" w:hAnsi="Consolas" w:eastAsia="Consolas"/>
+          <w:color w:val="2E7D32"/>
+          <w:sz w:val="16"/>
+        </w:rPr>
+        <w:t xml:space="preserve">// 输出：帧末</w:t>
+      </w:r>
+    </w:p>
+    <w:p>
+      <w:pPr>
+        <w:shd w:val="clear" w:color="auto" w:fill="F4F4F4"/>
+        <w:spacing w:line="240" w:lineRule="auto" w:before="0" w:after="0"/>
+        <w:ind w:left="200"/>
+      </w:pPr>
+      <w:r>
+        <w:rPr>
+          <w:rFonts w:ascii="Consolas" w:hAnsi="Consolas" w:eastAsia="Consolas"/>
+          <w:color w:val="1F3864"/>
+          <w:sz w:val="16"/>
+        </w:rPr>
+        <w:t xml:space="preserve">    .O_tuser    ( algo_O_tuser     ),         </w:t>
+      </w:r>
+      <w:r>
+        <w:rPr>
+          <w:rFonts w:ascii="Consolas" w:hAnsi="Consolas" w:eastAsia="Consolas"/>
+          <w:color w:val="2E7D32"/>
+          <w:sz w:val="16"/>
+        </w:rPr>
+        <w:t xml:space="preserve">// 输出：帧开始</w:t>
+      </w:r>
+    </w:p>
+    <w:p>
+      <w:pPr>
+        <w:shd w:val="clear" w:color="auto" w:fill="F4F4F4"/>
+        <w:spacing w:line="240" w:lineRule="auto" w:before="0" w:after="0"/>
+        <w:ind w:left="200"/>
+      </w:pPr>
+      <w:r>
+        <w:rPr>
+          <w:rFonts w:ascii="Consolas" w:hAnsi="Consolas" w:eastAsia="Consolas"/>
+          <w:color w:val="1F3864"/>
+          <w:sz w:val="16"/>
+        </w:rPr>
+        <w:t xml:space="preserve">    .O_tvalid   ( algo_O_tvalid    ),         </w:t>
+      </w:r>
+      <w:r>
+        <w:rPr>
+          <w:rFonts w:ascii="Consolas" w:hAnsi="Consolas" w:eastAsia="Consolas"/>
+          <w:color w:val="2E7D32"/>
+          <w:sz w:val="16"/>
+        </w:rPr>
+        <w:t xml:space="preserve">// 输出：有效</w:t>
+      </w:r>
+    </w:p>
+    <w:p>
+      <w:pPr>
+        <w:shd w:val="clear" w:color="auto" w:fill="F4F4F4"/>
+        <w:spacing w:line="240" w:lineRule="auto" w:before="0" w:after="0"/>
+        <w:ind w:left="200"/>
+      </w:pPr>
+      <w:r>
+        <w:rPr>
+          <w:rFonts w:ascii="Consolas" w:hAnsi="Consolas" w:eastAsia="Consolas"/>
+          <w:color w:val="1F3864"/>
+          <w:sz w:val="16"/>
+        </w:rPr>
+        <w:t xml:space="preserve">    .O_tready   ( O_tready         ),         </w:t>
+      </w:r>
+      <w:r>
+        <w:rPr>
+          <w:rFonts w:ascii="Consolas" w:hAnsi="Consolas" w:eastAsia="Consolas"/>
+          <w:color w:val="2E7D32"/>
+          <w:sz w:val="16"/>
+        </w:rPr>
+        <w:t xml:space="preserve">// 输入：整条 ISP 的出口反压，一直给 1</w:t>
+      </w:r>
+    </w:p>
+    <w:p>
+      <w:pPr>
+        <w:shd w:val="clear" w:color="auto" w:fill="F4F4F4"/>
+        <w:spacing w:line="240" w:lineRule="auto" w:before="0" w:after="0"/>
+        <w:ind w:left="200"/>
+      </w:pPr>
+      <w:r>
+        <w:rPr>
+          <w:rFonts w:ascii="Consolas" w:hAnsi="Consolas" w:eastAsia="Consolas"/>
+          <w:color w:val="1F3864"/>
+          <w:sz w:val="16"/>
+        </w:rPr>
+        <w:t xml:space="preserve">    .I_mode     ( I_algo_mode      )          </w:t>
+      </w:r>
+      <w:r>
+        <w:rPr>
+          <w:rFonts w:ascii="Consolas" w:hAnsi="Consolas" w:eastAsia="Consolas"/>
+          <w:color w:val="2E7D32"/>
+          <w:sz w:val="16"/>
+        </w:rPr>
+        <w:t xml:space="preserve">// ★输入★ 3 bit 模式号，由按键 K1~K4 实时给</w:t>
+      </w:r>
+    </w:p>
+    <w:p>
+      <w:pPr>
+        <w:shd w:val="clear" w:color="auto" w:fill="F4F4F4"/>
+        <w:spacing w:line="240" w:lineRule="auto" w:before="0" w:after="0"/>
+        <w:ind w:left="200"/>
+      </w:pPr>
+      <w:r>
+        <w:rPr>
+          <w:rFonts w:ascii="Consolas" w:hAnsi="Consolas" w:eastAsia="Consolas"/>
+          <w:color w:val="1F3864"/>
+          <w:sz w:val="16"/>
+        </w:rPr>
+        <w:t xml:space="preserve">);</w:t>
       </w:r>
     </w:p>
     <w:p>
@@ -5788,23 +9482,229 @@
           <w:color w:val="7A4A00"/>
           <w:sz w:val="17"/>
         </w:rPr>
-        <w:t>▎hdl_source\isp\isp_top.v  第 402~402 行</w:t>
+        <w:t>▎hdl_source\isp\isp_top.v  第 402~413 行</w:t>
       </w:r>
     </w:p>
     <w:p>
       <w:pPr>
         <w:shd w:val="clear" w:color="auto" w:fill="F4F4F4"/>
-        <w:spacing w:before="0" w:after="0" w:line="240" w:lineRule="auto"/>
-        <w:ind w:left="200" w:right="120"/>
-      </w:pPr>
-      <w:r>
-        <w:rPr>
-          <w:rFonts w:ascii="Consolas" w:hAnsi="Consolas" w:eastAsia="Consolas"/>
-          <w:b w:val="0"/>
-          <w:i w:val="0"/>
-          <w:sz w:val="17"/>
-        </w:rPr>
-        <w:t>data_96bit_to_128bit u_data_96bit_to_128bit(</w:t>
+        <w:spacing w:line="240" w:lineRule="auto" w:before="0" w:after="0"/>
+        <w:ind w:left="200"/>
+      </w:pPr>
+      <w:r>
+        <w:rPr>
+          <w:rFonts w:ascii="Consolas" w:hAnsi="Consolas" w:eastAsia="Consolas"/>
+          <w:color w:val="1F3864"/>
+          <w:sz w:val="16"/>
+        </w:rPr>
+        <w:t xml:space="preserve">data_96bit_to_128bit u_data_96bit_to_128bit(  </w:t>
+      </w:r>
+      <w:r>
+        <w:rPr>
+          <w:rFonts w:ascii="Consolas" w:hAnsi="Consolas" w:eastAsia="Consolas"/>
+          <w:color w:val="2E7D32"/>
+          <w:sz w:val="16"/>
+        </w:rPr>
+        <w:t xml:space="preserve">// 96 bit/拍 → 128 bit/拍（最后一道位宽转换）</w:t>
+      </w:r>
+    </w:p>
+    <w:p>
+      <w:pPr>
+        <w:shd w:val="clear" w:color="auto" w:fill="F4F4F4"/>
+        <w:spacing w:line="240" w:lineRule="auto" w:before="0" w:after="0"/>
+        <w:ind w:left="200"/>
+      </w:pPr>
+      <w:r>
+        <w:rPr>
+          <w:rFonts w:ascii="Consolas" w:hAnsi="Consolas" w:eastAsia="Consolas"/>
+          <w:color w:val="1F3864"/>
+          <w:sz w:val="16"/>
+        </w:rPr>
+        <w:t xml:space="preserve">    .I_clk              ( axi4s_video_aclk  ),</w:t>
+      </w:r>
+      <w:r>
+        <w:rPr>
+          <w:rFonts w:ascii="Consolas" w:hAnsi="Consolas" w:eastAsia="Consolas"/>
+          <w:color w:val="2E7D32"/>
+          <w:sz w:val="16"/>
+        </w:rPr>
+        <w:t xml:space="preserve">// 时钟</w:t>
+      </w:r>
+    </w:p>
+    <w:p>
+      <w:pPr>
+        <w:shd w:val="clear" w:color="auto" w:fill="F4F4F4"/>
+        <w:spacing w:line="240" w:lineRule="auto" w:before="0" w:after="0"/>
+        <w:ind w:left="200"/>
+      </w:pPr>
+      <w:r>
+        <w:rPr>
+          <w:rFonts w:ascii="Consolas" w:hAnsi="Consolas" w:eastAsia="Consolas"/>
+          <w:color w:val="1F3864"/>
+          <w:sz w:val="16"/>
+        </w:rPr>
+        <w:t xml:space="preserve">    .I_rst_n            ( I_rst_n           ),</w:t>
+      </w:r>
+      <w:r>
+        <w:rPr>
+          <w:rFonts w:ascii="Consolas" w:hAnsi="Consolas" w:eastAsia="Consolas"/>
+          <w:color w:val="2E7D32"/>
+          <w:sz w:val="16"/>
+        </w:rPr>
+        <w:t xml:space="preserve">// 复位</w:t>
+      </w:r>
+    </w:p>
+    <w:p>
+      <w:pPr>
+        <w:shd w:val="clear" w:color="auto" w:fill="F4F4F4"/>
+        <w:spacing w:line="240" w:lineRule="auto" w:before="0" w:after="0"/>
+        <w:ind w:left="200"/>
+      </w:pPr>
+      <w:r>
+        <w:rPr>
+          <w:rFonts w:ascii="Consolas" w:hAnsi="Consolas" w:eastAsia="Consolas"/>
+          <w:color w:val="1F3864"/>
+          <w:sz w:val="16"/>
+        </w:rPr>
+        <w:t xml:space="preserve">    .I_96b_frame_start  ( algo_O_tuser      ),</w:t>
+      </w:r>
+      <w:r>
+        <w:rPr>
+          <w:rFonts w:ascii="Consolas" w:hAnsi="Consolas" w:eastAsia="Consolas"/>
+          <w:color w:val="2E7D32"/>
+          <w:sz w:val="16"/>
+        </w:rPr>
+        <w:t xml:space="preserve">// 输入：帧开始（来自 my_algo 输出）</w:t>
+      </w:r>
+    </w:p>
+    <w:p>
+      <w:pPr>
+        <w:shd w:val="clear" w:color="auto" w:fill="F4F4F4"/>
+        <w:spacing w:line="240" w:lineRule="auto" w:before="0" w:after="0"/>
+        <w:ind w:left="200"/>
+      </w:pPr>
+      <w:r>
+        <w:rPr>
+          <w:rFonts w:ascii="Consolas" w:hAnsi="Consolas" w:eastAsia="Consolas"/>
+          <w:color w:val="1F3864"/>
+          <w:sz w:val="16"/>
+        </w:rPr>
+        <w:t xml:space="preserve">    .I_96b_valid        ( algo_O_tvalid     ),</w:t>
+      </w:r>
+      <w:r>
+        <w:rPr>
+          <w:rFonts w:ascii="Consolas" w:hAnsi="Consolas" w:eastAsia="Consolas"/>
+          <w:color w:val="2E7D32"/>
+          <w:sz w:val="16"/>
+        </w:rPr>
+        <w:t xml:space="preserve">// 输入：有效</w:t>
+      </w:r>
+    </w:p>
+    <w:p>
+      <w:pPr>
+        <w:shd w:val="clear" w:color="auto" w:fill="F4F4F4"/>
+        <w:spacing w:line="240" w:lineRule="auto" w:before="0" w:after="0"/>
+        <w:ind w:left="200"/>
+      </w:pPr>
+      <w:r>
+        <w:rPr>
+          <w:rFonts w:ascii="Consolas" w:hAnsi="Consolas" w:eastAsia="Consolas"/>
+          <w:color w:val="1F3864"/>
+          <w:sz w:val="16"/>
+        </w:rPr>
+        <w:t xml:space="preserve">    .I_96b_data         ( algo_O_tdata      ),</w:t>
+      </w:r>
+      <w:r>
+        <w:rPr>
+          <w:rFonts w:ascii="Consolas" w:hAnsi="Consolas" w:eastAsia="Consolas"/>
+          <w:color w:val="2E7D32"/>
+          <w:sz w:val="16"/>
+        </w:rPr>
+        <w:t xml:space="preserve">// 输入：96 bit 数据</w:t>
+      </w:r>
+    </w:p>
+    <w:p>
+      <w:pPr>
+        <w:shd w:val="clear" w:color="auto" w:fill="F4F4F4"/>
+        <w:spacing w:line="240" w:lineRule="auto" w:before="0" w:after="0"/>
+        <w:ind w:left="200"/>
+      </w:pPr>
+      <w:r>
+        <w:rPr>
+          <w:rFonts w:ascii="Consolas" w:hAnsi="Consolas" w:eastAsia="Consolas"/>
+          <w:color w:val="1F3864"/>
+          <w:sz w:val="16"/>
+        </w:rPr>
+        <w:t xml:space="preserve">    .O_128b_frame_start ( awb_O_tuser_128   ),</w:t>
+      </w:r>
+      <w:r>
+        <w:rPr>
+          <w:rFonts w:ascii="Consolas" w:hAnsi="Consolas" w:eastAsia="Consolas"/>
+          <w:color w:val="2E7D32"/>
+          <w:sz w:val="16"/>
+        </w:rPr>
+        <w:t xml:space="preserve">// 输出：帧开始（给 OSD 与 HDMI）</w:t>
+      </w:r>
+    </w:p>
+    <w:p>
+      <w:pPr>
+        <w:shd w:val="clear" w:color="auto" w:fill="F4F4F4"/>
+        <w:spacing w:line="240" w:lineRule="auto" w:before="0" w:after="0"/>
+        <w:ind w:left="200"/>
+      </w:pPr>
+      <w:r>
+        <w:rPr>
+          <w:rFonts w:ascii="Consolas" w:hAnsi="Consolas" w:eastAsia="Consolas"/>
+          <w:color w:val="1F3864"/>
+          <w:sz w:val="16"/>
+        </w:rPr>
+        <w:t xml:space="preserve">    .O_128b_valid       ( awb_O_tvalid_128  ),</w:t>
+      </w:r>
+      <w:r>
+        <w:rPr>
+          <w:rFonts w:ascii="Consolas" w:hAnsi="Consolas" w:eastAsia="Consolas"/>
+          <w:color w:val="2E7D32"/>
+          <w:sz w:val="16"/>
+        </w:rPr>
+        <w:t xml:space="preserve">// 输出：有效，注意节奏变成「4 拍输入 → 3 拍输出」</w:t>
+      </w:r>
+    </w:p>
+    <w:p>
+      <w:pPr>
+        <w:shd w:val="clear" w:color="auto" w:fill="F4F4F4"/>
+        <w:spacing w:line="240" w:lineRule="auto" w:before="0" w:after="0"/>
+        <w:ind w:left="200"/>
+      </w:pPr>
+      <w:r>
+        <w:rPr>
+          <w:rFonts w:ascii="Consolas" w:hAnsi="Consolas" w:eastAsia="Consolas"/>
+          <w:color w:val="1F3864"/>
+          <w:sz w:val="16"/>
+        </w:rPr>
+        <w:t xml:space="preserve">    .O_128b_data        ( awb_O_tdata_128   ) </w:t>
+      </w:r>
+      <w:r>
+        <w:rPr>
+          <w:rFonts w:ascii="Consolas" w:hAnsi="Consolas" w:eastAsia="Consolas"/>
+          <w:color w:val="2E7D32"/>
+          <w:sz w:val="16"/>
+        </w:rPr>
+        <w:t xml:space="preserve">// 输出：128 bit（3 个 128 = 4 个 96，凑齐 16 像素）</w:t>
+      </w:r>
+    </w:p>
+    <w:p>
+      <w:pPr>
+        <w:shd w:val="clear" w:color="auto" w:fill="F4F4F4"/>
+        <w:spacing w:line="240" w:lineRule="auto" w:before="0" w:after="0"/>
+        <w:ind w:left="200"/>
+      </w:pPr>
+      <w:r>
+        <w:rPr>
+          <w:rFonts w:ascii="Consolas" w:hAnsi="Consolas" w:eastAsia="Consolas"/>
+          <w:color w:val="1F3864"/>
+          <w:sz w:val="16"/>
+        </w:rPr>
+        <w:t xml:space="preserve">);</w:t>
       </w:r>
     </w:p>
     <w:p>
@@ -5836,6 +9736,59 @@
           <w:sz w:val="25"/>
         </w:rPr>
         <w:t>2.2 三个必须搞清楚的接口细节</w:t>
+      </w:r>
+    </w:p>
+    <w:p>
+      <w:pPr>
+        <w:spacing w:line="331" w:lineRule="auto" w:before="0" w:after="80"/>
+        <w:ind w:firstLine="420"/>
+      </w:pPr>
+      <w:r>
+        <w:rPr>
+          <w:rFonts w:ascii="Times New Roman" w:hAnsi="Times New Roman" w:eastAsia="宋体"/>
+          <w:sz w:val="21"/>
+        </w:rPr>
+        <w:t xml:space="preserve">位宽反复变不是设计得啰嗦，是被「一拍 4 像素」这个前提逼出来的。</w:t>
+      </w:r>
+    </w:p>
+    <w:p>
+      <w:pPr>
+        <w:spacing w:before="80" w:after="40"/>
+        <w:jc w:val="center"/>
+      </w:pPr>
+      <w:r>
+        <w:drawing>
+          <wp:inline xmlns:a="http://schemas.openxmlformats.org/drawingml/2006/main" xmlns:pic="http://schemas.openxmlformats.org/drawingml/2006/picture">
+            <wp:extent cx="5616000" cy="1789916"/>
+            <wp:docPr id="2" name="Picture 2"/>
+            <wp:cNvGraphicFramePr>
+              <a:graphicFrameLocks noChangeAspect="1"/>
+            </wp:cNvGraphicFramePr>
+            <a:graphic>
+              <a:graphicData uri="http://schemas.openxmlformats.org/drawingml/2006/picture">
+                <pic:pic>
+                  <pic:nvPicPr>
+                    <pic:cNvPr id="0" name="fig2_bitwidth.png"/>
+                    <pic:cNvPicPr/>
+                  </pic:nvPicPr>
+                  <pic:blipFill>
+                    <a:blip r:embed="rId10"/>
+                    <a:stretch>
+                      <a:fillRect/>
+                    </a:stretch>
+                  </pic:blipFill>
+                  <pic:spPr>
+                    <a:xfrm>
+                      <a:off x="0" y="0"/>
+                      <a:ext cx="5616000" cy="1789916"/>
+                    </a:xfrm>
+                    <a:prstGeom prst="rect"/>
+                  </pic:spPr>
+                </pic:pic>
+              </a:graphicData>
+            </a:graphic>
+          </wp:inline>
+        </w:drawing>
       </w:r>
     </w:p>
     <w:p>
@@ -6894,6 +10847,59 @@
     </w:p>
     <w:p>
       <w:pPr>
+        <w:spacing w:line="331" w:lineRule="auto" w:before="0" w:after="80"/>
+        <w:ind w:firstLine="420"/>
+      </w:pPr>
+      <w:r>
+        <w:rPr>
+          <w:rFonts w:ascii="Times New Roman" w:hAnsi="Times New Roman" w:eastAsia="宋体"/>
+          <w:sz w:val="21"/>
+        </w:rPr>
+        <w:t xml:space="preserve">图里每个方块下面的小字就是「为什么必须在这个位置」，比背顺序有用。</w:t>
+      </w:r>
+    </w:p>
+    <w:p>
+      <w:pPr>
+        <w:spacing w:before="80" w:after="40"/>
+        <w:jc w:val="center"/>
+      </w:pPr>
+      <w:r>
+        <w:drawing>
+          <wp:inline xmlns:a="http://schemas.openxmlformats.org/drawingml/2006/main" xmlns:pic="http://schemas.openxmlformats.org/drawingml/2006/picture">
+            <wp:extent cx="5616000" cy="1930925"/>
+            <wp:docPr id="1" name="Picture 1"/>
+            <wp:cNvGraphicFramePr>
+              <a:graphicFrameLocks noChangeAspect="1"/>
+            </wp:cNvGraphicFramePr>
+            <a:graphic>
+              <a:graphicData uri="http://schemas.openxmlformats.org/drawingml/2006/picture">
+                <pic:pic>
+                  <pic:nvPicPr>
+                    <pic:cNvPr id="0" name="fig3_isp.png"/>
+                    <pic:cNvPicPr/>
+                  </pic:nvPicPr>
+                  <pic:blipFill>
+                    <a:blip r:embed="rId9"/>
+                    <a:stretch>
+                      <a:fillRect/>
+                    </a:stretch>
+                  </pic:blipFill>
+                  <pic:spPr>
+                    <a:xfrm>
+                      <a:off x="0" y="0"/>
+                      <a:ext cx="5616000" cy="1930925"/>
+                    </a:xfrm>
+                    <a:prstGeom prst="rect"/>
+                  </pic:spPr>
+                </pic:pic>
+              </a:graphicData>
+            </a:graphic>
+          </wp:inline>
+        </w:drawing>
+      </w:r>
+    </w:p>
+    <w:p>
+      <w:pPr>
         <w:spacing w:before="0" w:after="80" w:line="331" w:lineRule="auto"/>
         <w:ind w:firstLine="420"/>
       </w:pPr>
@@ -14384,6 +18390,59 @@
           <w:sz w:val="25"/>
         </w:rPr>
         <w:t>6.1 为什么是「块级」而不是「像素级」</w:t>
+      </w:r>
+    </w:p>
+    <w:p>
+      <w:pPr>
+        <w:spacing w:line="331" w:lineRule="auto" w:before="0" w:after="80"/>
+        <w:ind w:firstLine="420"/>
+      </w:pPr>
+      <w:r>
+        <w:rPr>
+          <w:rFonts w:ascii="Times New Roman" w:hAnsi="Times New Roman" w:eastAsia="宋体"/>
+          <w:sz w:val="21"/>
+        </w:rPr>
+        <w:t xml:space="preserve">左边是运动检测的 144 个块怎么切；右边是八层 OSD 谁压谁。</w:t>
+      </w:r>
+    </w:p>
+    <w:p>
+      <w:pPr>
+        <w:spacing w:before="80" w:after="40"/>
+        <w:jc w:val="center"/>
+      </w:pPr>
+      <w:r>
+        <w:drawing>
+          <wp:inline xmlns:a="http://schemas.openxmlformats.org/drawingml/2006/main" xmlns:pic="http://schemas.openxmlformats.org/drawingml/2006/picture">
+            <wp:extent cx="5616000" cy="2372552"/>
+            <wp:docPr id="1" name="Picture 1"/>
+            <wp:cNvGraphicFramePr>
+              <a:graphicFrameLocks noChangeAspect="1"/>
+            </wp:cNvGraphicFramePr>
+            <a:graphic>
+              <a:graphicData uri="http://schemas.openxmlformats.org/drawingml/2006/picture">
+                <pic:pic>
+                  <pic:nvPicPr>
+                    <pic:cNvPr id="0" name="fig4_blocks_osd.png"/>
+                    <pic:cNvPicPr/>
+                  </pic:nvPicPr>
+                  <pic:blipFill>
+                    <a:blip r:embed="rId9"/>
+                    <a:stretch>
+                      <a:fillRect/>
+                    </a:stretch>
+                  </pic:blipFill>
+                  <pic:spPr>
+                    <a:xfrm>
+                      <a:off x="0" y="0"/>
+                      <a:ext cx="5616000" cy="2372552"/>
+                    </a:xfrm>
+                    <a:prstGeom prst="rect"/>
+                  </pic:spPr>
+                </pic:pic>
+              </a:graphicData>
+            </a:graphic>
+          </wp:inline>
+        </w:drawing>
       </w:r>
     </w:p>
     <w:p>
